--- a/docs/Leave_Management_System_Assessment_Documentation.docx
+++ b/docs/Leave_Management_System_Assessment_Documentation.docx
@@ -2,17 +2,38 @@
 <file path=word/document.xml><?xml version="1.0" encoding="utf-8"?>
 <w:document xmlns:wpc="http://schemas.microsoft.com/office/word/2010/wordprocessingCanvas" xmlns:cx="http://schemas.microsoft.com/office/drawing/2014/chartex" xmlns:cx1="http://schemas.microsoft.com/office/drawing/2015/9/8/chartex" xmlns:cx2="http://schemas.microsoft.com/office/drawing/2015/10/21/chartex" xmlns:cx3="http://schemas.microsoft.com/office/drawing/2016/5/9/chartex" xmlns:cx4="http://schemas.microsoft.com/office/drawing/2016/5/10/chartex" xmlns:cx5="http://schemas.microsoft.com/office/drawing/2016/5/11/chartex" xmlns:cx6="http://schemas.microsoft.com/office/drawing/2016/5/12/chartex" xmlns:cx7="http://schemas.microsoft.com/office/drawing/2016/5/13/chartex" xmlns:cx8="http://schemas.microsoft.com/office/drawing/2016/5/14/chartex" xmlns:mc="http://schemas.openxmlformats.org/markup-compatibility/2006" xmlns:aink="http://schemas.microsoft.com/office/drawing/2016/ink" xmlns:am3d="http://schemas.microsoft.com/office/drawing/2017/model3d" xmlns:o="urn:schemas-microsoft-com:office:office" xmlns:oel="http://schemas.microsoft.com/office/2019/extlst" xmlns:r="http://schemas.openxmlformats.org/officeDocument/2006/relationships" xmlns:m="http://schemas.openxmlformats.org/officeDocument/2006/math" xmlns:v="urn:schemas-microsoft-com:vml" xmlns:wp14="http://schemas.microsoft.com/office/word/2010/wordprocessingDrawing" xmlns:wp="http://schemas.openxmlformats.org/drawingml/2006/wordprocessingDrawing" xmlns:w10="urn:schemas-microsoft-com:office:word" xmlns:w="http://schemas.openxmlformats.org/wordprocessingml/2006/main" xmlns:w14="http://schemas.microsoft.com/office/word/2010/wordml" xmlns:w15="http://schemas.microsoft.com/office/word/2012/wordml" xmlns:w16cei="http://schemas.microsoft.com/office/word/2026/wordml/cei" xmlns:w16cex="http://schemas.microsoft.com/office/word/2018/wordml/cex" xmlns:w16cid="http://schemas.microsoft.com/office/word/2016/wordml/cid" xmlns:w16="http://schemas.microsoft.com/office/word/2018/wordml" xmlns:w16du="http://schemas.microsoft.com/office/word/2023/wordml/word16du" xmlns:w16sdtdh="http://schemas.microsoft.com/office/word/2020/wordml/sdtdatahash" xmlns:w16sdtfl="http://schemas.microsoft.com/office/word/2024/wordml/sdtformatlock" xmlns:w16se="http://schemas.microsoft.com/office/word/2015/wordml/symex" xmlns:wpg="http://schemas.microsoft.com/office/word/2010/wordprocessingGroup" xmlns:wpi="http://schemas.microsoft.com/office/word/2010/wordprocessingInk" xmlns:wne="http://schemas.microsoft.com/office/word/2006/wordml" xmlns:wps="http://schemas.microsoft.com/office/word/2010/wordprocessingShape" mc:Ignorable="w14 w15 w16se w16cid w16 w16cex w16sdtdh w16sdtfl w16du wp14">
   <w:body>
-    <w:p/>
-    <w:p/>
-    <w:p/>
+    <w:p>
+      <w:pPr>
+        <w:rPr>
+          <w:rFonts w:ascii="Times New Roman" w:hAnsi="Times New Roman" w:cs="Times New Roman"/>
+        </w:rPr>
+      </w:pPr>
+    </w:p>
+    <w:p>
+      <w:pPr>
+        <w:rPr>
+          <w:rFonts w:ascii="Times New Roman" w:hAnsi="Times New Roman" w:cs="Times New Roman"/>
+        </w:rPr>
+      </w:pPr>
+    </w:p>
+    <w:p>
+      <w:pPr>
+        <w:rPr>
+          <w:rFonts w:ascii="Times New Roman" w:hAnsi="Times New Roman" w:cs="Times New Roman"/>
+        </w:rPr>
+      </w:pPr>
+    </w:p>
     <w:p>
       <w:pPr>
         <w:spacing w:after="160"/>
         <w:jc w:val="center"/>
+        <w:rPr>
+          <w:rFonts w:ascii="Times New Roman" w:hAnsi="Times New Roman" w:cs="Times New Roman"/>
+        </w:rPr>
       </w:pPr>
       <w:r>
         <w:rPr>
-          <w:rFonts w:cs="Calibri"/>
+          <w:rFonts w:ascii="Times New Roman" w:hAnsi="Times New Roman" w:cs="Times New Roman"/>
           <w:b/>
           <w:bCs/>
           <w:color w:val="0F2742"/>
@@ -26,14 +47,14 @@
         <w:spacing w:after="560"/>
         <w:jc w:val="center"/>
         <w:rPr>
-          <w:rFonts w:cs="Calibri"/>
+          <w:rFonts w:ascii="Times New Roman" w:hAnsi="Times New Roman" w:cs="Times New Roman"/>
           <w:color w:val="64748B"/>
           <w:sz w:val="28"/>
         </w:rPr>
       </w:pPr>
       <w:r>
         <w:rPr>
-          <w:rFonts w:cs="Calibri"/>
+          <w:rFonts w:ascii="Times New Roman" w:hAnsi="Times New Roman" w:cs="Times New Roman"/>
           <w:color w:val="64748B"/>
           <w:sz w:val="28"/>
         </w:rPr>
@@ -41,7 +62,7 @@
       </w:r>
       <w:r>
         <w:rPr>
-          <w:rFonts w:cs="Calibri"/>
+          <w:rFonts w:ascii="Times New Roman" w:hAnsi="Times New Roman" w:cs="Times New Roman"/>
           <w:color w:val="64748B"/>
           <w:sz w:val="28"/>
         </w:rPr>
@@ -52,6 +73,9 @@
       <w:pPr>
         <w:spacing w:after="560"/>
         <w:jc w:val="center"/>
+        <w:rPr>
+          <w:rFonts w:ascii="Times New Roman" w:hAnsi="Times New Roman" w:cs="Times New Roman"/>
+        </w:rPr>
       </w:pPr>
     </w:p>
     <w:p>
@@ -60,12 +84,12 @@
         <w:ind w:left="792" w:right="792"/>
         <w:jc w:val="center"/>
         <w:rPr>
-          <w:rFonts w:cs="Calibri"/>
+          <w:rFonts w:ascii="Times New Roman" w:hAnsi="Times New Roman" w:cs="Times New Roman"/>
         </w:rPr>
       </w:pPr>
       <w:r>
         <w:rPr>
-          <w:rFonts w:cs="Calibri"/>
+          <w:rFonts w:ascii="Times New Roman" w:hAnsi="Times New Roman" w:cs="Times New Roman"/>
         </w:rPr>
         <w:t>A role-based, responsive application for employee leave requests, manager approvals, and administrative account management.</w:t>
       </w:r>
@@ -75,6 +99,9 @@
         <w:spacing w:after="680"/>
         <w:ind w:left="792" w:right="792"/>
         <w:jc w:val="center"/>
+        <w:rPr>
+          <w:rFonts w:ascii="Times New Roman" w:hAnsi="Times New Roman" w:cs="Times New Roman"/>
+        </w:rPr>
       </w:pPr>
     </w:p>
     <w:tbl>
@@ -105,9 +132,14 @@
             <w:vAlign w:val="center"/>
           </w:tcPr>
           <w:p>
+            <w:pPr>
+              <w:rPr>
+                <w:rFonts w:ascii="Times New Roman" w:hAnsi="Times New Roman" w:cs="Times New Roman"/>
+              </w:rPr>
+            </w:pPr>
             <w:r>
               <w:rPr>
-                <w:rFonts w:cs="Calibri"/>
+                <w:rFonts w:ascii="Times New Roman" w:hAnsi="Times New Roman" w:cs="Times New Roman"/>
                 <w:b/>
                 <w:bCs/>
               </w:rPr>
@@ -127,9 +159,14 @@
             <w:vAlign w:val="center"/>
           </w:tcPr>
           <w:p>
+            <w:pPr>
+              <w:rPr>
+                <w:rFonts w:ascii="Times New Roman" w:hAnsi="Times New Roman" w:cs="Times New Roman"/>
+              </w:rPr>
+            </w:pPr>
             <w:r>
               <w:rPr>
-                <w:rFonts w:cs="Calibri"/>
+                <w:rFonts w:ascii="Times New Roman" w:hAnsi="Times New Roman" w:cs="Times New Roman"/>
               </w:rPr>
               <w:t>Leave Management System</w:t>
             </w:r>
@@ -153,9 +190,14 @@
             <w:vAlign w:val="center"/>
           </w:tcPr>
           <w:p>
+            <w:pPr>
+              <w:rPr>
+                <w:rFonts w:ascii="Times New Roman" w:hAnsi="Times New Roman" w:cs="Times New Roman"/>
+              </w:rPr>
+            </w:pPr>
             <w:r>
               <w:rPr>
-                <w:rFonts w:cs="Calibri"/>
+                <w:rFonts w:ascii="Times New Roman" w:hAnsi="Times New Roman" w:cs="Times New Roman"/>
                 <w:b/>
                 <w:bCs/>
               </w:rPr>
@@ -175,9 +217,14 @@
             <w:vAlign w:val="center"/>
           </w:tcPr>
           <w:p>
+            <w:pPr>
+              <w:rPr>
+                <w:rFonts w:ascii="Times New Roman" w:hAnsi="Times New Roman" w:cs="Times New Roman"/>
+              </w:rPr>
+            </w:pPr>
             <w:r>
               <w:rPr>
-                <w:rFonts w:cs="Calibri"/>
+                <w:rFonts w:ascii="Times New Roman" w:hAnsi="Times New Roman" w:cs="Times New Roman"/>
               </w:rPr>
               <w:t>Go, PostgreSQL / Supabase, React</w:t>
             </w:r>
@@ -201,9 +248,14 @@
             <w:vAlign w:val="center"/>
           </w:tcPr>
           <w:p>
+            <w:pPr>
+              <w:rPr>
+                <w:rFonts w:ascii="Times New Roman" w:hAnsi="Times New Roman" w:cs="Times New Roman"/>
+              </w:rPr>
+            </w:pPr>
             <w:r>
               <w:rPr>
-                <w:rFonts w:cs="Calibri"/>
+                <w:rFonts w:ascii="Times New Roman" w:hAnsi="Times New Roman" w:cs="Times New Roman"/>
                 <w:b/>
                 <w:bCs/>
               </w:rPr>
@@ -223,9 +275,14 @@
             <w:vAlign w:val="center"/>
           </w:tcPr>
           <w:p>
+            <w:pPr>
+              <w:rPr>
+                <w:rFonts w:ascii="Times New Roman" w:hAnsi="Times New Roman" w:cs="Times New Roman"/>
+              </w:rPr>
+            </w:pPr>
             <w:r>
               <w:rPr>
-                <w:rFonts w:cs="Calibri"/>
+                <w:rFonts w:ascii="Times New Roman" w:hAnsi="Times New Roman" w:cs="Times New Roman"/>
               </w:rPr>
               <w:t>30 July 2026</w:t>
             </w:r>
@@ -236,23 +293,34 @@
     <w:p>
       <w:pPr>
         <w:pageBreakBefore/>
+        <w:rPr>
+          <w:rFonts w:ascii="Times New Roman" w:hAnsi="Times New Roman" w:cs="Times New Roman"/>
+        </w:rPr>
       </w:pPr>
     </w:p>
     <w:p>
       <w:pPr>
         <w:pStyle w:val="Heading1"/>
+        <w:rPr>
+          <w:rFonts w:ascii="Times New Roman" w:hAnsi="Times New Roman" w:cs="Times New Roman"/>
+        </w:rPr>
       </w:pPr>
       <w:r>
         <w:rPr>
-          <w:rFonts w:cs="Calibri"/>
+          <w:rFonts w:ascii="Times New Roman" w:hAnsi="Times New Roman" w:cs="Times New Roman"/>
         </w:rPr>
         <w:t>1. Executive Summary</w:t>
       </w:r>
     </w:p>
     <w:p>
+      <w:pPr>
+        <w:rPr>
+          <w:rFonts w:ascii="Times New Roman" w:hAnsi="Times New Roman" w:cs="Times New Roman"/>
+        </w:rPr>
+      </w:pPr>
       <w:r>
         <w:rPr>
-          <w:rFonts w:cs="Calibri"/>
+          <w:rFonts w:ascii="Times New Roman" w:hAnsi="Times New Roman" w:cs="Times New Roman"/>
         </w:rPr>
         <w:t>The Leave Management System is a compact, role-based web application that supports three core workflows: employees submit and track leave, managers review requests from their assigned team, and administrators maintain accounts, reporting relationships, and yearly balances. The deployed application runs as a single Go server with an embedded React frontend and a Supabase-backed PostgreSQL database.</w:t>
       </w:r>
@@ -260,434 +328,21 @@
     <w:p>
       <w:pPr>
         <w:spacing w:after="40"/>
+        <w:rPr>
+          <w:rFonts w:ascii="Times New Roman" w:hAnsi="Times New Roman" w:cs="Times New Roman"/>
+        </w:rPr>
       </w:pPr>
     </w:p>
     <w:p>
       <w:pPr>
-        <w:pStyle w:val="Heading2"/>
+        <w:pStyle w:val="Heading1"/>
+        <w:rPr>
+          <w:rFonts w:ascii="Times New Roman" w:hAnsi="Times New Roman" w:cs="Times New Roman"/>
+        </w:rPr>
       </w:pPr>
       <w:r>
         <w:rPr>
-          <w:rFonts w:cs="Calibri"/>
-        </w:rPr>
-        <w:t>Evaluation Alignment</w:t>
-      </w:r>
-    </w:p>
-    <w:tbl>
-      <w:tblPr>
-        <w:tblW w:w="9360" w:type="dxa"/>
-        <w:tblInd w:w="120" w:type="dxa"/>
-        <w:tblBorders>
-          <w:top w:val="single" w:sz="4" w:space="0" w:color="auto"/>
-          <w:left w:val="single" w:sz="4" w:space="0" w:color="auto"/>
-          <w:bottom w:val="single" w:sz="4" w:space="0" w:color="auto"/>
-          <w:right w:val="single" w:sz="4" w:space="0" w:color="auto"/>
-          <w:insideH w:val="single" w:sz="4" w:space="0" w:color="auto"/>
-          <w:insideV w:val="single" w:sz="4" w:space="0" w:color="auto"/>
-        </w:tblBorders>
-        <w:tblLayout w:type="fixed"/>
-        <w:tblLook w:val="07E0" w:firstRow="1" w:lastRow="1" w:firstColumn="1" w:lastColumn="1" w:noHBand="1" w:noVBand="1"/>
-      </w:tblPr>
-      <w:tblGrid>
-        <w:gridCol w:w="2100"/>
-        <w:gridCol w:w="3900"/>
-        <w:gridCol w:w="3360"/>
-      </w:tblGrid>
-      <w:tr>
-        <w:trPr>
-          <w:tblHeader/>
-        </w:trPr>
-        <w:tc>
-          <w:tcPr>
-            <w:tcW w:w="2100" w:type="dxa"/>
-            <w:shd w:val="clear" w:color="auto" w:fill="2E74B5"/>
-            <w:tcMar>
-              <w:top w:w="100" w:type="dxa"/>
-              <w:left w:w="120" w:type="dxa"/>
-              <w:bottom w:w="100" w:type="dxa"/>
-              <w:right w:w="120" w:type="dxa"/>
-            </w:tcMar>
-          </w:tcPr>
-          <w:p>
-            <w:r>
-              <w:rPr>
-                <w:rFonts w:cs="Calibri"/>
-                <w:b/>
-                <w:bCs/>
-                <w:color w:val="FFFFFF"/>
-                <w:sz w:val="19"/>
-              </w:rPr>
-              <w:t>Evaluation area</w:t>
-            </w:r>
-          </w:p>
-        </w:tc>
-        <w:tc>
-          <w:tcPr>
-            <w:tcW w:w="3900" w:type="dxa"/>
-            <w:shd w:val="clear" w:color="auto" w:fill="2E74B5"/>
-            <w:tcMar>
-              <w:top w:w="100" w:type="dxa"/>
-              <w:left w:w="120" w:type="dxa"/>
-              <w:bottom w:w="100" w:type="dxa"/>
-              <w:right w:w="120" w:type="dxa"/>
-            </w:tcMar>
-          </w:tcPr>
-          <w:p>
-            <w:r>
-              <w:rPr>
-                <w:rFonts w:cs="Calibri"/>
-                <w:b/>
-                <w:bCs/>
-                <w:color w:val="FFFFFF"/>
-                <w:sz w:val="19"/>
-              </w:rPr>
-              <w:t>Evidence in the solution</w:t>
-            </w:r>
-          </w:p>
-        </w:tc>
-        <w:tc>
-          <w:tcPr>
-            <w:tcW w:w="3360" w:type="dxa"/>
-            <w:shd w:val="clear" w:color="auto" w:fill="2E74B5"/>
-            <w:tcMar>
-              <w:top w:w="100" w:type="dxa"/>
-              <w:left w:w="120" w:type="dxa"/>
-              <w:bottom w:w="100" w:type="dxa"/>
-              <w:right w:w="120" w:type="dxa"/>
-            </w:tcMar>
-          </w:tcPr>
-          <w:p>
-            <w:r>
-              <w:rPr>
-                <w:rFonts w:cs="Calibri"/>
-                <w:b/>
-                <w:bCs/>
-                <w:color w:val="FFFFFF"/>
-                <w:sz w:val="19"/>
-              </w:rPr>
-              <w:t>Why it matters</w:t>
-            </w:r>
-          </w:p>
-        </w:tc>
-      </w:tr>
-      <w:tr>
-        <w:tc>
-          <w:tcPr>
-            <w:tcW w:w="2100" w:type="dxa"/>
-            <w:tcMar>
-              <w:top w:w="100" w:type="dxa"/>
-              <w:left w:w="120" w:type="dxa"/>
-              <w:bottom w:w="100" w:type="dxa"/>
-              <w:right w:w="120" w:type="dxa"/>
-            </w:tcMar>
-            <w:vAlign w:val="center"/>
-          </w:tcPr>
-          <w:p>
-            <w:r>
-              <w:rPr>
-                <w:rFonts w:cs="Calibri"/>
-              </w:rPr>
-              <w:t>System design</w:t>
-            </w:r>
-          </w:p>
-        </w:tc>
-        <w:tc>
-          <w:tcPr>
-            <w:tcW w:w="3900" w:type="dxa"/>
-            <w:tcMar>
-              <w:top w:w="100" w:type="dxa"/>
-              <w:left w:w="120" w:type="dxa"/>
-              <w:bottom w:w="100" w:type="dxa"/>
-              <w:right w:w="120" w:type="dxa"/>
-            </w:tcMar>
-            <w:vAlign w:val="center"/>
-          </w:tcPr>
-          <w:p>
-            <w:r>
-              <w:rPr>
-                <w:rFonts w:cs="Calibri"/>
-              </w:rPr>
-              <w:t>Single-server deployment, trust boundaries, role-based workflows</w:t>
-            </w:r>
-          </w:p>
-        </w:tc>
-        <w:tc>
-          <w:tcPr>
-            <w:tcW w:w="3360" w:type="dxa"/>
-            <w:tcMar>
-              <w:top w:w="100" w:type="dxa"/>
-              <w:left w:w="120" w:type="dxa"/>
-              <w:bottom w:w="100" w:type="dxa"/>
-              <w:right w:w="120" w:type="dxa"/>
-            </w:tcMar>
-            <w:vAlign w:val="center"/>
-          </w:tcPr>
-          <w:p>
-            <w:r>
-              <w:rPr>
-                <w:rFonts w:cs="Calibri"/>
-              </w:rPr>
-              <w:t>Simple to operate and explain</w:t>
-            </w:r>
-          </w:p>
-        </w:tc>
-      </w:tr>
-      <w:tr>
-        <w:tc>
-          <w:tcPr>
-            <w:tcW w:w="2100" w:type="dxa"/>
-            <w:tcMar>
-              <w:top w:w="100" w:type="dxa"/>
-              <w:left w:w="120" w:type="dxa"/>
-              <w:bottom w:w="100" w:type="dxa"/>
-              <w:right w:w="120" w:type="dxa"/>
-            </w:tcMar>
-            <w:vAlign w:val="center"/>
-          </w:tcPr>
-          <w:p>
-            <w:r>
-              <w:rPr>
-                <w:rFonts w:cs="Calibri"/>
-              </w:rPr>
-              <w:t>Backend</w:t>
-            </w:r>
-          </w:p>
-        </w:tc>
-        <w:tc>
-          <w:tcPr>
-            <w:tcW w:w="3900" w:type="dxa"/>
-            <w:tcMar>
-              <w:top w:w="100" w:type="dxa"/>
-              <w:left w:w="120" w:type="dxa"/>
-              <w:bottom w:w="100" w:type="dxa"/>
-              <w:right w:w="120" w:type="dxa"/>
-            </w:tcMar>
-            <w:vAlign w:val="center"/>
-          </w:tcPr>
-          <w:p>
-            <w:r>
-              <w:rPr>
-                <w:rFonts w:cs="Calibri"/>
-              </w:rPr>
-              <w:t>Go HTTP API, middleware, transactions, typed errors</w:t>
-            </w:r>
-          </w:p>
-        </w:tc>
-        <w:tc>
-          <w:tcPr>
-            <w:tcW w:w="3360" w:type="dxa"/>
-            <w:tcMar>
-              <w:top w:w="100" w:type="dxa"/>
-              <w:left w:w="120" w:type="dxa"/>
-              <w:bottom w:w="100" w:type="dxa"/>
-              <w:right w:w="120" w:type="dxa"/>
-            </w:tcMar>
-            <w:vAlign w:val="center"/>
-          </w:tcPr>
-          <w:p>
-            <w:r>
-              <w:rPr>
-                <w:rFonts w:cs="Calibri"/>
-              </w:rPr>
-              <w:t>Correct and maintainable behavior</w:t>
-            </w:r>
-          </w:p>
-        </w:tc>
-      </w:tr>
-      <w:tr>
-        <w:tc>
-          <w:tcPr>
-            <w:tcW w:w="2100" w:type="dxa"/>
-            <w:tcMar>
-              <w:top w:w="100" w:type="dxa"/>
-              <w:left w:w="120" w:type="dxa"/>
-              <w:bottom w:w="100" w:type="dxa"/>
-              <w:right w:w="120" w:type="dxa"/>
-            </w:tcMar>
-            <w:vAlign w:val="center"/>
-          </w:tcPr>
-          <w:p>
-            <w:r>
-              <w:rPr>
-                <w:rFonts w:cs="Calibri"/>
-              </w:rPr>
-              <w:t>Database</w:t>
-            </w:r>
-          </w:p>
-        </w:tc>
-        <w:tc>
-          <w:tcPr>
-            <w:tcW w:w="3900" w:type="dxa"/>
-            <w:tcMar>
-              <w:top w:w="100" w:type="dxa"/>
-              <w:left w:w="120" w:type="dxa"/>
-              <w:bottom w:w="100" w:type="dxa"/>
-              <w:right w:w="120" w:type="dxa"/>
-            </w:tcMar>
-            <w:vAlign w:val="center"/>
-          </w:tcPr>
-          <w:p>
-            <w:r>
-              <w:rPr>
-                <w:rFonts w:cs="Calibri"/>
-              </w:rPr>
-              <w:t>Foreign keys, exclusions, balance checks, triggers</w:t>
-            </w:r>
-          </w:p>
-        </w:tc>
-        <w:tc>
-          <w:tcPr>
-            <w:tcW w:w="3360" w:type="dxa"/>
-            <w:tcMar>
-              <w:top w:w="100" w:type="dxa"/>
-              <w:left w:w="120" w:type="dxa"/>
-              <w:bottom w:w="100" w:type="dxa"/>
-              <w:right w:w="120" w:type="dxa"/>
-            </w:tcMar>
-            <w:vAlign w:val="center"/>
-          </w:tcPr>
-          <w:p>
-            <w:r>
-              <w:rPr>
-                <w:rFonts w:cs="Calibri"/>
-              </w:rPr>
-              <w:t>Integrity survives application bugs</w:t>
-            </w:r>
-          </w:p>
-        </w:tc>
-      </w:tr>
-      <w:tr>
-        <w:tc>
-          <w:tcPr>
-            <w:tcW w:w="2100" w:type="dxa"/>
-            <w:tcMar>
-              <w:top w:w="100" w:type="dxa"/>
-              <w:left w:w="120" w:type="dxa"/>
-              <w:bottom w:w="100" w:type="dxa"/>
-              <w:right w:w="120" w:type="dxa"/>
-            </w:tcMar>
-            <w:vAlign w:val="center"/>
-          </w:tcPr>
-          <w:p>
-            <w:r>
-              <w:rPr>
-                <w:rFonts w:cs="Calibri"/>
-              </w:rPr>
-              <w:t>UI / UX</w:t>
-            </w:r>
-          </w:p>
-        </w:tc>
-        <w:tc>
-          <w:tcPr>
-            <w:tcW w:w="3900" w:type="dxa"/>
-            <w:tcMar>
-              <w:top w:w="100" w:type="dxa"/>
-              <w:left w:w="120" w:type="dxa"/>
-              <w:bottom w:w="100" w:type="dxa"/>
-              <w:right w:w="120" w:type="dxa"/>
-            </w:tcMar>
-            <w:vAlign w:val="center"/>
-          </w:tcPr>
-          <w:p>
-            <w:r>
-              <w:rPr>
-                <w:rFonts w:cs="Calibri"/>
-              </w:rPr>
-              <w:t>Role-specific screens and responsive layouts</w:t>
-            </w:r>
-          </w:p>
-        </w:tc>
-        <w:tc>
-          <w:tcPr>
-            <w:tcW w:w="3360" w:type="dxa"/>
-            <w:tcMar>
-              <w:top w:w="100" w:type="dxa"/>
-              <w:left w:w="120" w:type="dxa"/>
-              <w:bottom w:w="100" w:type="dxa"/>
-              <w:right w:w="120" w:type="dxa"/>
-            </w:tcMar>
-            <w:vAlign w:val="center"/>
-          </w:tcPr>
-          <w:p>
-            <w:r>
-              <w:rPr>
-                <w:rFonts w:cs="Calibri"/>
-              </w:rPr>
-              <w:t>Usable on PC, tablet, and mobile</w:t>
-            </w:r>
-          </w:p>
-        </w:tc>
-      </w:tr>
-      <w:tr>
-        <w:tc>
-          <w:tcPr>
-            <w:tcW w:w="2100" w:type="dxa"/>
-            <w:tcMar>
-              <w:top w:w="100" w:type="dxa"/>
-              <w:left w:w="120" w:type="dxa"/>
-              <w:bottom w:w="100" w:type="dxa"/>
-              <w:right w:w="120" w:type="dxa"/>
-            </w:tcMar>
-            <w:vAlign w:val="center"/>
-          </w:tcPr>
-          <w:p>
-            <w:r>
-              <w:rPr>
-                <w:rFonts w:cs="Calibri"/>
-              </w:rPr>
-              <w:t>Code quality</w:t>
-            </w:r>
-          </w:p>
-        </w:tc>
-        <w:tc>
-          <w:tcPr>
-            <w:tcW w:w="3900" w:type="dxa"/>
-            <w:tcMar>
-              <w:top w:w="100" w:type="dxa"/>
-              <w:left w:w="120" w:type="dxa"/>
-              <w:bottom w:w="100" w:type="dxa"/>
-              <w:right w:w="120" w:type="dxa"/>
-            </w:tcMar>
-            <w:vAlign w:val="center"/>
-          </w:tcPr>
-          <w:p>
-            <w:r>
-              <w:rPr>
-                <w:rFonts w:cs="Calibri"/>
-              </w:rPr>
-              <w:t>Layered packages, tests, linting, vetting</w:t>
-            </w:r>
-          </w:p>
-        </w:tc>
-        <w:tc>
-          <w:tcPr>
-            <w:tcW w:w="3360" w:type="dxa"/>
-            <w:tcMar>
-              <w:top w:w="100" w:type="dxa"/>
-              <w:left w:w="120" w:type="dxa"/>
-              <w:bottom w:w="100" w:type="dxa"/>
-              <w:right w:w="120" w:type="dxa"/>
-            </w:tcMar>
-            <w:vAlign w:val="center"/>
-          </w:tcPr>
-          <w:p>
-            <w:r>
-              <w:rPr>
-                <w:rFonts w:cs="Calibri"/>
-              </w:rPr>
-              <w:t>Evidence of disciplined delivery</w:t>
-            </w:r>
-          </w:p>
-        </w:tc>
-      </w:tr>
-    </w:tbl>
-    <w:p>
-      <w:pPr>
-        <w:pStyle w:val="Heading1"/>
-      </w:pPr>
-      <w:r>
-        <w:rPr>
-          <w:rFonts w:cs="Calibri"/>
+          <w:rFonts w:ascii="Times New Roman" w:hAnsi="Times New Roman" w:cs="Times New Roman"/>
         </w:rPr>
         <w:t>2. System Workflow</w:t>
       </w:r>
@@ -695,10 +350,13 @@
     <w:p>
       <w:pPr>
         <w:pStyle w:val="ListNumber"/>
+        <w:rPr>
+          <w:rFonts w:ascii="Times New Roman" w:hAnsi="Times New Roman" w:cs="Times New Roman"/>
+        </w:rPr>
       </w:pPr>
       <w:r>
         <w:rPr>
-          <w:rFonts w:cs="Calibri"/>
+          <w:rFonts w:ascii="Times New Roman" w:hAnsi="Times New Roman" w:cs="Times New Roman"/>
         </w:rPr>
         <w:t>A user signs in through Supabase Authentication. The frontend exchanges the access token for an HttpOnly backend session cookie.</w:t>
       </w:r>
@@ -706,10 +364,13 @@
     <w:p>
       <w:pPr>
         <w:pStyle w:val="ListNumber"/>
+        <w:rPr>
+          <w:rFonts w:ascii="Times New Roman" w:hAnsi="Times New Roman" w:cs="Times New Roman"/>
+        </w:rPr>
       </w:pPr>
       <w:r>
         <w:rPr>
-          <w:rFonts w:cs="Calibri"/>
+          <w:rFonts w:ascii="Times New Roman" w:hAnsi="Times New Roman" w:cs="Times New Roman"/>
         </w:rPr>
         <w:t>The Go API verifies the token locally through the project JWT secret or cached JWKS, with a secure Supabase verification fallback.</w:t>
       </w:r>
@@ -717,10 +378,13 @@
     <w:p>
       <w:pPr>
         <w:pStyle w:val="ListNumber"/>
+        <w:rPr>
+          <w:rFonts w:ascii="Times New Roman" w:hAnsi="Times New Roman" w:cs="Times New Roman"/>
+        </w:rPr>
       </w:pPr>
       <w:r>
         <w:rPr>
-          <w:rFonts w:cs="Calibri"/>
+          <w:rFonts w:ascii="Times New Roman" w:hAnsi="Times New Roman" w:cs="Times New Roman"/>
         </w:rPr>
         <w:t>The backend loads the application profile and derives the authoritative user role and employee identifier.</w:t>
       </w:r>
@@ -728,10 +392,13 @@
     <w:p>
       <w:pPr>
         <w:pStyle w:val="ListNumber"/>
+        <w:rPr>
+          <w:rFonts w:ascii="Times New Roman" w:hAnsi="Times New Roman" w:cs="Times New Roman"/>
+        </w:rPr>
       </w:pPr>
       <w:r>
         <w:rPr>
-          <w:rFonts w:cs="Calibri"/>
+          <w:rFonts w:ascii="Times New Roman" w:hAnsi="Times New Roman" w:cs="Times New Roman"/>
         </w:rPr>
         <w:t>Employees submit leave requests; the service rejects invalid dates, cross-year requests, and overlaps.</w:t>
       </w:r>
@@ -739,10 +406,13 @@
     <w:p>
       <w:pPr>
         <w:pStyle w:val="ListNumber"/>
+        <w:rPr>
+          <w:rFonts w:ascii="Times New Roman" w:hAnsi="Times New Roman" w:cs="Times New Roman"/>
+        </w:rPr>
       </w:pPr>
       <w:r>
         <w:rPr>
-          <w:rFonts w:cs="Calibri"/>
+          <w:rFonts w:ascii="Times New Roman" w:hAnsi="Times New Roman" w:cs="Times New Roman"/>
         </w:rPr>
         <w:t>Only the assigned manager or an administrator can decide a pending request. Approval and leave-balance deduction occur in one transaction.</w:t>
       </w:r>
@@ -750,21 +420,134 @@
     <w:p>
       <w:pPr>
         <w:pStyle w:val="ListNumber"/>
+        <w:rPr>
+          <w:rFonts w:ascii="Times New Roman" w:hAnsi="Times New Roman" w:cs="Times New Roman"/>
+        </w:rPr>
       </w:pPr>
       <w:r>
         <w:rPr>
-          <w:rFonts w:cs="Calibri"/>
+          <w:rFonts w:ascii="Times New Roman" w:hAnsi="Times New Roman" w:cs="Times New Roman"/>
         </w:rPr>
         <w:t>Administrators create or update accounts through the Supabase Admin API and synchronize application profiles, manager assignment, departments, and balances.</w:t>
       </w:r>
     </w:p>
     <w:p>
       <w:pPr>
+        <w:pStyle w:val="ListNumber"/>
+        <w:numPr>
+          <w:ilvl w:val="0"/>
+          <w:numId w:val="0"/>
+        </w:numPr>
+        <w:rPr>
+          <w:rFonts w:ascii="Times New Roman" w:hAnsi="Times New Roman" w:cs="Times New Roman"/>
+        </w:rPr>
+      </w:pPr>
+    </w:p>
+    <w:p>
+      <w:pPr>
+        <w:pStyle w:val="ListNumber"/>
+        <w:numPr>
+          <w:ilvl w:val="0"/>
+          <w:numId w:val="0"/>
+        </w:numPr>
+        <w:rPr>
+          <w:rFonts w:ascii="Times New Roman" w:hAnsi="Times New Roman" w:cs="Times New Roman"/>
+        </w:rPr>
+      </w:pPr>
+    </w:p>
+    <w:p>
+      <w:pPr>
+        <w:pStyle w:val="Heading2"/>
+        <w:rPr>
+          <w:rFonts w:ascii="Times New Roman" w:hAnsi="Times New Roman" w:cs="Times New Roman"/>
+        </w:rPr>
+      </w:pPr>
+      <w:r>
+        <w:rPr>
+          <w:rFonts w:ascii="Times New Roman" w:hAnsi="Times New Roman" w:cs="Times New Roman"/>
+        </w:rPr>
+        <w:t>Employee Experience</w:t>
+      </w:r>
+    </w:p>
+    <w:p>
+      <w:pPr>
+        <w:pStyle w:val="ListBullet"/>
+        <w:rPr>
+          <w:rFonts w:ascii="Times New Roman" w:hAnsi="Times New Roman" w:cs="Times New Roman"/>
+        </w:rPr>
+      </w:pPr>
+      <w:r>
+        <w:rPr>
+          <w:rFonts w:ascii="Times New Roman" w:hAnsi="Times New Roman" w:cs="Times New Roman"/>
+        </w:rPr>
+        <w:t>View personal pending, approved, and rejected request counts.</w:t>
+      </w:r>
+    </w:p>
+    <w:p>
+      <w:pPr>
+        <w:pStyle w:val="ListBullet"/>
+        <w:rPr>
+          <w:rFonts w:ascii="Times New Roman" w:hAnsi="Times New Roman" w:cs="Times New Roman"/>
+        </w:rPr>
+      </w:pPr>
+      <w:r>
+        <w:rPr>
+          <w:rFonts w:ascii="Times New Roman" w:hAnsi="Times New Roman" w:cs="Times New Roman"/>
+        </w:rPr>
+        <w:t>See yearly balance usage by leave type.</w:t>
+      </w:r>
+    </w:p>
+    <w:p>
+      <w:pPr>
+        <w:pStyle w:val="ListBullet"/>
+        <w:rPr>
+          <w:rFonts w:ascii="Times New Roman" w:hAnsi="Times New Roman" w:cs="Times New Roman"/>
+        </w:rPr>
+      </w:pPr>
+      <w:r>
+        <w:rPr>
+          <w:rFonts w:ascii="Times New Roman" w:hAnsi="Times New Roman" w:cs="Times New Roman"/>
+        </w:rPr>
+        <w:t>Submit a reason, date range, and optional PDF/JPEG/PNG supporting document.</w:t>
+      </w:r>
+    </w:p>
+    <w:p>
+      <w:pPr>
+        <w:pStyle w:val="ListBullet"/>
+        <w:rPr>
+          <w:rFonts w:ascii="Times New Roman" w:hAnsi="Times New Roman" w:cs="Times New Roman"/>
+        </w:rPr>
+      </w:pPr>
+      <w:r>
+        <w:rPr>
+          <w:rFonts w:ascii="Times New Roman" w:hAnsi="Times New Roman" w:cs="Times New Roman"/>
+        </w:rPr>
+        <w:t>Review personal leave history without exposing another employee's records.</w:t>
+      </w:r>
+    </w:p>
+    <w:p>
+      <w:pPr>
+        <w:pStyle w:val="ListNumber"/>
+        <w:numPr>
+          <w:ilvl w:val="0"/>
+          <w:numId w:val="0"/>
+        </w:numPr>
+        <w:rPr>
+          <w:rFonts w:ascii="Times New Roman" w:hAnsi="Times New Roman" w:cs="Times New Roman"/>
+        </w:rPr>
+      </w:pPr>
+    </w:p>
+    <w:p>
+      <w:pPr>
         <w:keepNext/>
         <w:jc w:val="center"/>
+        <w:rPr>
+          <w:rFonts w:ascii="Times New Roman" w:hAnsi="Times New Roman" w:cs="Times New Roman"/>
+        </w:rPr>
       </w:pPr>
       <w:r>
         <w:rPr>
+          <w:rFonts w:ascii="Times New Roman" w:hAnsi="Times New Roman" w:cs="Times New Roman"/>
           <w:noProof/>
         </w:rPr>
         <w:lastRenderedPageBreak/>
@@ -817,8 +600,41 @@
           </wp:inline>
         </w:drawing>
       </w:r>
+    </w:p>
+    <w:p>
+      <w:pPr>
+        <w:pStyle w:val="Caption"/>
+        <w:jc w:val="center"/>
+        <w:rPr>
+          <w:rFonts w:ascii="Times New Roman" w:hAnsi="Times New Roman" w:cs="Times New Roman"/>
+        </w:rPr>
+      </w:pPr>
       <w:r>
         <w:rPr>
+          <w:rFonts w:ascii="Times New Roman" w:hAnsi="Times New Roman" w:cs="Times New Roman"/>
+          <w:iCs/>
+        </w:rPr>
+        <w:t>Figure 1. Employee dashboard</w:t>
+      </w:r>
+      <w:r>
+        <w:rPr>
+          <w:rFonts w:ascii="Times New Roman" w:hAnsi="Times New Roman" w:cs="Times New Roman"/>
+          <w:iCs/>
+        </w:rPr>
+        <w:t>.</w:t>
+      </w:r>
+    </w:p>
+    <w:p>
+      <w:pPr>
+        <w:pStyle w:val="Caption"/>
+        <w:jc w:val="center"/>
+        <w:rPr>
+          <w:rFonts w:ascii="Times New Roman" w:hAnsi="Times New Roman" w:cs="Times New Roman"/>
+        </w:rPr>
+      </w:pPr>
+      <w:r>
+        <w:rPr>
+          <w:rFonts w:ascii="Times New Roman" w:hAnsi="Times New Roman" w:cs="Times New Roman"/>
           <w:noProof/>
         </w:rPr>
         <w:drawing>
@@ -872,13 +688,73 @@
       </w:r>
       <w:r>
         <w:rPr>
+          <w:rFonts w:ascii="Times New Roman" w:hAnsi="Times New Roman" w:cs="Times New Roman"/>
+          <w:iCs/>
+        </w:rPr>
+        <w:t xml:space="preserve"> </w:t>
+      </w:r>
+      <w:r>
+        <w:rPr>
+          <w:rFonts w:ascii="Times New Roman" w:hAnsi="Times New Roman" w:cs="Times New Roman"/>
+          <w:iCs/>
+        </w:rPr>
+        <w:t>Figure</w:t>
+      </w:r>
+      <w:r>
+        <w:rPr>
+          <w:rFonts w:ascii="Times New Roman" w:hAnsi="Times New Roman" w:cs="Times New Roman"/>
+          <w:iCs/>
+        </w:rPr>
+        <w:t xml:space="preserve"> 2</w:t>
+      </w:r>
+      <w:r>
+        <w:rPr>
+          <w:rFonts w:ascii="Times New Roman" w:hAnsi="Times New Roman" w:cs="Times New Roman"/>
+          <w:iCs/>
+        </w:rPr>
+        <w:t xml:space="preserve">. </w:t>
+      </w:r>
+      <w:r>
+        <w:rPr>
+          <w:rFonts w:ascii="Times New Roman" w:hAnsi="Times New Roman" w:cs="Times New Roman"/>
+          <w:iCs/>
+        </w:rPr>
+        <w:t>Employees leave tracker</w:t>
+      </w:r>
+      <w:r>
+        <w:rPr>
+          <w:rFonts w:ascii="Times New Roman" w:hAnsi="Times New Roman" w:cs="Times New Roman"/>
+          <w:iCs/>
+        </w:rPr>
+        <w:t>.</w:t>
+      </w:r>
+    </w:p>
+    <w:p>
+      <w:pPr>
+        <w:keepNext/>
+        <w:jc w:val="center"/>
+        <w:rPr>
+          <w:rFonts w:ascii="Times New Roman" w:hAnsi="Times New Roman" w:cs="Times New Roman"/>
+        </w:rPr>
+      </w:pPr>
+    </w:p>
+    <w:p>
+      <w:pPr>
+        <w:keepNext/>
+        <w:jc w:val="center"/>
+        <w:rPr>
+          <w:rFonts w:ascii="Times New Roman" w:hAnsi="Times New Roman" w:cs="Times New Roman"/>
+        </w:rPr>
+      </w:pPr>
+      <w:r>
+        <w:rPr>
+          <w:rFonts w:ascii="Times New Roman" w:hAnsi="Times New Roman" w:cs="Times New Roman"/>
           <w:noProof/>
         </w:rPr>
-        <w:lastRenderedPageBreak/>
         <w:drawing>
-          <wp:inline distT="0" distB="0" distL="0" distR="0" wp14:anchorId="6BB6720A" wp14:editId="3A5800D8">
-            <wp:extent cx="5943600" cy="3714115"/>
-            <wp:effectExtent l="0" t="0" r="0" b="635"/>
+          <wp:inline distT="0" distB="0" distL="0" distR="0" wp14:anchorId="6BB6720A" wp14:editId="3B5F9253">
+            <wp:extent cx="5943600" cy="3124200"/>
+            <wp:effectExtent l="0" t="0" r="0" b="0"/>
             <wp:docPr id="1377655526" name="Picture 6"/>
             <wp:cNvGraphicFramePr>
               <a:graphicFrameLocks xmlns:a="http://schemas.openxmlformats.org/drawingml/2006/main" noChangeAspect="1"/>
@@ -908,7 +784,7 @@
                   <pic:spPr bwMode="auto">
                     <a:xfrm>
                       <a:off x="0" y="0"/>
-                      <a:ext cx="5943600" cy="3714115"/>
+                      <a:ext cx="5943600" cy="3124200"/>
                     </a:xfrm>
                     <a:prstGeom prst="rect">
                       <a:avLst/>
@@ -927,103 +803,169 @@
     </w:p>
     <w:p>
       <w:pPr>
-        <w:keepNext/>
-        <w:jc w:val="center"/>
-      </w:pPr>
-    </w:p>
-    <w:p>
-      <w:pPr>
         <w:pStyle w:val="Caption"/>
         <w:jc w:val="center"/>
+        <w:rPr>
+          <w:rFonts w:ascii="Times New Roman" w:hAnsi="Times New Roman" w:cs="Times New Roman"/>
+        </w:rPr>
       </w:pPr>
       <w:r>
         <w:rPr>
-          <w:rFonts w:cs="Calibri"/>
+          <w:rFonts w:ascii="Times New Roman" w:hAnsi="Times New Roman" w:cs="Times New Roman"/>
           <w:iCs/>
         </w:rPr>
-        <w:t>Figure 1. Employee dashboard showing leave status and recent requests.</w:t>
+        <w:t xml:space="preserve">Figure </w:t>
+      </w:r>
+      <w:r>
+        <w:rPr>
+          <w:rFonts w:ascii="Times New Roman" w:hAnsi="Times New Roman" w:cs="Times New Roman"/>
+          <w:iCs/>
+        </w:rPr>
+        <w:t>3</w:t>
+      </w:r>
+      <w:r>
+        <w:rPr>
+          <w:rFonts w:ascii="Times New Roman" w:hAnsi="Times New Roman" w:cs="Times New Roman"/>
+          <w:iCs/>
+        </w:rPr>
+        <w:t>. Employee</w:t>
+      </w:r>
+      <w:r>
+        <w:rPr>
+          <w:rFonts w:ascii="Times New Roman" w:hAnsi="Times New Roman" w:cs="Times New Roman"/>
+          <w:iCs/>
+        </w:rPr>
+        <w:t xml:space="preserve"> leave request</w:t>
+      </w:r>
+      <w:r>
+        <w:rPr>
+          <w:rFonts w:ascii="Times New Roman" w:hAnsi="Times New Roman" w:cs="Times New Roman"/>
+          <w:iCs/>
+        </w:rPr>
+        <w:t>.</w:t>
       </w:r>
     </w:p>
     <w:p>
       <w:pPr>
+        <w:pStyle w:val="Caption"/>
+        <w:jc w:val="center"/>
+        <w:rPr>
+          <w:rFonts w:ascii="Times New Roman" w:hAnsi="Times New Roman" w:cs="Times New Roman"/>
+          <w:iCs/>
+        </w:rPr>
+      </w:pPr>
+    </w:p>
+    <w:p>
+      <w:pPr>
         <w:pStyle w:val="Heading2"/>
+        <w:rPr>
+          <w:rFonts w:ascii="Times New Roman" w:hAnsi="Times New Roman" w:cs="Times New Roman"/>
+        </w:rPr>
       </w:pPr>
       <w:r>
         <w:rPr>
-          <w:rFonts w:cs="Calibri"/>
-        </w:rPr>
-        <w:t>Employee Experience</w:t>
+          <w:rFonts w:ascii="Times New Roman" w:hAnsi="Times New Roman" w:cs="Times New Roman"/>
+        </w:rPr>
+        <w:t>Manager Experience</w:t>
+      </w:r>
+    </w:p>
+    <w:p/>
+    <w:p>
+      <w:pPr>
+        <w:pStyle w:val="ListBullet"/>
+        <w:rPr>
+          <w:rFonts w:ascii="Times New Roman" w:hAnsi="Times New Roman" w:cs="Times New Roman"/>
+        </w:rPr>
+      </w:pPr>
+      <w:r>
+        <w:rPr>
+          <w:rFonts w:ascii="Times New Roman" w:hAnsi="Times New Roman" w:cs="Times New Roman"/>
+        </w:rPr>
+        <w:t xml:space="preserve">View only employees explicitly assigned through </w:t>
+      </w:r>
+      <w:proofErr w:type="spellStart"/>
+      <w:proofErr w:type="gramStart"/>
+      <w:r>
+        <w:rPr>
+          <w:rFonts w:ascii="Times New Roman" w:hAnsi="Times New Roman" w:cs="Times New Roman"/>
+        </w:rPr>
+        <w:t>users.manager</w:t>
+      </w:r>
+      <w:proofErr w:type="gramEnd"/>
+      <w:r>
+        <w:rPr>
+          <w:rFonts w:ascii="Times New Roman" w:hAnsi="Times New Roman" w:cs="Times New Roman"/>
+        </w:rPr>
+        <w:t>_id</w:t>
+      </w:r>
+      <w:proofErr w:type="spellEnd"/>
+      <w:r>
+        <w:rPr>
+          <w:rFonts w:ascii="Times New Roman" w:hAnsi="Times New Roman" w:cs="Times New Roman"/>
+        </w:rPr>
+        <w:t>.</w:t>
       </w:r>
     </w:p>
     <w:p>
       <w:pPr>
         <w:pStyle w:val="ListBullet"/>
+        <w:rPr>
+          <w:rFonts w:ascii="Times New Roman" w:hAnsi="Times New Roman" w:cs="Times New Roman"/>
+        </w:rPr>
       </w:pPr>
       <w:r>
         <w:rPr>
-          <w:rFonts w:cs="Calibri"/>
-        </w:rPr>
-        <w:t>View personal pending, approved, and rejected request counts.</w:t>
+          <w:rFonts w:ascii="Times New Roman" w:hAnsi="Times New Roman" w:cs="Times New Roman"/>
+        </w:rPr>
+        <w:t>Review only pending requests for that team.</w:t>
       </w:r>
     </w:p>
     <w:p>
       <w:pPr>
         <w:pStyle w:val="ListBullet"/>
+        <w:rPr>
+          <w:rFonts w:ascii="Times New Roman" w:hAnsi="Times New Roman" w:cs="Times New Roman"/>
+        </w:rPr>
       </w:pPr>
       <w:r>
         <w:rPr>
-          <w:rFonts w:cs="Calibri"/>
-        </w:rPr>
-        <w:t>See yearly balance usage by leave type.</w:t>
+          <w:rFonts w:ascii="Times New Roman" w:hAnsi="Times New Roman" w:cs="Times New Roman"/>
+        </w:rPr>
+        <w:t>Open a short-lived signed attachment URL after server-side authorization.</w:t>
       </w:r>
     </w:p>
     <w:p>
       <w:pPr>
         <w:pStyle w:val="ListBullet"/>
+        <w:rPr>
+          <w:rFonts w:ascii="Times New Roman" w:hAnsi="Times New Roman" w:cs="Times New Roman"/>
+        </w:rPr>
       </w:pPr>
       <w:r>
         <w:rPr>
-          <w:rFonts w:cs="Calibri"/>
-        </w:rPr>
-        <w:t>Submit a reason, date range, and optional PDF/JPEG/PNG supporting document.</w:t>
+          <w:rFonts w:ascii="Times New Roman" w:hAnsi="Times New Roman" w:cs="Times New Roman"/>
+        </w:rPr>
+        <w:t>Approve or reject once; repeated decisions return a conflict response.</w:t>
       </w:r>
     </w:p>
     <w:p>
       <w:pPr>
-        <w:pStyle w:val="ListBullet"/>
+        <w:pStyle w:val="Caption"/>
+        <w:jc w:val="center"/>
+        <w:rPr>
+          <w:rFonts w:ascii="Times New Roman" w:hAnsi="Times New Roman" w:cs="Times New Roman"/>
+          <w:iCs/>
+        </w:rPr>
       </w:pPr>
       <w:r>
         <w:rPr>
-          <w:rFonts w:cs="Calibri"/>
-        </w:rPr>
-        <w:t>Review personal leave history without exposing another employee's records.</w:t>
-      </w:r>
-    </w:p>
-    <w:p>
-      <w:pPr>
-        <w:pStyle w:val="Heading2"/>
-      </w:pPr>
-      <w:r>
-        <w:rPr>
-          <w:rFonts w:cs="Calibri"/>
-        </w:rPr>
-        <w:lastRenderedPageBreak/>
-        <w:t>Manager Experience</w:t>
-      </w:r>
-    </w:p>
-    <w:p>
-      <w:pPr>
-        <w:keepNext/>
-        <w:jc w:val="center"/>
-      </w:pPr>
-      <w:r>
-        <w:rPr>
+          <w:rFonts w:ascii="Times New Roman" w:hAnsi="Times New Roman" w:cs="Times New Roman"/>
           <w:noProof/>
         </w:rPr>
         <w:drawing>
-          <wp:inline distT="0" distB="0" distL="0" distR="0" wp14:anchorId="058C65A3" wp14:editId="58880F3D">
-            <wp:extent cx="5943600" cy="3714115"/>
-            <wp:effectExtent l="0" t="0" r="0" b="635"/>
+          <wp:inline distT="0" distB="0" distL="0" distR="0" wp14:anchorId="3B238201" wp14:editId="2DE2370B">
+            <wp:extent cx="5940425" cy="2749550"/>
+            <wp:effectExtent l="0" t="0" r="3175" b="0"/>
             <wp:docPr id="74860862" name="Picture 12"/>
             <wp:cNvGraphicFramePr>
               <a:graphicFrameLocks xmlns:a="http://schemas.openxmlformats.org/drawingml/2006/main" noChangeAspect="1"/>
@@ -1053,7 +995,7 @@
                   <pic:spPr bwMode="auto">
                     <a:xfrm>
                       <a:off x="0" y="0"/>
-                      <a:ext cx="5943600" cy="3714115"/>
+                      <a:ext cx="5955497" cy="2756526"/>
                     </a:xfrm>
                     <a:prstGeom prst="rect">
                       <a:avLst/>
@@ -1069,14 +1011,77 @@
           </wp:inline>
         </w:drawing>
       </w:r>
+    </w:p>
+    <w:p>
+      <w:pPr>
+        <w:pStyle w:val="Caption"/>
+        <w:jc w:val="center"/>
+        <w:rPr>
+          <w:rFonts w:ascii="Times New Roman" w:hAnsi="Times New Roman" w:cs="Times New Roman"/>
+          <w:noProof/>
+        </w:rPr>
+      </w:pPr>
       <w:r>
         <w:rPr>
+          <w:rFonts w:ascii="Times New Roman" w:hAnsi="Times New Roman" w:cs="Times New Roman"/>
+          <w:iCs/>
+        </w:rPr>
+        <w:t xml:space="preserve">Figure </w:t>
+      </w:r>
+      <w:r>
+        <w:rPr>
+          <w:rFonts w:ascii="Times New Roman" w:hAnsi="Times New Roman" w:cs="Times New Roman"/>
+          <w:iCs/>
+        </w:rPr>
+        <w:t>4</w:t>
+      </w:r>
+      <w:r>
+        <w:rPr>
+          <w:rFonts w:ascii="Times New Roman" w:hAnsi="Times New Roman" w:cs="Times New Roman"/>
+          <w:iCs/>
+        </w:rPr>
+        <w:t xml:space="preserve">. </w:t>
+      </w:r>
+      <w:r>
+        <w:rPr>
+          <w:rFonts w:ascii="Times New Roman" w:hAnsi="Times New Roman" w:cs="Times New Roman"/>
+          <w:iCs/>
+        </w:rPr>
+        <w:t xml:space="preserve">Manager </w:t>
+      </w:r>
+      <w:r>
+        <w:rPr>
+          <w:rFonts w:ascii="Times New Roman" w:hAnsi="Times New Roman" w:cs="Times New Roman"/>
+          <w:iCs/>
+        </w:rPr>
+        <w:t>dashboard.</w:t>
+      </w:r>
+      <w:r>
+        <w:rPr>
+          <w:rFonts w:ascii="Times New Roman" w:hAnsi="Times New Roman" w:cs="Times New Roman"/>
           <w:noProof/>
         </w:rPr>
+        <w:t xml:space="preserve"> </w:t>
+      </w:r>
+    </w:p>
+    <w:p>
+      <w:pPr>
+        <w:pStyle w:val="Caption"/>
+        <w:jc w:val="center"/>
+        <w:rPr>
+          <w:rFonts w:ascii="Times New Roman" w:hAnsi="Times New Roman" w:cs="Times New Roman"/>
+        </w:rPr>
+      </w:pPr>
+      <w:r>
+        <w:rPr>
+          <w:rFonts w:ascii="Times New Roman" w:hAnsi="Times New Roman" w:cs="Times New Roman"/>
+          <w:noProof/>
+        </w:rPr>
+        <w:lastRenderedPageBreak/>
         <w:drawing>
-          <wp:inline distT="0" distB="0" distL="0" distR="0" wp14:anchorId="7623C8FF" wp14:editId="2A821CAF">
-            <wp:extent cx="5943600" cy="3714115"/>
-            <wp:effectExtent l="0" t="0" r="0" b="635"/>
+          <wp:inline distT="0" distB="0" distL="0" distR="0" wp14:anchorId="72096D5D" wp14:editId="6EB5805E">
+            <wp:extent cx="5940992" cy="3440317"/>
+            <wp:effectExtent l="0" t="0" r="3175" b="8255"/>
             <wp:docPr id="1641913335" name="Picture 11"/>
             <wp:cNvGraphicFramePr>
               <a:graphicFrameLocks xmlns:a="http://schemas.openxmlformats.org/drawingml/2006/main" noChangeAspect="1"/>
@@ -1106,7 +1111,7 @@
                   <pic:spPr bwMode="auto">
                     <a:xfrm>
                       <a:off x="0" y="0"/>
-                      <a:ext cx="5943600" cy="3714115"/>
+                      <a:ext cx="5940992" cy="3440317"/>
                     </a:xfrm>
                     <a:prstGeom prst="rect">
                       <a:avLst/>
@@ -1124,11 +1129,83 @@
       </w:r>
       <w:r>
         <w:rPr>
+          <w:rFonts w:ascii="Times New Roman" w:hAnsi="Times New Roman" w:cs="Times New Roman"/>
+          <w:iCs/>
+        </w:rPr>
+        <w:t xml:space="preserve"> </w:t>
+      </w:r>
+      <w:r>
+        <w:rPr>
+          <w:rFonts w:ascii="Times New Roman" w:hAnsi="Times New Roman" w:cs="Times New Roman"/>
+          <w:iCs/>
+        </w:rPr>
+        <w:t xml:space="preserve">Figure </w:t>
+      </w:r>
+      <w:r>
+        <w:rPr>
+          <w:rFonts w:ascii="Times New Roman" w:hAnsi="Times New Roman" w:cs="Times New Roman"/>
+          <w:iCs/>
+        </w:rPr>
+        <w:t>5</w:t>
+      </w:r>
+      <w:r>
+        <w:rPr>
+          <w:rFonts w:ascii="Times New Roman" w:hAnsi="Times New Roman" w:cs="Times New Roman"/>
+          <w:iCs/>
+        </w:rPr>
+        <w:t>. Manager</w:t>
+      </w:r>
+      <w:r>
+        <w:rPr>
+          <w:rFonts w:ascii="Times New Roman" w:hAnsi="Times New Roman" w:cs="Times New Roman"/>
+          <w:iCs/>
+        </w:rPr>
+        <w:t xml:space="preserve">- </w:t>
+      </w:r>
+      <w:r>
+        <w:rPr>
+          <w:rFonts w:ascii="Times New Roman" w:hAnsi="Times New Roman" w:cs="Times New Roman"/>
+          <w:iCs/>
+        </w:rPr>
+        <w:t>Employee</w:t>
+      </w:r>
+      <w:r>
+        <w:rPr>
+          <w:rFonts w:ascii="Times New Roman" w:hAnsi="Times New Roman" w:cs="Times New Roman"/>
+          <w:iCs/>
+        </w:rPr>
+        <w:t xml:space="preserve"> </w:t>
+      </w:r>
+      <w:r>
+        <w:rPr>
+          <w:rFonts w:ascii="Times New Roman" w:hAnsi="Times New Roman" w:cs="Times New Roman"/>
+          <w:iCs/>
+        </w:rPr>
+        <w:t xml:space="preserve">pending </w:t>
+      </w:r>
+      <w:r>
+        <w:rPr>
+          <w:rFonts w:ascii="Times New Roman" w:hAnsi="Times New Roman" w:cs="Times New Roman"/>
+          <w:iCs/>
+        </w:rPr>
+        <w:t>approvals.</w:t>
+      </w:r>
+    </w:p>
+    <w:p>
+      <w:pPr>
+        <w:pStyle w:val="Caption"/>
+        <w:jc w:val="center"/>
+        <w:rPr>
+          <w:rFonts w:ascii="Times New Roman" w:hAnsi="Times New Roman" w:cs="Times New Roman"/>
+        </w:rPr>
+      </w:pPr>
+      <w:r>
+        <w:rPr>
+          <w:rFonts w:ascii="Times New Roman" w:hAnsi="Times New Roman" w:cs="Times New Roman"/>
           <w:noProof/>
         </w:rPr>
-        <w:lastRenderedPageBreak/>
         <w:drawing>
-          <wp:inline distT="0" distB="0" distL="0" distR="0" wp14:anchorId="55E2D3F9" wp14:editId="06C19C56">
+          <wp:inline distT="0" distB="0" distL="0" distR="0" wp14:anchorId="55E2D3F9" wp14:editId="51BC6E17">
             <wp:extent cx="5943600" cy="3714115"/>
             <wp:effectExtent l="0" t="0" r="0" b="635"/>
             <wp:docPr id="49761712" name="Picture 10"/>
@@ -1178,10 +1255,51 @@
       </w:r>
       <w:r>
         <w:rPr>
+          <w:rFonts w:ascii="Times New Roman" w:hAnsi="Times New Roman" w:cs="Times New Roman"/>
+        </w:rPr>
+        <w:t xml:space="preserve">Figure </w:t>
+      </w:r>
+      <w:r>
+        <w:rPr>
+          <w:rFonts w:ascii="Times New Roman" w:hAnsi="Times New Roman" w:cs="Times New Roman"/>
+        </w:rPr>
+        <w:t>6</w:t>
+      </w:r>
+      <w:r>
+        <w:rPr>
+          <w:rFonts w:ascii="Times New Roman" w:hAnsi="Times New Roman" w:cs="Times New Roman"/>
+        </w:rPr>
+        <w:t xml:space="preserve">. Manager- employee </w:t>
+      </w:r>
+      <w:r>
+        <w:rPr>
+          <w:rFonts w:ascii="Times New Roman" w:hAnsi="Times New Roman" w:cs="Times New Roman"/>
+        </w:rPr>
+        <w:t xml:space="preserve">decision </w:t>
+      </w:r>
+      <w:r>
+        <w:rPr>
+          <w:rFonts w:ascii="Times New Roman" w:hAnsi="Times New Roman" w:cs="Times New Roman"/>
+        </w:rPr>
+        <w:t>history.</w:t>
+      </w:r>
+    </w:p>
+    <w:p>
+      <w:pPr>
+        <w:pStyle w:val="Caption"/>
+        <w:jc w:val="center"/>
+        <w:rPr>
+          <w:rFonts w:ascii="Times New Roman" w:hAnsi="Times New Roman" w:cs="Times New Roman"/>
+        </w:rPr>
+      </w:pPr>
+      <w:r>
+        <w:rPr>
+          <w:rFonts w:ascii="Times New Roman" w:hAnsi="Times New Roman" w:cs="Times New Roman"/>
           <w:noProof/>
         </w:rPr>
+        <w:lastRenderedPageBreak/>
         <w:drawing>
-          <wp:inline distT="0" distB="0" distL="0" distR="0" wp14:anchorId="79EAE2AD" wp14:editId="5944D0B9">
+          <wp:inline distT="0" distB="0" distL="0" distR="0" wp14:anchorId="79EAE2AD" wp14:editId="1EE56ED3">
             <wp:extent cx="5943600" cy="3714115"/>
             <wp:effectExtent l="0" t="0" r="0" b="635"/>
             <wp:docPr id="348067407" name="Picture 9"/>
@@ -1234,80 +1352,155 @@
       <w:pPr>
         <w:pStyle w:val="Caption"/>
         <w:jc w:val="center"/>
+        <w:rPr>
+          <w:rFonts w:ascii="Times New Roman" w:hAnsi="Times New Roman" w:cs="Times New Roman"/>
+          <w:iCs/>
+        </w:rPr>
       </w:pPr>
       <w:r>
         <w:rPr>
-          <w:rFonts w:cs="Calibri"/>
+          <w:rFonts w:ascii="Times New Roman" w:hAnsi="Times New Roman" w:cs="Times New Roman"/>
           <w:iCs/>
         </w:rPr>
-        <w:t>Figure 2. Manager approval card with scoped employee data, attachment access, and decision actions.</w:t>
+        <w:t xml:space="preserve">Figure </w:t>
+      </w:r>
+      <w:r>
+        <w:rPr>
+          <w:rFonts w:ascii="Times New Roman" w:hAnsi="Times New Roman" w:cs="Times New Roman"/>
+          <w:iCs/>
+        </w:rPr>
+        <w:t>7</w:t>
+      </w:r>
+      <w:r>
+        <w:rPr>
+          <w:rFonts w:ascii="Times New Roman" w:hAnsi="Times New Roman" w:cs="Times New Roman"/>
+          <w:iCs/>
+        </w:rPr>
+        <w:t xml:space="preserve">. </w:t>
+      </w:r>
+      <w:r>
+        <w:rPr>
+          <w:rFonts w:ascii="Times New Roman" w:hAnsi="Times New Roman" w:cs="Times New Roman"/>
+          <w:iCs/>
+        </w:rPr>
+        <w:t>Manager-Employee Management.</w:t>
       </w:r>
     </w:p>
     <w:p>
       <w:pPr>
         <w:pStyle w:val="ListBullet"/>
+        <w:numPr>
+          <w:ilvl w:val="0"/>
+          <w:numId w:val="0"/>
+        </w:numPr>
+        <w:rPr>
+          <w:rFonts w:ascii="Times New Roman" w:hAnsi="Times New Roman" w:cs="Times New Roman"/>
+        </w:rPr>
+      </w:pPr>
+    </w:p>
+    <w:p>
+      <w:pPr>
+        <w:pStyle w:val="Heading2"/>
+        <w:rPr>
+          <w:rFonts w:ascii="Times New Roman" w:hAnsi="Times New Roman" w:cs="Times New Roman"/>
+        </w:rPr>
       </w:pPr>
       <w:r>
         <w:rPr>
-          <w:rFonts w:cs="Calibri"/>
-        </w:rPr>
-        <w:t>View only employees explicitly assigned through users.manager_id.</w:t>
+          <w:rFonts w:ascii="Times New Roman" w:hAnsi="Times New Roman" w:cs="Times New Roman"/>
+        </w:rPr>
+        <w:t>Administrator’s</w:t>
+      </w:r>
+      <w:r>
+        <w:rPr>
+          <w:rFonts w:ascii="Times New Roman" w:hAnsi="Times New Roman" w:cs="Times New Roman"/>
+        </w:rPr>
+        <w:t xml:space="preserve"> Experience</w:t>
       </w:r>
     </w:p>
     <w:p>
       <w:pPr>
         <w:pStyle w:val="ListBullet"/>
+        <w:rPr>
+          <w:rFonts w:ascii="Times New Roman" w:hAnsi="Times New Roman" w:cs="Times New Roman"/>
+        </w:rPr>
       </w:pPr>
       <w:r>
         <w:rPr>
-          <w:rFonts w:cs="Calibri"/>
-        </w:rPr>
-        <w:t>Review only pending requests for that team.</w:t>
+          <w:rFonts w:ascii="Times New Roman" w:hAnsi="Times New Roman" w:cs="Times New Roman"/>
+        </w:rPr>
+        <w:t>Create employee and manager authentication accounts.</w:t>
       </w:r>
     </w:p>
     <w:p>
       <w:pPr>
         <w:pStyle w:val="ListBullet"/>
+        <w:rPr>
+          <w:rFonts w:ascii="Times New Roman" w:hAnsi="Times New Roman" w:cs="Times New Roman"/>
+        </w:rPr>
       </w:pPr>
       <w:r>
         <w:rPr>
-          <w:rFonts w:cs="Calibri"/>
-        </w:rPr>
-        <w:t>Open a short-lived signed attachment URL after server-side authorization.</w:t>
+          <w:rFonts w:ascii="Times New Roman" w:hAnsi="Times New Roman" w:cs="Times New Roman"/>
+        </w:rPr>
+        <w:t>Update names, emails, designations, departments, and temporary passwords.</w:t>
       </w:r>
     </w:p>
     <w:p>
       <w:pPr>
         <w:pStyle w:val="ListBullet"/>
+        <w:rPr>
+          <w:rFonts w:ascii="Times New Roman" w:hAnsi="Times New Roman" w:cs="Times New Roman"/>
+        </w:rPr>
       </w:pPr>
       <w:r>
         <w:rPr>
-          <w:rFonts w:cs="Calibri"/>
-        </w:rPr>
-        <w:lastRenderedPageBreak/>
-        <w:t>Approve or reject once; repeated decisions return a conflict response.</w:t>
+          <w:rFonts w:ascii="Times New Roman" w:hAnsi="Times New Roman" w:cs="Times New Roman"/>
+        </w:rPr>
+        <w:t>Assign employees to valid manager-role accounts.</w:t>
       </w:r>
     </w:p>
     <w:p>
       <w:pPr>
-        <w:pStyle w:val="Heading2"/>
+        <w:pStyle w:val="ListBullet"/>
+        <w:rPr>
+          <w:rFonts w:ascii="Times New Roman" w:hAnsi="Times New Roman" w:cs="Times New Roman"/>
+        </w:rPr>
       </w:pPr>
       <w:r>
         <w:rPr>
-          <w:rFonts w:cs="Calibri"/>
-        </w:rPr>
-        <w:t>Administrator Experience</w:t>
+          <w:rFonts w:ascii="Times New Roman" w:hAnsi="Times New Roman" w:cs="Times New Roman"/>
+        </w:rPr>
+        <w:t>Maintain annual allocations and used-day values within database constraints.</w:t>
       </w:r>
     </w:p>
     <w:p>
       <w:pPr>
-        <w:keepNext/>
+        <w:pStyle w:val="ListBullet"/>
+        <w:numPr>
+          <w:ilvl w:val="0"/>
+          <w:numId w:val="0"/>
+        </w:numPr>
+        <w:ind w:left="720"/>
+        <w:rPr>
+          <w:rFonts w:ascii="Times New Roman" w:hAnsi="Times New Roman" w:cs="Times New Roman"/>
+        </w:rPr>
+      </w:pPr>
+    </w:p>
+    <w:p>
+      <w:pPr>
+        <w:pStyle w:val="Caption"/>
         <w:jc w:val="center"/>
+        <w:rPr>
+          <w:rFonts w:ascii="Times New Roman" w:hAnsi="Times New Roman" w:cs="Times New Roman"/>
+        </w:rPr>
       </w:pPr>
       <w:r>
         <w:rPr>
+          <w:rFonts w:ascii="Times New Roman" w:hAnsi="Times New Roman" w:cs="Times New Roman"/>
           <w:noProof/>
         </w:rPr>
+        <w:lastRenderedPageBreak/>
         <w:drawing>
           <wp:inline distT="0" distB="0" distL="0" distR="0" wp14:anchorId="1B44BAF1" wp14:editId="03E52549">
             <wp:extent cx="5943600" cy="3714115"/>
@@ -1359,12 +1552,64 @@
       </w:r>
       <w:r>
         <w:rPr>
+          <w:rFonts w:ascii="Times New Roman" w:hAnsi="Times New Roman" w:cs="Times New Roman"/>
+          <w:iCs/>
+        </w:rPr>
+        <w:t xml:space="preserve"> </w:t>
+      </w:r>
+      <w:r>
+        <w:rPr>
+          <w:rFonts w:ascii="Times New Roman" w:hAnsi="Times New Roman" w:cs="Times New Roman"/>
+          <w:iCs/>
+        </w:rPr>
+        <w:t xml:space="preserve">Figure </w:t>
+      </w:r>
+      <w:r>
+        <w:rPr>
+          <w:rFonts w:ascii="Times New Roman" w:hAnsi="Times New Roman" w:cs="Times New Roman"/>
+          <w:iCs/>
+        </w:rPr>
+        <w:t>8</w:t>
+      </w:r>
+      <w:r>
+        <w:rPr>
+          <w:rFonts w:ascii="Times New Roman" w:hAnsi="Times New Roman" w:cs="Times New Roman"/>
+          <w:iCs/>
+        </w:rPr>
+        <w:t>.</w:t>
+      </w:r>
+      <w:r>
+        <w:rPr>
+          <w:rFonts w:ascii="Times New Roman" w:hAnsi="Times New Roman" w:cs="Times New Roman"/>
+          <w:iCs/>
+        </w:rPr>
+        <w:t xml:space="preserve"> Admin Dashboard</w:t>
+      </w:r>
+      <w:r>
+        <w:rPr>
+          <w:rFonts w:ascii="Times New Roman" w:hAnsi="Times New Roman" w:cs="Times New Roman"/>
+          <w:iCs/>
+        </w:rPr>
+        <w:t>.</w:t>
+      </w:r>
+    </w:p>
+    <w:p>
+      <w:pPr>
+        <w:keepNext/>
+        <w:jc w:val="center"/>
+        <w:rPr>
+          <w:rFonts w:ascii="Times New Roman" w:hAnsi="Times New Roman" w:cs="Times New Roman"/>
+        </w:rPr>
+      </w:pPr>
+      <w:r>
+        <w:rPr>
+          <w:rFonts w:ascii="Times New Roman" w:hAnsi="Times New Roman" w:cs="Times New Roman"/>
           <w:noProof/>
         </w:rPr>
         <w:drawing>
-          <wp:inline distT="0" distB="0" distL="0" distR="0" wp14:anchorId="68013816" wp14:editId="5E7452E5">
-            <wp:extent cx="5943600" cy="3728720"/>
-            <wp:effectExtent l="0" t="0" r="0" b="5080"/>
+          <wp:inline distT="0" distB="0" distL="0" distR="0" wp14:anchorId="68013816" wp14:editId="3E26BED5">
+            <wp:extent cx="5943600" cy="3163570"/>
+            <wp:effectExtent l="0" t="0" r="0" b="0"/>
             <wp:docPr id="2017418171" name="Picture 17"/>
             <wp:cNvGraphicFramePr>
               <a:graphicFrameLocks xmlns:a="http://schemas.openxmlformats.org/drawingml/2006/main" noChangeAspect="1"/>
@@ -1394,7 +1639,7 @@
                   <pic:spPr bwMode="auto">
                     <a:xfrm>
                       <a:off x="0" y="0"/>
-                      <a:ext cx="5943600" cy="3728720"/>
+                      <a:ext cx="5943600" cy="3163570"/>
                     </a:xfrm>
                     <a:prstGeom prst="rect">
                       <a:avLst/>
@@ -1415,82 +1660,65 @@
       <w:pPr>
         <w:pStyle w:val="Caption"/>
         <w:jc w:val="center"/>
+        <w:rPr>
+          <w:rFonts w:ascii="Times New Roman" w:hAnsi="Times New Roman" w:cs="Times New Roman"/>
+          <w:iCs/>
+        </w:rPr>
       </w:pPr>
       <w:r>
         <w:rPr>
-          <w:rFonts w:cs="Calibri"/>
+          <w:rFonts w:ascii="Times New Roman" w:hAnsi="Times New Roman" w:cs="Times New Roman"/>
           <w:iCs/>
         </w:rPr>
-        <w:t>Figure 3. Administrator account creation and manager-assignment workflow.</w:t>
+        <w:t xml:space="preserve">Figure </w:t>
+      </w:r>
+      <w:r>
+        <w:rPr>
+          <w:rFonts w:ascii="Times New Roman" w:hAnsi="Times New Roman" w:cs="Times New Roman"/>
+          <w:iCs/>
+        </w:rPr>
+        <w:t>9</w:t>
+      </w:r>
+      <w:r>
+        <w:rPr>
+          <w:rFonts w:ascii="Times New Roman" w:hAnsi="Times New Roman" w:cs="Times New Roman"/>
+          <w:iCs/>
+        </w:rPr>
+        <w:t xml:space="preserve">. </w:t>
+      </w:r>
+      <w:r>
+        <w:rPr>
+          <w:rFonts w:ascii="Times New Roman" w:hAnsi="Times New Roman" w:cs="Times New Roman"/>
+          <w:iCs/>
+        </w:rPr>
+        <w:t>Admin Control Panel</w:t>
       </w:r>
     </w:p>
     <w:p>
       <w:pPr>
-        <w:pStyle w:val="ListBullet"/>
+        <w:pStyle w:val="Heading1"/>
+        <w:rPr>
+          <w:rFonts w:ascii="Times New Roman" w:hAnsi="Times New Roman" w:cs="Times New Roman"/>
+        </w:rPr>
       </w:pPr>
       <w:r>
         <w:rPr>
-          <w:rFonts w:cs="Calibri"/>
+          <w:rFonts w:ascii="Times New Roman" w:hAnsi="Times New Roman" w:cs="Times New Roman"/>
         </w:rPr>
         <w:lastRenderedPageBreak/>
-        <w:t>Create employee and manager authentication accounts.</w:t>
-      </w:r>
-    </w:p>
-    <w:p>
-      <w:pPr>
-        <w:pStyle w:val="ListBullet"/>
-      </w:pPr>
-      <w:r>
-        <w:rPr>
-          <w:rFonts w:cs="Calibri"/>
-        </w:rPr>
-        <w:t>Update names, emails, designations, departments, and temporary passwords.</w:t>
-      </w:r>
-    </w:p>
-    <w:p>
-      <w:pPr>
-        <w:pStyle w:val="ListBullet"/>
-      </w:pPr>
-      <w:r>
-        <w:rPr>
-          <w:rFonts w:cs="Calibri"/>
-        </w:rPr>
-        <w:t>Assign employees to valid manager-role accounts.</w:t>
-      </w:r>
-    </w:p>
-    <w:p>
-      <w:pPr>
-        <w:pStyle w:val="ListBullet"/>
-      </w:pPr>
-      <w:r>
-        <w:rPr>
-          <w:rFonts w:cs="Calibri"/>
-        </w:rPr>
-        <w:t>Maintain annual allocations and used-day values within database constraints.</w:t>
-      </w:r>
-    </w:p>
-    <w:p>
-      <w:pPr>
-        <w:pageBreakBefore/>
-      </w:pPr>
-    </w:p>
-    <w:p>
-      <w:pPr>
-        <w:pStyle w:val="Heading1"/>
-      </w:pPr>
-      <w:r>
-        <w:rPr>
-          <w:rFonts w:cs="Calibri"/>
-        </w:rPr>
         <w:t>3. Architecture and System Design</w:t>
       </w:r>
     </w:p>
     <w:p>
       <w:pPr>
         <w:jc w:val="center"/>
+        <w:rPr>
+          <w:rFonts w:ascii="Times New Roman" w:hAnsi="Times New Roman" w:cs="Times New Roman"/>
+        </w:rPr>
       </w:pPr>
       <w:r>
         <w:rPr>
+          <w:rFonts w:ascii="Times New Roman" w:hAnsi="Times New Roman" w:cs="Times New Roman"/>
           <w:noProof/>
         </w:rPr>
         <w:drawing>
@@ -1534,33 +1762,55 @@
       <w:pPr>
         <w:pStyle w:val="Caption"/>
         <w:jc w:val="center"/>
+        <w:rPr>
+          <w:rFonts w:ascii="Times New Roman" w:hAnsi="Times New Roman" w:cs="Times New Roman"/>
+        </w:rPr>
       </w:pPr>
       <w:r>
         <w:rPr>
-          <w:rFonts w:cs="Calibri"/>
+          <w:rFonts w:ascii="Times New Roman" w:hAnsi="Times New Roman" w:cs="Times New Roman"/>
           <w:iCs/>
         </w:rPr>
-        <w:t>Figure 4. Runtime architecture and primary trust boundaries.</w:t>
+        <w:t xml:space="preserve">Figure </w:t>
+      </w:r>
+      <w:r>
+        <w:rPr>
+          <w:rFonts w:ascii="Times New Roman" w:hAnsi="Times New Roman" w:cs="Times New Roman"/>
+          <w:iCs/>
+        </w:rPr>
+        <w:t>10</w:t>
+      </w:r>
+      <w:r>
+        <w:rPr>
+          <w:rFonts w:ascii="Times New Roman" w:hAnsi="Times New Roman" w:cs="Times New Roman"/>
+          <w:iCs/>
+        </w:rPr>
+        <w:t>. Runtime architecture and primary trust boundaries.</w:t>
       </w:r>
     </w:p>
     <w:p>
       <w:pPr>
         <w:pStyle w:val="Heading2"/>
+        <w:rPr>
+          <w:rFonts w:ascii="Times New Roman" w:hAnsi="Times New Roman" w:cs="Times New Roman"/>
+        </w:rPr>
       </w:pPr>
       <w:r>
-        <w:t xml:space="preserve">Key </w:t>
-      </w:r>
-      <w:r>
-        <w:t>Design</w:t>
-      </w:r>
-      <w:r>
-        <w:t xml:space="preserve"> Decisions</w:t>
+        <w:rPr>
+          <w:rFonts w:ascii="Times New Roman" w:hAnsi="Times New Roman" w:cs="Times New Roman"/>
+        </w:rPr>
+        <w:t>Key Design Decisions</w:t>
       </w:r>
     </w:p>
     <w:p>
+      <w:pPr>
+        <w:rPr>
+          <w:rFonts w:ascii="Times New Roman" w:hAnsi="Times New Roman" w:cs="Times New Roman"/>
+        </w:rPr>
+      </w:pPr>
       <w:r>
         <w:rPr>
-          <w:rFonts w:cs="Calibri"/>
+          <w:rFonts w:ascii="Times New Roman" w:hAnsi="Times New Roman" w:cs="Times New Roman"/>
           <w:b/>
           <w:bCs/>
           <w:color w:val="1F4D78"/>
@@ -1570,7 +1820,7 @@
       <w:proofErr w:type="gramStart"/>
       <w:r>
         <w:rPr>
-          <w:rFonts w:cs="Calibri"/>
+          <w:rFonts w:ascii="Times New Roman" w:hAnsi="Times New Roman" w:cs="Times New Roman"/>
           <w:b/>
           <w:bCs/>
           <w:color w:val="1F4D78"/>
@@ -1580,7 +1830,7 @@
       <w:proofErr w:type="gramEnd"/>
       <w:r>
         <w:rPr>
-          <w:rFonts w:cs="Calibri"/>
+          <w:rFonts w:ascii="Times New Roman" w:hAnsi="Times New Roman" w:cs="Times New Roman"/>
           <w:b/>
           <w:bCs/>
           <w:color w:val="1F4D78"/>
@@ -1589,15 +1839,20 @@
       </w:r>
       <w:r>
         <w:rPr>
-          <w:rFonts w:cs="Calibri"/>
+          <w:rFonts w:ascii="Times New Roman" w:hAnsi="Times New Roman" w:cs="Times New Roman"/>
         </w:rPr>
         <w:t>The production server embeds the built React assets, serves the SPA, and exposes /api. Node.js is build-time only.</w:t>
       </w:r>
     </w:p>
     <w:p>
+      <w:pPr>
+        <w:rPr>
+          <w:rFonts w:ascii="Times New Roman" w:hAnsi="Times New Roman" w:cs="Times New Roman"/>
+        </w:rPr>
+      </w:pPr>
       <w:r>
         <w:rPr>
-          <w:rFonts w:cs="Calibri"/>
+          <w:rFonts w:ascii="Times New Roman" w:hAnsi="Times New Roman" w:cs="Times New Roman"/>
           <w:b/>
           <w:bCs/>
           <w:color w:val="1F4D78"/>
@@ -1606,15 +1861,20 @@
       </w:r>
       <w:r>
         <w:rPr>
-          <w:rFonts w:cs="Calibri"/>
+          <w:rFonts w:ascii="Times New Roman" w:hAnsi="Times New Roman" w:cs="Times New Roman"/>
         </w:rPr>
         <w:t>The API derives identity from verified tokens and database profiles; client-supplied IDs and roles are never authoritative.</w:t>
       </w:r>
     </w:p>
     <w:p>
+      <w:pPr>
+        <w:rPr>
+          <w:rFonts w:ascii="Times New Roman" w:hAnsi="Times New Roman" w:cs="Times New Roman"/>
+        </w:rPr>
+      </w:pPr>
       <w:r>
         <w:rPr>
-          <w:rFonts w:cs="Calibri"/>
+          <w:rFonts w:ascii="Times New Roman" w:hAnsi="Times New Roman" w:cs="Times New Roman"/>
           <w:b/>
           <w:bCs/>
           <w:color w:val="1F4D78"/>
@@ -1623,15 +1883,20 @@
       </w:r>
       <w:r>
         <w:rPr>
-          <w:rFonts w:cs="Calibri"/>
+          <w:rFonts w:ascii="Times New Roman" w:hAnsi="Times New Roman" w:cs="Times New Roman"/>
         </w:rPr>
         <w:t>Constraints prevent overlapping active leave, invalid decisions, cross-year requests, and inconsistent balances.</w:t>
       </w:r>
     </w:p>
     <w:p>
+      <w:pPr>
+        <w:rPr>
+          <w:rFonts w:ascii="Times New Roman" w:hAnsi="Times New Roman" w:cs="Times New Roman"/>
+        </w:rPr>
+      </w:pPr>
       <w:r>
         <w:rPr>
-          <w:rFonts w:cs="Calibri"/>
+          <w:rFonts w:ascii="Times New Roman" w:hAnsi="Times New Roman" w:cs="Times New Roman"/>
           <w:b/>
           <w:bCs/>
           <w:color w:val="1F4D78"/>
@@ -1640,7 +1905,7 @@
       </w:r>
       <w:r>
         <w:rPr>
-          <w:rFonts w:cs="Calibri"/>
+          <w:rFonts w:ascii="Times New Roman" w:hAnsi="Times New Roman" w:cs="Times New Roman"/>
         </w:rPr>
         <w:t>Supporting files are stored in a private bucket and accessed through short-lived signed URLs after authorization.</w:t>
       </w:r>
@@ -1648,12 +1913,12 @@
     <w:p>
       <w:pPr>
         <w:rPr>
-          <w:rFonts w:cs="Calibri"/>
+          <w:rFonts w:ascii="Times New Roman" w:hAnsi="Times New Roman" w:cs="Times New Roman"/>
         </w:rPr>
       </w:pPr>
       <w:r>
         <w:rPr>
-          <w:rFonts w:cs="Calibri"/>
+          <w:rFonts w:ascii="Times New Roman" w:hAnsi="Times New Roman" w:cs="Times New Roman"/>
           <w:b/>
           <w:bCs/>
           <w:color w:val="1F4D78"/>
@@ -1662,7 +1927,7 @@
       </w:r>
       <w:r>
         <w:rPr>
-          <w:rFonts w:cs="Calibri"/>
+          <w:rFonts w:ascii="Times New Roman" w:hAnsi="Times New Roman" w:cs="Times New Roman"/>
         </w:rPr>
         <w:t>Cached responses are keyed per user and invalidated for related employee, manager, and administrator views after writes.</w:t>
       </w:r>
@@ -1670,15 +1935,21 @@
     <w:p>
       <w:pPr>
         <w:rPr>
-          <w:rFonts w:cs="Calibri"/>
+          <w:rFonts w:ascii="Times New Roman" w:hAnsi="Times New Roman" w:cs="Times New Roman"/>
         </w:rPr>
       </w:pPr>
     </w:p>
     <w:p>
       <w:pPr>
         <w:pStyle w:val="Heading2"/>
+        <w:rPr>
+          <w:rFonts w:ascii="Times New Roman" w:hAnsi="Times New Roman" w:cs="Times New Roman"/>
+        </w:rPr>
       </w:pPr>
       <w:r>
+        <w:rPr>
+          <w:rFonts w:ascii="Times New Roman" w:hAnsi="Times New Roman" w:cs="Times New Roman"/>
+        </w:rPr>
         <w:lastRenderedPageBreak/>
         <w:t>Flow diagram:</w:t>
       </w:r>
@@ -1686,17 +1957,25 @@
     <w:p>
       <w:pPr>
         <w:rPr>
-          <w:rFonts w:cs="Calibri"/>
+          <w:rFonts w:ascii="Times New Roman" w:hAnsi="Times New Roman" w:cs="Times New Roman"/>
+          <w:b/>
+          <w:bCs/>
+          <w:i/>
+          <w:iCs/>
+          <w:color w:val="64748B"/>
+          <w:sz w:val="18"/>
+          <w:szCs w:val="18"/>
         </w:rPr>
       </w:pPr>
       <w:r>
         <w:rPr>
+          <w:rFonts w:ascii="Times New Roman" w:hAnsi="Times New Roman" w:cs="Times New Roman"/>
           <w:noProof/>
         </w:rPr>
         <w:drawing>
-          <wp:inline distT="0" distB="0" distL="0" distR="0" wp14:anchorId="547DA078" wp14:editId="52EAD80F">
-            <wp:extent cx="2566033" cy="8074855"/>
-            <wp:effectExtent l="0" t="0" r="6350" b="2540"/>
+          <wp:inline distT="0" distB="0" distL="0" distR="0" wp14:anchorId="547DA078" wp14:editId="264D37DC">
+            <wp:extent cx="2565400" cy="7975600"/>
+            <wp:effectExtent l="0" t="0" r="6350" b="6350"/>
             <wp:docPr id="420588077" name="Graphic 1"/>
             <wp:cNvGraphicFramePr>
               <a:graphicFrameLocks xmlns:a="http://schemas.openxmlformats.org/drawingml/2006/main" noChangeAspect="1"/>
@@ -1723,7 +2002,7 @@
                   <pic:spPr>
                     <a:xfrm>
                       <a:off x="0" y="0"/>
-                      <a:ext cx="2581580" cy="8123778"/>
+                      <a:ext cx="2581580" cy="8025902"/>
                     </a:xfrm>
                     <a:prstGeom prst="rect">
                       <a:avLst/>
@@ -1735,35 +2014,65 @@
           </wp:inline>
         </w:drawing>
       </w:r>
+      <w:r>
+        <w:rPr>
+          <w:rFonts w:ascii="Times New Roman" w:hAnsi="Times New Roman" w:cs="Times New Roman"/>
+          <w:b/>
+          <w:bCs/>
+          <w:i/>
+          <w:iCs/>
+          <w:color w:val="64748B"/>
+          <w:sz w:val="18"/>
+          <w:szCs w:val="18"/>
+        </w:rPr>
+        <w:t xml:space="preserve"> </w:t>
+      </w:r>
     </w:p>
     <w:p>
       <w:pPr>
-        <w:rPr>
-          <w:rFonts w:cs="Calibri"/>
-        </w:rPr>
-      </w:pPr>
+        <w:pStyle w:val="Caption"/>
+        <w:rPr>
+          <w:rFonts w:ascii="Times New Roman" w:hAnsi="Times New Roman" w:cs="Times New Roman"/>
+        </w:rPr>
+      </w:pPr>
+      <w:r>
+        <w:rPr>
+          <w:rFonts w:ascii="Times New Roman" w:hAnsi="Times New Roman" w:cs="Times New Roman"/>
+        </w:rPr>
+        <w:t xml:space="preserve">Figure 10. Runtime architecture </w:t>
+      </w:r>
+      <w:r>
+        <w:rPr>
+          <w:rFonts w:ascii="Times New Roman" w:hAnsi="Times New Roman" w:cs="Times New Roman"/>
+        </w:rPr>
+        <w:t>flow diagram</w:t>
+      </w:r>
     </w:p>
     <w:p>
       <w:pPr>
+        <w:rPr>
+          <w:rFonts w:ascii="Times New Roman" w:hAnsi="Times New Roman" w:cs="Times New Roman"/>
+        </w:rPr>
+      </w:pPr>
+    </w:p>
+    <w:p>
+      <w:pPr>
         <w:pStyle w:val="Heading2"/>
         <w:rPr>
+          <w:rFonts w:ascii="Times New Roman" w:hAnsi="Times New Roman" w:cs="Times New Roman"/>
           <w:lang w:val="en-GB"/>
         </w:rPr>
       </w:pPr>
       <w:r>
         <w:rPr>
+          <w:rFonts w:ascii="Times New Roman" w:hAnsi="Times New Roman" w:cs="Times New Roman"/>
           <w:lang w:val="en-GB"/>
         </w:rPr>
-        <w:t>i</w:t>
+        <w:t>important, enforced</w:t>
       </w:r>
       <w:r>
         <w:rPr>
-          <w:lang w:val="en-GB"/>
-        </w:rPr>
-        <w:t>mportant, enforced</w:t>
-      </w:r>
-      <w:r>
-        <w:rPr>
+          <w:rFonts w:ascii="Times New Roman" w:hAnsi="Times New Roman" w:cs="Times New Roman"/>
           <w:lang w:val="en-GB"/>
         </w:rPr>
         <w:t xml:space="preserve"> rules:</w:t>
@@ -1776,13 +2085,13 @@
           <w:numId w:val="10"/>
         </w:numPr>
         <w:rPr>
-          <w:rFonts w:cs="Calibri"/>
+          <w:rFonts w:ascii="Times New Roman" w:hAnsi="Times New Roman" w:cs="Times New Roman"/>
           <w:lang w:val="en-GB"/>
         </w:rPr>
       </w:pPr>
       <w:r>
         <w:rPr>
-          <w:rFonts w:cs="Calibri"/>
+          <w:rFonts w:ascii="Times New Roman" w:hAnsi="Times New Roman" w:cs="Times New Roman"/>
           <w:lang w:val="en-GB"/>
         </w:rPr>
         <w:t>Managers only see requests from employees assigned to them.</w:t>
@@ -1795,13 +2104,13 @@
           <w:numId w:val="10"/>
         </w:numPr>
         <w:rPr>
-          <w:rFonts w:cs="Calibri"/>
+          <w:rFonts w:ascii="Times New Roman" w:hAnsi="Times New Roman" w:cs="Times New Roman"/>
           <w:lang w:val="en-GB"/>
         </w:rPr>
       </w:pPr>
       <w:r>
         <w:rPr>
-          <w:rFonts w:cs="Calibri"/>
+          <w:rFonts w:ascii="Times New Roman" w:hAnsi="Times New Roman" w:cs="Times New Roman"/>
           <w:lang w:val="en-GB"/>
         </w:rPr>
         <w:t>Admins can review any pending request.</w:t>
@@ -1814,13 +2123,13 @@
           <w:numId w:val="10"/>
         </w:numPr>
         <w:rPr>
-          <w:rFonts w:cs="Calibri"/>
+          <w:rFonts w:ascii="Times New Roman" w:hAnsi="Times New Roman" w:cs="Times New Roman"/>
           <w:lang w:val="en-GB"/>
         </w:rPr>
       </w:pPr>
       <w:r>
         <w:rPr>
-          <w:rFonts w:cs="Calibri"/>
+          <w:rFonts w:ascii="Times New Roman" w:hAnsi="Times New Roman" w:cs="Times New Roman"/>
           <w:lang w:val="en-GB"/>
         </w:rPr>
         <w:t>Only pending requests can be approved or rejected.</w:t>
@@ -1833,13 +2142,13 @@
           <w:numId w:val="10"/>
         </w:numPr>
         <w:rPr>
-          <w:rFonts w:cs="Calibri"/>
+          <w:rFonts w:ascii="Times New Roman" w:hAnsi="Times New Roman" w:cs="Times New Roman"/>
           <w:lang w:val="en-GB"/>
         </w:rPr>
       </w:pPr>
       <w:r>
         <w:rPr>
-          <w:rFonts w:cs="Calibri"/>
+          <w:rFonts w:ascii="Times New Roman" w:hAnsi="Times New Roman" w:cs="Times New Roman"/>
           <w:lang w:val="en-GB"/>
         </w:rPr>
         <w:t>Leave dates cannot overlap another pending or approved request.</w:t>
@@ -1852,13 +2161,13 @@
           <w:numId w:val="10"/>
         </w:numPr>
         <w:rPr>
-          <w:rFonts w:cs="Calibri"/>
+          <w:rFonts w:ascii="Times New Roman" w:hAnsi="Times New Roman" w:cs="Times New Roman"/>
           <w:lang w:val="en-GB"/>
         </w:rPr>
       </w:pPr>
       <w:r>
         <w:rPr>
-          <w:rFonts w:cs="Calibri"/>
+          <w:rFonts w:ascii="Times New Roman" w:hAnsi="Times New Roman" w:cs="Times New Roman"/>
           <w:lang w:val="en-GB"/>
         </w:rPr>
         <w:t>A request cannot cross calendar years.</w:t>
@@ -1871,13 +2180,13 @@
           <w:numId w:val="10"/>
         </w:numPr>
         <w:rPr>
-          <w:rFonts w:cs="Calibri"/>
+          <w:rFonts w:ascii="Times New Roman" w:hAnsi="Times New Roman" w:cs="Times New Roman"/>
           <w:lang w:val="en-GB"/>
         </w:rPr>
       </w:pPr>
       <w:r>
         <w:rPr>
-          <w:rFonts w:cs="Calibri"/>
+          <w:rFonts w:ascii="Times New Roman" w:hAnsi="Times New Roman" w:cs="Times New Roman"/>
           <w:lang w:val="en-GB"/>
         </w:rPr>
         <w:t>Leave balance is deducted only when approval succeeds.</w:t>
@@ -1890,13 +2199,13 @@
           <w:numId w:val="10"/>
         </w:numPr>
         <w:rPr>
-          <w:rFonts w:cs="Calibri"/>
+          <w:rFonts w:ascii="Times New Roman" w:hAnsi="Times New Roman" w:cs="Times New Roman"/>
           <w:lang w:val="en-GB"/>
         </w:rPr>
       </w:pPr>
       <w:r>
         <w:rPr>
-          <w:rFonts w:cs="Calibri"/>
+          <w:rFonts w:ascii="Times New Roman" w:hAnsi="Times New Roman" w:cs="Times New Roman"/>
           <w:lang w:val="en-GB"/>
         </w:rPr>
         <w:t>Rejected requests do not affect the balance.</w:t>
@@ -1909,13 +2218,13 @@
           <w:numId w:val="10"/>
         </w:numPr>
         <w:rPr>
-          <w:rFonts w:cs="Calibri"/>
+          <w:rFonts w:ascii="Times New Roman" w:hAnsi="Times New Roman" w:cs="Times New Roman"/>
           <w:lang w:val="en-GB"/>
         </w:rPr>
       </w:pPr>
       <w:r>
         <w:rPr>
-          <w:rFonts w:cs="Calibri"/>
+          <w:rFonts w:ascii="Times New Roman" w:hAnsi="Times New Roman" w:cs="Times New Roman"/>
           <w:lang w:val="en-GB"/>
         </w:rPr>
         <w:t>Leave duration includes both the start and end dates.</w:t>
@@ -1928,13 +2237,13 @@
           <w:numId w:val="10"/>
         </w:numPr>
         <w:rPr>
-          <w:rFonts w:cs="Calibri"/>
+          <w:rFonts w:ascii="Times New Roman" w:hAnsi="Times New Roman" w:cs="Times New Roman"/>
           <w:lang w:val="en-GB"/>
         </w:rPr>
       </w:pPr>
       <w:r>
         <w:rPr>
-          <w:rFonts w:cs="Calibri"/>
+          <w:rFonts w:ascii="Times New Roman" w:hAnsi="Times New Roman" w:cs="Times New Roman"/>
           <w:lang w:val="en-GB"/>
         </w:rPr>
         <w:t>Attachments can only be uploaded while the request is pending.</w:t>
@@ -1947,26 +2256,35 @@
           <w:numId w:val="10"/>
         </w:numPr>
         <w:rPr>
-          <w:rFonts w:cs="Calibri"/>
+          <w:rFonts w:ascii="Times New Roman" w:hAnsi="Times New Roman" w:cs="Times New Roman"/>
           <w:lang w:val="en-GB"/>
         </w:rPr>
       </w:pPr>
       <w:r>
         <w:rPr>
-          <w:rFonts w:cs="Calibri"/>
+          <w:rFonts w:ascii="Times New Roman" w:hAnsi="Times New Roman" w:cs="Times New Roman"/>
           <w:lang w:val="en-GB"/>
         </w:rPr>
         <w:t>The application currently does not reject requests merely because the start date is in the past.</w:t>
       </w:r>
     </w:p>
-    <w:p/>
     <w:p>
       <w:pPr>
+        <w:rPr>
+          <w:rFonts w:ascii="Times New Roman" w:hAnsi="Times New Roman" w:cs="Times New Roman"/>
+        </w:rPr>
+      </w:pPr>
+    </w:p>
+    <w:p>
+      <w:pPr>
         <w:pStyle w:val="Heading1"/>
+        <w:rPr>
+          <w:rFonts w:ascii="Times New Roman" w:hAnsi="Times New Roman" w:cs="Times New Roman"/>
+        </w:rPr>
       </w:pPr>
       <w:r>
         <w:rPr>
-          <w:rFonts w:cs="Calibri"/>
+          <w:rFonts w:ascii="Times New Roman" w:hAnsi="Times New Roman" w:cs="Times New Roman"/>
         </w:rPr>
         <w:t>4. Backend Implementation</w:t>
       </w:r>
@@ -1974,10 +2292,13 @@
     <w:p>
       <w:pPr>
         <w:pStyle w:val="ListBullet"/>
+        <w:rPr>
+          <w:rFonts w:ascii="Times New Roman" w:hAnsi="Times New Roman" w:cs="Times New Roman"/>
+        </w:rPr>
       </w:pPr>
       <w:r>
         <w:rPr>
-          <w:rFonts w:cs="Calibri"/>
+          <w:rFonts w:ascii="Times New Roman" w:hAnsi="Times New Roman" w:cs="Times New Roman"/>
         </w:rPr>
         <w:t>Handlers own HTTP concerns: method checks, JSON decoding, status codes, and safe response bodies.</w:t>
       </w:r>
@@ -1985,10 +2306,13 @@
     <w:p>
       <w:pPr>
         <w:pStyle w:val="ListBullet"/>
+        <w:rPr>
+          <w:rFonts w:ascii="Times New Roman" w:hAnsi="Times New Roman" w:cs="Times New Roman"/>
+        </w:rPr>
       </w:pPr>
       <w:r>
         <w:rPr>
-          <w:rFonts w:cs="Calibri"/>
+          <w:rFonts w:ascii="Times New Roman" w:hAnsi="Times New Roman" w:cs="Times New Roman"/>
         </w:rPr>
         <w:t>Services implement application rules and database transactions.</w:t>
       </w:r>
@@ -1996,10 +2320,13 @@
     <w:p>
       <w:pPr>
         <w:pStyle w:val="ListBullet"/>
+        <w:rPr>
+          <w:rFonts w:ascii="Times New Roman" w:hAnsi="Times New Roman" w:cs="Times New Roman"/>
+        </w:rPr>
       </w:pPr>
       <w:r>
         <w:rPr>
-          <w:rFonts w:cs="Calibri"/>
+          <w:rFonts w:ascii="Times New Roman" w:hAnsi="Times New Roman" w:cs="Times New Roman"/>
         </w:rPr>
         <w:t>Middleware performs authentication, role checks, CSRF protection, CORS, caching, rate limiting, and request logging.</w:t>
       </w:r>
@@ -2007,10 +2334,13 @@
     <w:p>
       <w:pPr>
         <w:pStyle w:val="ListBullet"/>
+        <w:rPr>
+          <w:rFonts w:ascii="Times New Roman" w:hAnsi="Times New Roman" w:cs="Times New Roman"/>
+        </w:rPr>
       </w:pPr>
       <w:r>
         <w:rPr>
-          <w:rFonts w:cs="Calibri"/>
+          <w:rFonts w:ascii="Times New Roman" w:hAnsi="Times New Roman" w:cs="Times New Roman"/>
         </w:rPr>
         <w:t>Database initialization applies bounded retry, connection-pool limits, idle/lifetime settings, and readiness checks.</w:t>
       </w:r>
@@ -2018,10 +2348,13 @@
     <w:p>
       <w:pPr>
         <w:pStyle w:val="ListBullet"/>
+        <w:rPr>
+          <w:rFonts w:ascii="Times New Roman" w:hAnsi="Times New Roman" w:cs="Times New Roman"/>
+        </w:rPr>
       </w:pPr>
       <w:r>
         <w:rPr>
-          <w:rFonts w:cs="Calibri"/>
+          <w:rFonts w:ascii="Times New Roman" w:hAnsi="Times New Roman" w:cs="Times New Roman"/>
         </w:rPr>
         <w:t>Typed service errors map expected failures to 400, 404, 409, 502, or 503 without leaking database or provider details.</w:t>
       </w:r>
@@ -2029,15 +2362,21 @@
     <w:p>
       <w:pPr>
         <w:spacing w:after="40"/>
+        <w:rPr>
+          <w:rFonts w:ascii="Times New Roman" w:hAnsi="Times New Roman" w:cs="Times New Roman"/>
+        </w:rPr>
       </w:pPr>
     </w:p>
     <w:p>
       <w:pPr>
         <w:pStyle w:val="Heading2"/>
+        <w:rPr>
+          <w:rFonts w:ascii="Times New Roman" w:hAnsi="Times New Roman" w:cs="Times New Roman"/>
+        </w:rPr>
       </w:pPr>
       <w:r>
         <w:rPr>
-          <w:rFonts w:cs="Calibri"/>
+          <w:rFonts w:ascii="Times New Roman" w:hAnsi="Times New Roman" w:cs="Times New Roman"/>
         </w:rPr>
         <w:t>Security Controls</w:t>
       </w:r>
@@ -2077,9 +2416,14 @@
             </w:tcMar>
           </w:tcPr>
           <w:p>
+            <w:pPr>
+              <w:rPr>
+                <w:rFonts w:ascii="Times New Roman" w:hAnsi="Times New Roman" w:cs="Times New Roman"/>
+              </w:rPr>
+            </w:pPr>
             <w:r>
               <w:rPr>
-                <w:rFonts w:cs="Calibri"/>
+                <w:rFonts w:ascii="Times New Roman" w:hAnsi="Times New Roman" w:cs="Times New Roman"/>
                 <w:b/>
                 <w:bCs/>
                 <w:color w:val="FFFFFF"/>
@@ -2101,9 +2445,14 @@
             </w:tcMar>
           </w:tcPr>
           <w:p>
+            <w:pPr>
+              <w:rPr>
+                <w:rFonts w:ascii="Times New Roman" w:hAnsi="Times New Roman" w:cs="Times New Roman"/>
+              </w:rPr>
+            </w:pPr>
             <w:r>
               <w:rPr>
-                <w:rFonts w:cs="Calibri"/>
+                <w:rFonts w:ascii="Times New Roman" w:hAnsi="Times New Roman" w:cs="Times New Roman"/>
                 <w:b/>
                 <w:bCs/>
                 <w:color w:val="FFFFFF"/>
@@ -2126,9 +2475,14 @@
             </w:tcMar>
           </w:tcPr>
           <w:p>
+            <w:pPr>
+              <w:rPr>
+                <w:rFonts w:ascii="Times New Roman" w:hAnsi="Times New Roman" w:cs="Times New Roman"/>
+              </w:rPr>
+            </w:pPr>
             <w:r>
               <w:rPr>
-                <w:rFonts w:cs="Calibri"/>
+                <w:rFonts w:ascii="Times New Roman" w:hAnsi="Times New Roman" w:cs="Times New Roman"/>
               </w:rPr>
               <w:t>Authentication</w:t>
             </w:r>
@@ -2145,9 +2499,14 @@
             </w:tcMar>
           </w:tcPr>
           <w:p>
+            <w:pPr>
+              <w:rPr>
+                <w:rFonts w:ascii="Times New Roman" w:hAnsi="Times New Roman" w:cs="Times New Roman"/>
+              </w:rPr>
+            </w:pPr>
             <w:r>
               <w:rPr>
-                <w:rFonts w:cs="Calibri"/>
+                <w:rFonts w:ascii="Times New Roman" w:hAnsi="Times New Roman" w:cs="Times New Roman"/>
               </w:rPr>
               <w:t>Supabase JWT validation with issuer, audience, expiry, algorithm, and signature checks</w:t>
             </w:r>
@@ -2166,9 +2525,14 @@
             </w:tcMar>
           </w:tcPr>
           <w:p>
+            <w:pPr>
+              <w:rPr>
+                <w:rFonts w:ascii="Times New Roman" w:hAnsi="Times New Roman" w:cs="Times New Roman"/>
+              </w:rPr>
+            </w:pPr>
             <w:r>
               <w:rPr>
-                <w:rFonts w:cs="Calibri"/>
+                <w:rFonts w:ascii="Times New Roman" w:hAnsi="Times New Roman" w:cs="Times New Roman"/>
               </w:rPr>
               <w:t>Authorization</w:t>
             </w:r>
@@ -2185,9 +2549,14 @@
             </w:tcMar>
           </w:tcPr>
           <w:p>
+            <w:pPr>
+              <w:rPr>
+                <w:rFonts w:ascii="Times New Roman" w:hAnsi="Times New Roman" w:cs="Times New Roman"/>
+              </w:rPr>
+            </w:pPr>
             <w:r>
               <w:rPr>
-                <w:rFonts w:cs="Calibri"/>
+                <w:rFonts w:ascii="Times New Roman" w:hAnsi="Times New Roman" w:cs="Times New Roman"/>
               </w:rPr>
               <w:t>Employee, manager, and admin middleware plus query-level ownership filters</w:t>
             </w:r>
@@ -2206,11 +2575,15 @@
             </w:tcMar>
           </w:tcPr>
           <w:p>
+            <w:pPr>
+              <w:rPr>
+                <w:rFonts w:ascii="Times New Roman" w:hAnsi="Times New Roman" w:cs="Times New Roman"/>
+              </w:rPr>
+            </w:pPr>
             <w:r>
               <w:rPr>
-                <w:rFonts w:cs="Calibri"/>
+                <w:rFonts w:ascii="Times New Roman" w:hAnsi="Times New Roman" w:cs="Times New Roman"/>
               </w:rPr>
-              <w:lastRenderedPageBreak/>
               <w:t>Session security</w:t>
             </w:r>
           </w:p>
@@ -2226,9 +2599,14 @@
             </w:tcMar>
           </w:tcPr>
           <w:p>
+            <w:pPr>
+              <w:rPr>
+                <w:rFonts w:ascii="Times New Roman" w:hAnsi="Times New Roman" w:cs="Times New Roman"/>
+              </w:rPr>
+            </w:pPr>
             <w:r>
               <w:rPr>
-                <w:rFonts w:cs="Calibri"/>
+                <w:rFonts w:ascii="Times New Roman" w:hAnsi="Times New Roman" w:cs="Times New Roman"/>
               </w:rPr>
               <w:t>HttpOnly SameSite cookie and separate CSRF token for cookie-authenticated writes</w:t>
             </w:r>
@@ -2247,10 +2625,16 @@
             </w:tcMar>
           </w:tcPr>
           <w:p>
+            <w:pPr>
+              <w:rPr>
+                <w:rFonts w:ascii="Times New Roman" w:hAnsi="Times New Roman" w:cs="Times New Roman"/>
+              </w:rPr>
+            </w:pPr>
             <w:r>
               <w:rPr>
-                <w:rFonts w:cs="Calibri"/>
+                <w:rFonts w:ascii="Times New Roman" w:hAnsi="Times New Roman" w:cs="Times New Roman"/>
               </w:rPr>
+              <w:lastRenderedPageBreak/>
               <w:t>Abuse protection</w:t>
             </w:r>
           </w:p>
@@ -2266,9 +2650,14 @@
             </w:tcMar>
           </w:tcPr>
           <w:p>
+            <w:pPr>
+              <w:rPr>
+                <w:rFonts w:ascii="Times New Roman" w:hAnsi="Times New Roman" w:cs="Times New Roman"/>
+              </w:rPr>
+            </w:pPr>
             <w:r>
               <w:rPr>
-                <w:rFonts w:cs="Calibri"/>
+                <w:rFonts w:ascii="Times New Roman" w:hAnsi="Times New Roman" w:cs="Times New Roman"/>
               </w:rPr>
               <w:t>IP-based general and stricter session-exchange rate limits</w:t>
             </w:r>
@@ -2287,49 +2676,14 @@
             </w:tcMar>
           </w:tcPr>
           <w:p>
+            <w:pPr>
+              <w:rPr>
+                <w:rFonts w:ascii="Times New Roman" w:hAnsi="Times New Roman" w:cs="Times New Roman"/>
+              </w:rPr>
+            </w:pPr>
             <w:r>
               <w:rPr>
-                <w:rFonts w:cs="Calibri"/>
-              </w:rPr>
-              <w:t>Secrets</w:t>
-            </w:r>
-          </w:p>
-        </w:tc>
-        <w:tc>
-          <w:tcPr>
-            <w:tcW w:w="6860" w:type="dxa"/>
-            <w:tcMar>
-              <w:top w:w="100" w:type="dxa"/>
-              <w:left w:w="120" w:type="dxa"/>
-              <w:bottom w:w="100" w:type="dxa"/>
-              <w:right w:w="120" w:type="dxa"/>
-            </w:tcMar>
-          </w:tcPr>
-          <w:p>
-            <w:r>
-              <w:rPr>
-                <w:rFonts w:cs="Calibri"/>
-              </w:rPr>
-              <w:t>Server-only service-role and database credentials; no VITE_ prefix for privileged values</w:t>
-            </w:r>
-          </w:p>
-        </w:tc>
-      </w:tr>
-      <w:tr>
-        <w:tc>
-          <w:tcPr>
-            <w:tcW w:w="2500" w:type="dxa"/>
-            <w:tcMar>
-              <w:top w:w="100" w:type="dxa"/>
-              <w:left w:w="120" w:type="dxa"/>
-              <w:bottom w:w="100" w:type="dxa"/>
-              <w:right w:w="120" w:type="dxa"/>
-            </w:tcMar>
-          </w:tcPr>
-          <w:p>
-            <w:r>
-              <w:rPr>
-                <w:rFonts w:cs="Calibri"/>
+                <w:rFonts w:ascii="Times New Roman" w:hAnsi="Times New Roman" w:cs="Times New Roman"/>
               </w:rPr>
               <w:t>Uploads</w:t>
             </w:r>
@@ -2346,9 +2700,14 @@
             </w:tcMar>
           </w:tcPr>
           <w:p>
+            <w:pPr>
+              <w:rPr>
+                <w:rFonts w:ascii="Times New Roman" w:hAnsi="Times New Roman" w:cs="Times New Roman"/>
+              </w:rPr>
+            </w:pPr>
             <w:r>
               <w:rPr>
-                <w:rFonts w:cs="Calibri"/>
+                <w:rFonts w:ascii="Times New Roman" w:hAnsi="Times New Roman" w:cs="Times New Roman"/>
               </w:rPr>
               <w:t>5 MB limit, byte-derived MIME detection, allowlist, private bucket, signed access</w:t>
             </w:r>
@@ -2359,20 +2718,15 @@
     <w:p>
       <w:pPr>
         <w:pStyle w:val="Heading1"/>
+        <w:rPr>
+          <w:rFonts w:ascii="Times New Roman" w:hAnsi="Times New Roman" w:cs="Times New Roman"/>
+        </w:rPr>
       </w:pPr>
       <w:r>
         <w:rPr>
-          <w:rFonts w:cs="Calibri"/>
+          <w:rFonts w:ascii="Times New Roman" w:hAnsi="Times New Roman" w:cs="Times New Roman"/>
         </w:rPr>
         <w:t>5. Database Design</w:t>
-      </w:r>
-    </w:p>
-    <w:p>
-      <w:r>
-        <w:rPr>
-          <w:rFonts w:cs="Calibri"/>
-        </w:rPr>
-        <w:t>The schema is supplied as one fresh-install SQL file. It creates extensions, enum types, application tables, indexes, triggers, constraints, reference departments and leave types, the private storage bucket, and the restricted leave_app role.</w:t>
       </w:r>
     </w:p>
     <w:tbl>
@@ -2411,9 +2765,14 @@
             </w:tcMar>
           </w:tcPr>
           <w:p>
+            <w:pPr>
+              <w:rPr>
+                <w:rFonts w:ascii="Times New Roman" w:hAnsi="Times New Roman" w:cs="Times New Roman"/>
+              </w:rPr>
+            </w:pPr>
             <w:r>
               <w:rPr>
-                <w:rFonts w:cs="Calibri"/>
+                <w:rFonts w:ascii="Times New Roman" w:hAnsi="Times New Roman" w:cs="Times New Roman"/>
                 <w:b/>
                 <w:bCs/>
                 <w:color w:val="FFFFFF"/>
@@ -2435,9 +2794,14 @@
             </w:tcMar>
           </w:tcPr>
           <w:p>
+            <w:pPr>
+              <w:rPr>
+                <w:rFonts w:ascii="Times New Roman" w:hAnsi="Times New Roman" w:cs="Times New Roman"/>
+              </w:rPr>
+            </w:pPr>
             <w:r>
               <w:rPr>
-                <w:rFonts w:cs="Calibri"/>
+                <w:rFonts w:ascii="Times New Roman" w:hAnsi="Times New Roman" w:cs="Times New Roman"/>
                 <w:b/>
                 <w:bCs/>
                 <w:color w:val="FFFFFF"/>
@@ -2459,9 +2823,14 @@
             </w:tcMar>
           </w:tcPr>
           <w:p>
+            <w:pPr>
+              <w:rPr>
+                <w:rFonts w:ascii="Times New Roman" w:hAnsi="Times New Roman" w:cs="Times New Roman"/>
+              </w:rPr>
+            </w:pPr>
             <w:r>
               <w:rPr>
-                <w:rFonts w:cs="Calibri"/>
+                <w:rFonts w:ascii="Times New Roman" w:hAnsi="Times New Roman" w:cs="Times New Roman"/>
                 <w:b/>
                 <w:bCs/>
                 <w:color w:val="FFFFFF"/>
@@ -2484,9 +2853,14 @@
             </w:tcMar>
           </w:tcPr>
           <w:p>
+            <w:pPr>
+              <w:rPr>
+                <w:rFonts w:ascii="Times New Roman" w:hAnsi="Times New Roman" w:cs="Times New Roman"/>
+              </w:rPr>
+            </w:pPr>
             <w:r>
               <w:rPr>
-                <w:rFonts w:cs="Calibri"/>
+                <w:rFonts w:ascii="Times New Roman" w:hAnsi="Times New Roman" w:cs="Times New Roman"/>
               </w:rPr>
               <w:t>users</w:t>
             </w:r>
@@ -2503,9 +2877,14 @@
             </w:tcMar>
           </w:tcPr>
           <w:p>
+            <w:pPr>
+              <w:rPr>
+                <w:rFonts w:ascii="Times New Roman" w:hAnsi="Times New Roman" w:cs="Times New Roman"/>
+              </w:rPr>
+            </w:pPr>
             <w:r>
               <w:rPr>
-                <w:rFonts w:cs="Calibri"/>
+                <w:rFonts w:ascii="Times New Roman" w:hAnsi="Times New Roman" w:cs="Times New Roman"/>
               </w:rPr>
               <w:t>Application identity and role</w:t>
             </w:r>
@@ -2522,9 +2901,14 @@
             </w:tcMar>
           </w:tcPr>
           <w:p>
+            <w:pPr>
+              <w:rPr>
+                <w:rFonts w:ascii="Times New Roman" w:hAnsi="Times New Roman" w:cs="Times New Roman"/>
+              </w:rPr>
+            </w:pPr>
             <w:r>
               <w:rPr>
-                <w:rFonts w:cs="Calibri"/>
+                <w:rFonts w:ascii="Times New Roman" w:hAnsi="Times New Roman" w:cs="Times New Roman"/>
               </w:rPr>
               <w:t>ID references auth.users; manager_id is self-referencing</w:t>
             </w:r>
@@ -2543,9 +2927,14 @@
             </w:tcMar>
           </w:tcPr>
           <w:p>
+            <w:pPr>
+              <w:rPr>
+                <w:rFonts w:ascii="Times New Roman" w:hAnsi="Times New Roman" w:cs="Times New Roman"/>
+              </w:rPr>
+            </w:pPr>
             <w:r>
               <w:rPr>
-                <w:rFonts w:cs="Calibri"/>
+                <w:rFonts w:ascii="Times New Roman" w:hAnsi="Times New Roman" w:cs="Times New Roman"/>
               </w:rPr>
               <w:t>employees</w:t>
             </w:r>
@@ -2562,9 +2951,14 @@
             </w:tcMar>
           </w:tcPr>
           <w:p>
+            <w:pPr>
+              <w:rPr>
+                <w:rFonts w:ascii="Times New Roman" w:hAnsi="Times New Roman" w:cs="Times New Roman"/>
+              </w:rPr>
+            </w:pPr>
             <w:r>
               <w:rPr>
-                <w:rFonts w:cs="Calibri"/>
+                <w:rFonts w:ascii="Times New Roman" w:hAnsi="Times New Roman" w:cs="Times New Roman"/>
               </w:rPr>
               <w:t>Employment-specific profile</w:t>
             </w:r>
@@ -2581,9 +2975,14 @@
             </w:tcMar>
           </w:tcPr>
           <w:p>
+            <w:pPr>
+              <w:rPr>
+                <w:rFonts w:ascii="Times New Roman" w:hAnsi="Times New Roman" w:cs="Times New Roman"/>
+              </w:rPr>
+            </w:pPr>
             <w:r>
               <w:rPr>
-                <w:rFonts w:cs="Calibri"/>
+                <w:rFonts w:ascii="Times New Roman" w:hAnsi="Times New Roman" w:cs="Times New Roman"/>
               </w:rPr>
               <w:t>One-to-one with employee-role user; department reference</w:t>
             </w:r>
@@ -2602,9 +3001,14 @@
             </w:tcMar>
           </w:tcPr>
           <w:p>
+            <w:pPr>
+              <w:rPr>
+                <w:rFonts w:ascii="Times New Roman" w:hAnsi="Times New Roman" w:cs="Times New Roman"/>
+              </w:rPr>
+            </w:pPr>
             <w:r>
               <w:rPr>
-                <w:rFonts w:cs="Calibri"/>
+                <w:rFonts w:ascii="Times New Roman" w:hAnsi="Times New Roman" w:cs="Times New Roman"/>
               </w:rPr>
               <w:t>leave_types</w:t>
             </w:r>
@@ -2621,9 +3025,14 @@
             </w:tcMar>
           </w:tcPr>
           <w:p>
+            <w:pPr>
+              <w:rPr>
+                <w:rFonts w:ascii="Times New Roman" w:hAnsi="Times New Roman" w:cs="Times New Roman"/>
+              </w:rPr>
+            </w:pPr>
             <w:r>
               <w:rPr>
-                <w:rFonts w:cs="Calibri"/>
+                <w:rFonts w:ascii="Times New Roman" w:hAnsi="Times New Roman" w:cs="Times New Roman"/>
               </w:rPr>
               <w:t>Configured leave categories</w:t>
             </w:r>
@@ -2640,9 +3049,14 @@
             </w:tcMar>
           </w:tcPr>
           <w:p>
+            <w:pPr>
+              <w:rPr>
+                <w:rFonts w:ascii="Times New Roman" w:hAnsi="Times New Roman" w:cs="Times New Roman"/>
+              </w:rPr>
+            </w:pPr>
             <w:r>
               <w:rPr>
-                <w:rFonts w:cs="Calibri"/>
+                <w:rFonts w:ascii="Times New Roman" w:hAnsi="Times New Roman" w:cs="Times New Roman"/>
               </w:rPr>
               <w:t>Unique name and positive yearly maximum</w:t>
             </w:r>
@@ -2661,9 +3075,14 @@
             </w:tcMar>
           </w:tcPr>
           <w:p>
+            <w:pPr>
+              <w:rPr>
+                <w:rFonts w:ascii="Times New Roman" w:hAnsi="Times New Roman" w:cs="Times New Roman"/>
+              </w:rPr>
+            </w:pPr>
             <w:r>
               <w:rPr>
-                <w:rFonts w:cs="Calibri"/>
+                <w:rFonts w:ascii="Times New Roman" w:hAnsi="Times New Roman" w:cs="Times New Roman"/>
               </w:rPr>
               <w:t>leaves</w:t>
             </w:r>
@@ -2680,9 +3099,14 @@
             </w:tcMar>
           </w:tcPr>
           <w:p>
+            <w:pPr>
+              <w:rPr>
+                <w:rFonts w:ascii="Times New Roman" w:hAnsi="Times New Roman" w:cs="Times New Roman"/>
+              </w:rPr>
+            </w:pPr>
             <w:r>
               <w:rPr>
-                <w:rFonts w:cs="Calibri"/>
+                <w:rFonts w:ascii="Times New Roman" w:hAnsi="Times New Roman" w:cs="Times New Roman"/>
               </w:rPr>
               <w:t>Requests and decisions</w:t>
             </w:r>
@@ -2699,9 +3123,14 @@
             </w:tcMar>
           </w:tcPr>
           <w:p>
+            <w:pPr>
+              <w:rPr>
+                <w:rFonts w:ascii="Times New Roman" w:hAnsi="Times New Roman" w:cs="Times New Roman"/>
+              </w:rPr>
+            </w:pPr>
             <w:r>
               <w:rPr>
-                <w:rFonts w:cs="Calibri"/>
+                <w:rFonts w:ascii="Times New Roman" w:hAnsi="Times New Roman" w:cs="Times New Roman"/>
               </w:rPr>
               <w:t>Employee/type references; decision consistency and overlap exclusion</w:t>
             </w:r>
@@ -2720,9 +3149,14 @@
             </w:tcMar>
           </w:tcPr>
           <w:p>
+            <w:pPr>
+              <w:rPr>
+                <w:rFonts w:ascii="Times New Roman" w:hAnsi="Times New Roman" w:cs="Times New Roman"/>
+              </w:rPr>
+            </w:pPr>
             <w:r>
               <w:rPr>
-                <w:rFonts w:cs="Calibri"/>
+                <w:rFonts w:ascii="Times New Roman" w:hAnsi="Times New Roman" w:cs="Times New Roman"/>
               </w:rPr>
               <w:t>leave_balances</w:t>
             </w:r>
@@ -2739,9 +3173,14 @@
             </w:tcMar>
           </w:tcPr>
           <w:p>
+            <w:pPr>
+              <w:rPr>
+                <w:rFonts w:ascii="Times New Roman" w:hAnsi="Times New Roman" w:cs="Times New Roman"/>
+              </w:rPr>
+            </w:pPr>
             <w:r>
               <w:rPr>
-                <w:rFonts w:cs="Calibri"/>
+                <w:rFonts w:ascii="Times New Roman" w:hAnsi="Times New Roman" w:cs="Times New Roman"/>
               </w:rPr>
               <w:t>Yearly allocation and usage</w:t>
             </w:r>
@@ -2758,9 +3197,14 @@
             </w:tcMar>
           </w:tcPr>
           <w:p>
+            <w:pPr>
+              <w:rPr>
+                <w:rFonts w:ascii="Times New Roman" w:hAnsi="Times New Roman" w:cs="Times New Roman"/>
+              </w:rPr>
+            </w:pPr>
             <w:r>
               <w:rPr>
-                <w:rFonts w:cs="Calibri"/>
+                <w:rFonts w:ascii="Times New Roman" w:hAnsi="Times New Roman" w:cs="Times New Roman"/>
               </w:rPr>
               <w:t>Unique employee/type/year; remaining = allocated - used</w:t>
             </w:r>
@@ -2779,9 +3223,14 @@
             </w:tcMar>
           </w:tcPr>
           <w:p>
+            <w:pPr>
+              <w:rPr>
+                <w:rFonts w:ascii="Times New Roman" w:hAnsi="Times New Roman" w:cs="Times New Roman"/>
+              </w:rPr>
+            </w:pPr>
             <w:r>
               <w:rPr>
-                <w:rFonts w:cs="Calibri"/>
+                <w:rFonts w:ascii="Times New Roman" w:hAnsi="Times New Roman" w:cs="Times New Roman"/>
               </w:rPr>
               <w:t>departments</w:t>
             </w:r>
@@ -2798,9 +3247,14 @@
             </w:tcMar>
           </w:tcPr>
           <w:p>
+            <w:pPr>
+              <w:rPr>
+                <w:rFonts w:ascii="Times New Roman" w:hAnsi="Times New Roman" w:cs="Times New Roman"/>
+              </w:rPr>
+            </w:pPr>
             <w:r>
               <w:rPr>
-                <w:rFonts w:cs="Calibri"/>
+                <w:rFonts w:ascii="Times New Roman" w:hAnsi="Times New Roman" w:cs="Times New Roman"/>
               </w:rPr>
               <w:t>Organizational grouping</w:t>
             </w:r>
@@ -2817,9 +3271,14 @@
             </w:tcMar>
           </w:tcPr>
           <w:p>
+            <w:pPr>
+              <w:rPr>
+                <w:rFonts w:ascii="Times New Roman" w:hAnsi="Times New Roman" w:cs="Times New Roman"/>
+              </w:rPr>
+            </w:pPr>
             <w:r>
               <w:rPr>
-                <w:rFonts w:cs="Calibri"/>
+                <w:rFonts w:ascii="Times New Roman" w:hAnsi="Times New Roman" w:cs="Times New Roman"/>
               </w:rPr>
               <w:t>Referenced by employee profile</w:t>
             </w:r>
@@ -2830,10 +3289,13 @@
     <w:p>
       <w:pPr>
         <w:pStyle w:val="Heading2"/>
+        <w:rPr>
+          <w:rFonts w:ascii="Times New Roman" w:hAnsi="Times New Roman" w:cs="Times New Roman"/>
+        </w:rPr>
       </w:pPr>
       <w:r>
         <w:rPr>
-          <w:rFonts w:cs="Calibri"/>
+          <w:rFonts w:ascii="Times New Roman" w:hAnsi="Times New Roman" w:cs="Times New Roman"/>
         </w:rPr>
         <w:t>Integrity Policies</w:t>
       </w:r>
@@ -2841,21 +3303,13 @@
     <w:p>
       <w:pPr>
         <w:pStyle w:val="ListBullet"/>
+        <w:rPr>
+          <w:rFonts w:ascii="Times New Roman" w:hAnsi="Times New Roman" w:cs="Times New Roman"/>
+        </w:rPr>
       </w:pPr>
       <w:r>
         <w:rPr>
-          <w:rFonts w:cs="Calibri"/>
-        </w:rPr>
-        <w:t>Pending and approved leave cannot overlap for the same employee through a GiST exclusion constraint.</w:t>
-      </w:r>
-    </w:p>
-    <w:p>
-      <w:pPr>
-        <w:pStyle w:val="ListBullet"/>
-      </w:pPr>
-      <w:r>
-        <w:rPr>
-          <w:rFonts w:cs="Calibri"/>
+          <w:rFonts w:ascii="Times New Roman" w:hAnsi="Times New Roman" w:cs="Times New Roman"/>
         </w:rPr>
         <w:t>Requests cannot span calendar years; each request deducts from one yearly balance.</w:t>
       </w:r>
@@ -2863,53 +3317,85 @@
     <w:p>
       <w:pPr>
         <w:pStyle w:val="ListBullet"/>
+        <w:rPr>
+          <w:rFonts w:ascii="Times New Roman" w:hAnsi="Times New Roman" w:cs="Times New Roman"/>
+        </w:rPr>
       </w:pPr>
       <w:r>
         <w:rPr>
-          <w:rFonts w:cs="Calibri"/>
-        </w:rPr>
-        <w:lastRenderedPageBreak/>
+          <w:rFonts w:ascii="Times New Roman" w:hAnsi="Times New Roman" w:cs="Times New Roman"/>
+        </w:rPr>
         <w:t>Managers and administrators are management-only accounts in the current scope; only employee-role users own employee rows.</w:t>
       </w:r>
     </w:p>
     <w:p>
       <w:pPr>
         <w:pStyle w:val="ListBullet"/>
+        <w:rPr>
+          <w:rFonts w:ascii="Times New Roman" w:hAnsi="Times New Roman" w:cs="Times New Roman"/>
+        </w:rPr>
       </w:pPr>
       <w:r>
         <w:rPr>
-          <w:rFonts w:cs="Calibri"/>
+          <w:rFonts w:ascii="Times New Roman" w:hAnsi="Times New Roman" w:cs="Times New Roman"/>
         </w:rPr>
         <w:t>The approval record requires approver and timestamp together, and pending records require both to be null.</w:t>
       </w:r>
     </w:p>
     <w:p>
       <w:pPr>
+        <w:pStyle w:val="ListBullet"/>
+        <w:numPr>
+          <w:ilvl w:val="0"/>
+          <w:numId w:val="0"/>
+        </w:numPr>
+        <w:ind w:left="720" w:hanging="360"/>
+        <w:rPr>
+          <w:rFonts w:ascii="Times New Roman" w:hAnsi="Times New Roman" w:cs="Times New Roman"/>
+        </w:rPr>
+      </w:pPr>
+    </w:p>
+    <w:p>
+      <w:pPr>
+        <w:pStyle w:val="ListBullet"/>
+        <w:numPr>
+          <w:ilvl w:val="0"/>
+          <w:numId w:val="0"/>
+        </w:numPr>
+        <w:ind w:left="720" w:hanging="360"/>
+        <w:rPr>
+          <w:rFonts w:ascii="Times New Roman" w:hAnsi="Times New Roman" w:cs="Times New Roman"/>
+        </w:rPr>
+      </w:pPr>
+    </w:p>
+    <w:p>
+      <w:pPr>
         <w:pStyle w:val="Heading1"/>
+        <w:rPr>
+          <w:rFonts w:ascii="Times New Roman" w:hAnsi="Times New Roman" w:cs="Times New Roman"/>
+        </w:rPr>
       </w:pPr>
       <w:r>
         <w:rPr>
-          <w:rFonts w:cs="Calibri"/>
+          <w:rFonts w:ascii="Times New Roman" w:hAnsi="Times New Roman" w:cs="Times New Roman"/>
         </w:rPr>
         <w:t>7</w:t>
       </w:r>
-      <w:proofErr w:type="gramStart"/>
       <w:r>
         <w:rPr>
-          <w:rFonts w:cs="Calibri"/>
-        </w:rPr>
-        <w:t>. Code</w:t>
+          <w:rFonts w:ascii="Times New Roman" w:hAnsi="Times New Roman" w:cs="Times New Roman"/>
+        </w:rPr>
+        <w:t>.</w:t>
       </w:r>
-      <w:proofErr w:type="gramEnd"/>
       <w:r>
         <w:rPr>
-          <w:rFonts w:cs="Calibri"/>
+          <w:rFonts w:ascii="Times New Roman" w:hAnsi="Times New Roman" w:cs="Times New Roman"/>
         </w:rPr>
         <w:t xml:space="preserve"> Quality and Verification</w:t>
       </w:r>
       <w:r>
         <w:rPr>
-          <w:rFonts w:cs="Calibri"/>
+          <w:rFonts w:ascii="Times New Roman" w:hAnsi="Times New Roman" w:cs="Times New Roman"/>
         </w:rPr>
         <w:t>s</w:t>
       </w:r>
@@ -2917,10 +3403,13 @@
     <w:p>
       <w:pPr>
         <w:pStyle w:val="ListBullet"/>
+        <w:rPr>
+          <w:rFonts w:ascii="Times New Roman" w:hAnsi="Times New Roman" w:cs="Times New Roman"/>
+        </w:rPr>
       </w:pPr>
       <w:r>
         <w:rPr>
-          <w:rFonts w:cs="Calibri"/>
+          <w:rFonts w:ascii="Times New Roman" w:hAnsi="Times New Roman" w:cs="Times New Roman"/>
         </w:rPr>
         <w:t>Go packages separate database initialization, middleware, handlers, services, and data models.</w:t>
       </w:r>
@@ -2928,10 +3417,13 @@
     <w:p>
       <w:pPr>
         <w:pStyle w:val="ListBullet"/>
+        <w:rPr>
+          <w:rFonts w:ascii="Times New Roman" w:hAnsi="Times New Roman" w:cs="Times New Roman"/>
+        </w:rPr>
       </w:pPr>
       <w:r>
         <w:rPr>
-          <w:rFonts w:cs="Calibri"/>
+          <w:rFonts w:ascii="Times New Roman" w:hAnsi="Times New Roman" w:cs="Times New Roman"/>
         </w:rPr>
         <w:t>Frontend code separates pages, reusable components, authentication context, API helpers, and shared styles.</w:t>
       </w:r>
@@ -2939,10 +3431,13 @@
     <w:p>
       <w:pPr>
         <w:pStyle w:val="ListBullet"/>
+        <w:rPr>
+          <w:rFonts w:ascii="Times New Roman" w:hAnsi="Times New Roman" w:cs="Times New Roman"/>
+        </w:rPr>
       </w:pPr>
       <w:r>
         <w:rPr>
-          <w:rFonts w:cs="Calibri"/>
+          <w:rFonts w:ascii="Times New Roman" w:hAnsi="Times New Roman" w:cs="Times New Roman"/>
         </w:rPr>
         <w:t>No static business data is used by the application API; records come from PostgreSQL.</w:t>
       </w:r>
@@ -2950,21 +3445,28 @@
     <w:p>
       <w:pPr>
         <w:pStyle w:val="ListBullet"/>
+        <w:rPr>
+          <w:rFonts w:ascii="Times New Roman" w:hAnsi="Times New Roman" w:cs="Times New Roman"/>
+        </w:rPr>
       </w:pPr>
       <w:r>
         <w:rPr>
-          <w:rFonts w:cs="Calibri"/>
-        </w:rPr>
+          <w:rFonts w:ascii="Times New Roman" w:hAnsi="Times New Roman" w:cs="Times New Roman"/>
+        </w:rPr>
+        <w:lastRenderedPageBreak/>
         <w:t>The frontend API client rejects non-JSON responses and preserves safe backend error messages.</w:t>
       </w:r>
     </w:p>
     <w:p>
       <w:pPr>
         <w:pStyle w:val="ListBullet"/>
+        <w:rPr>
+          <w:rFonts w:ascii="Times New Roman" w:hAnsi="Times New Roman" w:cs="Times New Roman"/>
+        </w:rPr>
       </w:pPr>
       <w:r>
         <w:rPr>
-          <w:rFonts w:cs="Calibri"/>
+          <w:rFonts w:ascii="Times New Roman" w:hAnsi="Times New Roman" w:cs="Times New Roman"/>
         </w:rPr>
         <w:t>Generated production assets are embedded into the Go binary for a consistent runtime artifact.</w:t>
       </w:r>
@@ -3005,9 +3507,14 @@
             </w:tcMar>
           </w:tcPr>
           <w:p>
+            <w:pPr>
+              <w:rPr>
+                <w:rFonts w:ascii="Times New Roman" w:hAnsi="Times New Roman" w:cs="Times New Roman"/>
+              </w:rPr>
+            </w:pPr>
             <w:r>
               <w:rPr>
-                <w:rFonts w:cs="Calibri"/>
+                <w:rFonts w:ascii="Times New Roman" w:hAnsi="Times New Roman" w:cs="Times New Roman"/>
                 <w:b/>
                 <w:bCs/>
                 <w:color w:val="FFFFFF"/>
@@ -3029,9 +3536,14 @@
             </w:tcMar>
           </w:tcPr>
           <w:p>
+            <w:pPr>
+              <w:rPr>
+                <w:rFonts w:ascii="Times New Roman" w:hAnsi="Times New Roman" w:cs="Times New Roman"/>
+              </w:rPr>
+            </w:pPr>
             <w:r>
               <w:rPr>
-                <w:rFonts w:cs="Calibri"/>
+                <w:rFonts w:ascii="Times New Roman" w:hAnsi="Times New Roman" w:cs="Times New Roman"/>
                 <w:b/>
                 <w:bCs/>
                 <w:color w:val="FFFFFF"/>
@@ -3053,9 +3565,14 @@
             </w:tcMar>
           </w:tcPr>
           <w:p>
+            <w:pPr>
+              <w:rPr>
+                <w:rFonts w:ascii="Times New Roman" w:hAnsi="Times New Roman" w:cs="Times New Roman"/>
+              </w:rPr>
+            </w:pPr>
             <w:r>
               <w:rPr>
-                <w:rFonts w:cs="Calibri"/>
+                <w:rFonts w:ascii="Times New Roman" w:hAnsi="Times New Roman" w:cs="Times New Roman"/>
                 <w:b/>
                 <w:bCs/>
                 <w:color w:val="FFFFFF"/>
@@ -3078,9 +3595,14 @@
             </w:tcMar>
           </w:tcPr>
           <w:p>
+            <w:pPr>
+              <w:rPr>
+                <w:rFonts w:ascii="Times New Roman" w:hAnsi="Times New Roman" w:cs="Times New Roman"/>
+              </w:rPr>
+            </w:pPr>
             <w:r>
               <w:rPr>
-                <w:rFonts w:cs="Calibri"/>
+                <w:rFonts w:ascii="Times New Roman" w:hAnsi="Times New Roman" w:cs="Times New Roman"/>
               </w:rPr>
               <w:t>go test ./...</w:t>
             </w:r>
@@ -3097,9 +3619,14 @@
             </w:tcMar>
           </w:tcPr>
           <w:p>
+            <w:pPr>
+              <w:rPr>
+                <w:rFonts w:ascii="Times New Roman" w:hAnsi="Times New Roman" w:cs="Times New Roman"/>
+              </w:rPr>
+            </w:pPr>
             <w:r>
               <w:rPr>
-                <w:rFonts w:cs="Calibri"/>
+                <w:rFonts w:ascii="Times New Roman" w:hAnsi="Times New Roman" w:cs="Times New Roman"/>
               </w:rPr>
               <w:t>Middleware, JWT, handlers, validation, attachment helpers</w:t>
             </w:r>
@@ -3116,9 +3643,14 @@
             </w:tcMar>
           </w:tcPr>
           <w:p>
+            <w:pPr>
+              <w:rPr>
+                <w:rFonts w:ascii="Times New Roman" w:hAnsi="Times New Roman" w:cs="Times New Roman"/>
+              </w:rPr>
+            </w:pPr>
             <w:r>
               <w:rPr>
-                <w:rFonts w:cs="Calibri"/>
+                <w:rFonts w:ascii="Times New Roman" w:hAnsi="Times New Roman" w:cs="Times New Roman"/>
                 <w:b/>
                 <w:bCs/>
                 <w:color w:val="166534"/>
@@ -3140,9 +3672,14 @@
             </w:tcMar>
           </w:tcPr>
           <w:p>
+            <w:pPr>
+              <w:rPr>
+                <w:rFonts w:ascii="Times New Roman" w:hAnsi="Times New Roman" w:cs="Times New Roman"/>
+              </w:rPr>
+            </w:pPr>
             <w:r>
               <w:rPr>
-                <w:rFonts w:cs="Calibri"/>
+                <w:rFonts w:ascii="Times New Roman" w:hAnsi="Times New Roman" w:cs="Times New Roman"/>
               </w:rPr>
               <w:t>go vet ./...</w:t>
             </w:r>
@@ -3159,9 +3696,14 @@
             </w:tcMar>
           </w:tcPr>
           <w:p>
+            <w:pPr>
+              <w:rPr>
+                <w:rFonts w:ascii="Times New Roman" w:hAnsi="Times New Roman" w:cs="Times New Roman"/>
+              </w:rPr>
+            </w:pPr>
             <w:r>
               <w:rPr>
-                <w:rFonts w:cs="Calibri"/>
+                <w:rFonts w:ascii="Times New Roman" w:hAnsi="Times New Roman" w:cs="Times New Roman"/>
               </w:rPr>
               <w:t>Go static analysis</w:t>
             </w:r>
@@ -3178,9 +3720,14 @@
             </w:tcMar>
           </w:tcPr>
           <w:p>
+            <w:pPr>
+              <w:rPr>
+                <w:rFonts w:ascii="Times New Roman" w:hAnsi="Times New Roman" w:cs="Times New Roman"/>
+              </w:rPr>
+            </w:pPr>
             <w:r>
               <w:rPr>
-                <w:rFonts w:cs="Calibri"/>
+                <w:rFonts w:ascii="Times New Roman" w:hAnsi="Times New Roman" w:cs="Times New Roman"/>
                 <w:b/>
                 <w:bCs/>
                 <w:color w:val="166534"/>
@@ -3202,9 +3749,14 @@
             </w:tcMar>
           </w:tcPr>
           <w:p>
+            <w:pPr>
+              <w:rPr>
+                <w:rFonts w:ascii="Times New Roman" w:hAnsi="Times New Roman" w:cs="Times New Roman"/>
+              </w:rPr>
+            </w:pPr>
             <w:r>
               <w:rPr>
-                <w:rFonts w:cs="Calibri"/>
+                <w:rFonts w:ascii="Times New Roman" w:hAnsi="Times New Roman" w:cs="Times New Roman"/>
               </w:rPr>
               <w:t>npm run lint</w:t>
             </w:r>
@@ -3221,9 +3773,14 @@
             </w:tcMar>
           </w:tcPr>
           <w:p>
+            <w:pPr>
+              <w:rPr>
+                <w:rFonts w:ascii="Times New Roman" w:hAnsi="Times New Roman" w:cs="Times New Roman"/>
+              </w:rPr>
+            </w:pPr>
             <w:r>
               <w:rPr>
-                <w:rFonts w:cs="Calibri"/>
+                <w:rFonts w:ascii="Times New Roman" w:hAnsi="Times New Roman" w:cs="Times New Roman"/>
               </w:rPr>
               <w:t>React / JavaScript quality rules</w:t>
             </w:r>
@@ -3240,9 +3797,14 @@
             </w:tcMar>
           </w:tcPr>
           <w:p>
+            <w:pPr>
+              <w:rPr>
+                <w:rFonts w:ascii="Times New Roman" w:hAnsi="Times New Roman" w:cs="Times New Roman"/>
+              </w:rPr>
+            </w:pPr>
             <w:r>
               <w:rPr>
-                <w:rFonts w:cs="Calibri"/>
+                <w:rFonts w:ascii="Times New Roman" w:hAnsi="Times New Roman" w:cs="Times New Roman"/>
                 <w:b/>
                 <w:bCs/>
                 <w:color w:val="166534"/>
@@ -3264,9 +3826,14 @@
             </w:tcMar>
           </w:tcPr>
           <w:p>
+            <w:pPr>
+              <w:rPr>
+                <w:rFonts w:ascii="Times New Roman" w:hAnsi="Times New Roman" w:cs="Times New Roman"/>
+              </w:rPr>
+            </w:pPr>
             <w:r>
               <w:rPr>
-                <w:rFonts w:cs="Calibri"/>
+                <w:rFonts w:ascii="Times New Roman" w:hAnsi="Times New Roman" w:cs="Times New Roman"/>
               </w:rPr>
               <w:t>vitest run</w:t>
             </w:r>
@@ -3283,9 +3850,14 @@
             </w:tcMar>
           </w:tcPr>
           <w:p>
+            <w:pPr>
+              <w:rPr>
+                <w:rFonts w:ascii="Times New Roman" w:hAnsi="Times New Roman" w:cs="Times New Roman"/>
+              </w:rPr>
+            </w:pPr>
             <w:r>
               <w:rPr>
-                <w:rFonts w:cs="Calibri"/>
+                <w:rFonts w:ascii="Times New Roman" w:hAnsi="Times New Roman" w:cs="Times New Roman"/>
               </w:rPr>
               <w:t>Frontend utilities and API behavior</w:t>
             </w:r>
@@ -3302,9 +3874,14 @@
             </w:tcMar>
           </w:tcPr>
           <w:p>
+            <w:pPr>
+              <w:rPr>
+                <w:rFonts w:ascii="Times New Roman" w:hAnsi="Times New Roman" w:cs="Times New Roman"/>
+              </w:rPr>
+            </w:pPr>
             <w:r>
               <w:rPr>
-                <w:rFonts w:cs="Calibri"/>
+                <w:rFonts w:ascii="Times New Roman" w:hAnsi="Times New Roman" w:cs="Times New Roman"/>
                 <w:b/>
                 <w:bCs/>
                 <w:color w:val="166534"/>
@@ -3326,9 +3903,14 @@
             </w:tcMar>
           </w:tcPr>
           <w:p>
+            <w:pPr>
+              <w:rPr>
+                <w:rFonts w:ascii="Times New Roman" w:hAnsi="Times New Roman" w:cs="Times New Roman"/>
+              </w:rPr>
+            </w:pPr>
             <w:r>
               <w:rPr>
-                <w:rFonts w:cs="Calibri"/>
+                <w:rFonts w:ascii="Times New Roman" w:hAnsi="Times New Roman" w:cs="Times New Roman"/>
               </w:rPr>
               <w:t>vite build</w:t>
             </w:r>
@@ -3345,9 +3927,14 @@
             </w:tcMar>
           </w:tcPr>
           <w:p>
+            <w:pPr>
+              <w:rPr>
+                <w:rFonts w:ascii="Times New Roman" w:hAnsi="Times New Roman" w:cs="Times New Roman"/>
+              </w:rPr>
+            </w:pPr>
             <w:r>
               <w:rPr>
-                <w:rFonts w:cs="Calibri"/>
+                <w:rFonts w:ascii="Times New Roman" w:hAnsi="Times New Roman" w:cs="Times New Roman"/>
               </w:rPr>
               <w:t>Production frontend compilation</w:t>
             </w:r>
@@ -3364,9 +3951,14 @@
             </w:tcMar>
           </w:tcPr>
           <w:p>
+            <w:pPr>
+              <w:rPr>
+                <w:rFonts w:ascii="Times New Roman" w:hAnsi="Times New Roman" w:cs="Times New Roman"/>
+              </w:rPr>
+            </w:pPr>
             <w:r>
               <w:rPr>
-                <w:rFonts w:cs="Calibri"/>
+                <w:rFonts w:ascii="Times New Roman" w:hAnsi="Times New Roman" w:cs="Times New Roman"/>
                 <w:b/>
                 <w:bCs/>
                 <w:color w:val="166534"/>
@@ -3388,9 +3980,14 @@
             </w:tcMar>
           </w:tcPr>
           <w:p>
+            <w:pPr>
+              <w:rPr>
+                <w:rFonts w:ascii="Times New Roman" w:hAnsi="Times New Roman" w:cs="Times New Roman"/>
+              </w:rPr>
+            </w:pPr>
             <w:r>
               <w:rPr>
-                <w:rFonts w:cs="Calibri"/>
+                <w:rFonts w:ascii="Times New Roman" w:hAnsi="Times New Roman" w:cs="Times New Roman"/>
               </w:rPr>
               <w:t>npm audit</w:t>
             </w:r>
@@ -3407,9 +4004,14 @@
             </w:tcMar>
           </w:tcPr>
           <w:p>
+            <w:pPr>
+              <w:rPr>
+                <w:rFonts w:ascii="Times New Roman" w:hAnsi="Times New Roman" w:cs="Times New Roman"/>
+              </w:rPr>
+            </w:pPr>
             <w:r>
               <w:rPr>
-                <w:rFonts w:cs="Calibri"/>
+                <w:rFonts w:ascii="Times New Roman" w:hAnsi="Times New Roman" w:cs="Times New Roman"/>
               </w:rPr>
               <w:t>Known dependency vulnerabilities</w:t>
             </w:r>
@@ -3426,9 +4028,14 @@
             </w:tcMar>
           </w:tcPr>
           <w:p>
+            <w:pPr>
+              <w:rPr>
+                <w:rFonts w:ascii="Times New Roman" w:hAnsi="Times New Roman" w:cs="Times New Roman"/>
+              </w:rPr>
+            </w:pPr>
             <w:r>
               <w:rPr>
-                <w:rFonts w:cs="Calibri"/>
+                <w:rFonts w:ascii="Times New Roman" w:hAnsi="Times New Roman" w:cs="Times New Roman"/>
                 <w:b/>
                 <w:bCs/>
                 <w:color w:val="166534"/>
@@ -3442,99 +4049,33 @@
     <w:p>
       <w:pPr>
         <w:pStyle w:val="Heading1"/>
+        <w:rPr>
+          <w:rFonts w:ascii="Times New Roman" w:hAnsi="Times New Roman" w:cs="Times New Roman"/>
+        </w:rPr>
       </w:pPr>
       <w:r>
         <w:rPr>
-          <w:rFonts w:cs="Calibri"/>
-        </w:rPr>
-        <w:t>8. Deployment and Configuration</w:t>
+          <w:rFonts w:ascii="Times New Roman" w:hAnsi="Times New Roman" w:cs="Times New Roman"/>
+        </w:rPr>
+        <w:t>8</w:t>
+      </w:r>
+      <w:r>
+        <w:rPr>
+          <w:rFonts w:ascii="Times New Roman" w:hAnsi="Times New Roman" w:cs="Times New Roman"/>
+        </w:rPr>
+        <w:t>. Trade-offs and Future Improvements</w:t>
       </w:r>
     </w:p>
     <w:p>
       <w:pPr>
-        <w:pStyle w:val="ListNumber"/>
+        <w:pStyle w:val="ListBullet"/>
+        <w:rPr>
+          <w:rFonts w:ascii="Times New Roman" w:hAnsi="Times New Roman" w:cs="Times New Roman"/>
+        </w:rPr>
       </w:pPr>
       <w:r>
         <w:rPr>
-          <w:rFonts w:cs="Calibri"/>
-        </w:rPr>
-        <w:t>Create or reset the Supabase project and run backend/internal/database/schema.sql once.</w:t>
-      </w:r>
-    </w:p>
-    <w:p>
-      <w:pPr>
-        <w:pStyle w:val="ListNumber"/>
-      </w:pPr>
-      <w:r>
-        <w:rPr>
-          <w:rFonts w:cs="Calibri"/>
-        </w:rPr>
-        <w:t>Create a long random password for leave_app and place its URL-encoded connection string in SUPABASE_DB_URL.</w:t>
-      </w:r>
-    </w:p>
-    <w:p>
-      <w:pPr>
-        <w:pStyle w:val="ListNumber"/>
-      </w:pPr>
-      <w:r>
-        <w:rPr>
-          <w:rFonts w:cs="Calibri"/>
-        </w:rPr>
-        <w:t>Configure Supabase URL, anon key, server-only service-role key, cookie security, allowed origins, pool sizes, and rate limits.</w:t>
-      </w:r>
-    </w:p>
-    <w:p>
-      <w:pPr>
-        <w:pStyle w:val="ListNumber"/>
-      </w:pPr>
-      <w:r>
-        <w:rPr>
-          <w:rFonts w:cs="Calibri"/>
-        </w:rPr>
-        <w:t>Build the React frontend and copy the output into backend/cmd/web.</w:t>
-      </w:r>
-    </w:p>
-    <w:p>
-      <w:pPr>
-        <w:pStyle w:val="ListNumber"/>
-      </w:pPr>
-      <w:r>
-        <w:rPr>
-          <w:rFonts w:cs="Calibri"/>
-        </w:rPr>
-        <w:t>Run the Go server directly or package it as a container. Use /health/live and /health/ready for orchestration checks.</w:t>
-      </w:r>
-    </w:p>
-    <w:p>
-      <w:pPr>
-        <w:pStyle w:val="ListNumber"/>
-      </w:pPr>
-      <w:r>
-        <w:rPr>
-          <w:rFonts w:cs="Calibri"/>
-        </w:rPr>
-        <w:t>For multiple instances, place a load balancer in front and replace the in-memory limiter/cache with shared infrastructure if strict global consistency is required.</w:t>
-      </w:r>
-    </w:p>
-    <w:p>
-      <w:pPr>
-        <w:pStyle w:val="Heading1"/>
-      </w:pPr>
-      <w:r>
-        <w:rPr>
-          <w:rFonts w:cs="Calibri"/>
-        </w:rPr>
-        <w:lastRenderedPageBreak/>
-        <w:t>9. Trade-offs and Future Improvements</w:t>
-      </w:r>
-    </w:p>
-    <w:p>
-      <w:pPr>
-        <w:pStyle w:val="ListBullet"/>
-      </w:pPr>
-      <w:r>
-        <w:rPr>
-          <w:rFonts w:cs="Calibri"/>
+          <w:rFonts w:ascii="Times New Roman" w:hAnsi="Times New Roman" w:cs="Times New Roman"/>
         </w:rPr>
         <w:t>In-memory cache and rate limiting are intentionally simple; Redis is the natural next step for multi-instance deployment.</w:t>
       </w:r>
@@ -3542,10 +4083,13 @@
     <w:p>
       <w:pPr>
         <w:pStyle w:val="ListBullet"/>
+        <w:rPr>
+          <w:rFonts w:ascii="Times New Roman" w:hAnsi="Times New Roman" w:cs="Times New Roman"/>
+        </w:rPr>
       </w:pPr>
       <w:r>
         <w:rPr>
-          <w:rFonts w:cs="Calibri"/>
+          <w:rFonts w:ascii="Times New Roman" w:hAnsi="Times New Roman" w:cs="Times New Roman"/>
         </w:rPr>
         <w:t>Managers are management-only in the current assessment. If managers request personal leave, add an employee profile policy for those accounts.</w:t>
       </w:r>
@@ -3553,10 +4097,13 @@
     <w:p>
       <w:pPr>
         <w:pStyle w:val="ListBullet"/>
+        <w:rPr>
+          <w:rFonts w:ascii="Times New Roman" w:hAnsi="Times New Roman" w:cs="Times New Roman"/>
+        </w:rPr>
       </w:pPr>
       <w:r>
         <w:rPr>
-          <w:rFonts w:cs="Calibri"/>
+          <w:rFonts w:ascii="Times New Roman" w:hAnsi="Times New Roman" w:cs="Times New Roman"/>
         </w:rPr>
         <w:t>The cross-year policy rejects requests rather than splitting deductions, keeping the assessment behavior explicit and auditable.</w:t>
       </w:r>
@@ -3564,10 +4111,13 @@
     <w:p>
       <w:pPr>
         <w:pStyle w:val="ListBullet"/>
+        <w:rPr>
+          <w:rFonts w:ascii="Times New Roman" w:hAnsi="Times New Roman" w:cs="Times New Roman"/>
+        </w:rPr>
       </w:pPr>
       <w:r>
         <w:rPr>
-          <w:rFonts w:cs="Calibri"/>
+          <w:rFonts w:ascii="Times New Roman" w:hAnsi="Times New Roman" w:cs="Times New Roman"/>
         </w:rPr>
         <w:t>A production rollout should add browser end-to-end tests against a disposable Supabase test project and centralized observability.</w:t>
       </w:r>
@@ -3575,40 +4125,49 @@
     <w:p>
       <w:pPr>
         <w:pStyle w:val="ListBullet"/>
+        <w:rPr>
+          <w:rFonts w:ascii="Times New Roman" w:hAnsi="Times New Roman" w:cs="Times New Roman"/>
+        </w:rPr>
       </w:pPr>
       <w:r>
         <w:rPr>
-          <w:rFonts w:cs="Calibri"/>
+          <w:rFonts w:ascii="Times New Roman" w:hAnsi="Times New Roman" w:cs="Times New Roman"/>
         </w:rPr>
         <w:t>Email notifications and audit-event reporting are deliberately outside the core assessment scope but fit naturally behind the service layer.</w:t>
       </w:r>
     </w:p>
     <w:p>
       <w:pPr>
-        <w:pStyle w:val="Heading1"/>
-      </w:pPr>
-      <w:r>
-        <w:rPr>
-          <w:rFonts w:cs="Calibri"/>
-        </w:rPr>
-        <w:t>10. Conclusion</w:t>
-      </w:r>
+        <w:spacing w:after="40"/>
+        <w:rPr>
+          <w:rFonts w:ascii="Times New Roman" w:hAnsi="Times New Roman" w:cs="Times New Roman"/>
+        </w:rPr>
+      </w:pPr>
     </w:p>
     <w:p>
+      <w:pPr>
+        <w:spacing w:after="40"/>
+        <w:rPr>
+          <w:rFonts w:ascii="Times New Roman" w:hAnsi="Times New Roman" w:cs="Times New Roman"/>
+        </w:rPr>
+      </w:pPr>
       <w:r>
         <w:rPr>
-          <w:rFonts w:cs="Calibri"/>
-        </w:rPr>
-        <w:t>The solution demonstrates a complete, explainable path from responsive user interaction to authenticated API handling, transactional business rules, and database-enforced integrity. Its design stays intentionally small enough for a technical assessment while showing the engineering practices expected in a production system: clear trust boundaries, scoped access, safe failure behavior, deterministic setup, verification, and documentation.</w:t>
+          <w:rFonts w:ascii="Times New Roman" w:hAnsi="Times New Roman" w:cs="Times New Roman"/>
+        </w:rPr>
+        <w:t xml:space="preserve">Remark: The application can be accessed via: </w:t>
       </w:r>
-    </w:p>
-    <w:p>
-      <w:pPr>
-        <w:spacing w:after="40"/>
-      </w:pPr>
+      <w:hyperlink r:id="rId20" w:history="1">
+        <w:r>
+          <w:rPr>
+            <w:rStyle w:val="Hyperlink"/>
+            <w:rFonts w:ascii="Times New Roman" w:hAnsi="Times New Roman" w:cs="Times New Roman"/>
+          </w:rPr>
+          <w:t>https://leave-management-system-zmf0.onrender.com/</w:t>
+        </w:r>
+      </w:hyperlink>
     </w:p>
     <w:sectPr>
-      <w:headerReference w:type="default" r:id="rId20"/>
       <w:footerReference w:type="default" r:id="rId21"/>
       <w:pgSz w:w="12240" w:h="15840"/>
       <w:pgMar w:top="1224" w:right="1440" w:bottom="1152" w:left="1440" w:header="504" w:footer="504" w:gutter="0"/>
@@ -3714,16 +4273,6 @@
     </w:p>
   </w:footnote>
 </w:footnotes>
-</file>
-
-<file path=word/header1.xml><?xml version="1.0" encoding="utf-8"?>
-<w:hdr xmlns:wpc="http://schemas.microsoft.com/office/word/2010/wordprocessingCanvas" xmlns:cx="http://schemas.microsoft.com/office/drawing/2014/chartex" xmlns:cx1="http://schemas.microsoft.com/office/drawing/2015/9/8/chartex" xmlns:cx2="http://schemas.microsoft.com/office/drawing/2015/10/21/chartex" xmlns:cx3="http://schemas.microsoft.com/office/drawing/2016/5/9/chartex" xmlns:cx4="http://schemas.microsoft.com/office/drawing/2016/5/10/chartex" xmlns:cx5="http://schemas.microsoft.com/office/drawing/2016/5/11/chartex" xmlns:cx6="http://schemas.microsoft.com/office/drawing/2016/5/12/chartex" xmlns:cx7="http://schemas.microsoft.com/office/drawing/2016/5/13/chartex" xmlns:cx8="http://schemas.microsoft.com/office/drawing/2016/5/14/chartex" xmlns:mc="http://schemas.openxmlformats.org/markup-compatibility/2006" xmlns:aink="http://schemas.microsoft.com/office/drawing/2016/ink" xmlns:am3d="http://schemas.microsoft.com/office/drawing/2017/model3d" xmlns:o="urn:schemas-microsoft-com:office:office" xmlns:oel="http://schemas.microsoft.com/office/2019/extlst" xmlns:r="http://schemas.openxmlformats.org/officeDocument/2006/relationships" xmlns:m="http://schemas.openxmlformats.org/officeDocument/2006/math" xmlns:v="urn:schemas-microsoft-com:vml" xmlns:wp14="http://schemas.microsoft.com/office/word/2010/wordprocessingDrawing" xmlns:wp="http://schemas.openxmlformats.org/drawingml/2006/wordprocessingDrawing" xmlns:w10="urn:schemas-microsoft-com:office:word" xmlns:w="http://schemas.openxmlformats.org/wordprocessingml/2006/main" xmlns:w14="http://schemas.microsoft.com/office/word/2010/wordml" xmlns:w15="http://schemas.microsoft.com/office/word/2012/wordml" xmlns:w16cei="http://schemas.microsoft.com/office/word/2026/wordml/cei" xmlns:w16cex="http://schemas.microsoft.com/office/word/2018/wordml/cex" xmlns:w16cid="http://schemas.microsoft.com/office/word/2016/wordml/cid" xmlns:w16="http://schemas.microsoft.com/office/word/2018/wordml" xmlns:w16du="http://schemas.microsoft.com/office/word/2023/wordml/word16du" xmlns:w16sdtdh="http://schemas.microsoft.com/office/word/2020/wordml/sdtdatahash" xmlns:w16sdtfl="http://schemas.microsoft.com/office/word/2024/wordml/sdtformatlock" xmlns:w16se="http://schemas.microsoft.com/office/word/2015/wordml/symex" xmlns:wpg="http://schemas.microsoft.com/office/word/2010/wordprocessingGroup" xmlns:wpi="http://schemas.microsoft.com/office/word/2010/wordprocessingInk" xmlns:wne="http://schemas.microsoft.com/office/word/2006/wordml" xmlns:wps="http://schemas.microsoft.com/office/word/2010/wordprocessingShape" mc:Ignorable="w14 w15 w16se w16cid w16 w16cex w16sdtdh w16sdtfl w16du wp14">
-  <w:p>
-    <w:pPr>
-      <w:pStyle w:val="Header"/>
-    </w:pPr>
-  </w:p>
-</w:hdr>
 </file>
 
 <file path=word/numbering.xml><?xml version="1.0" encoding="utf-8"?>
@@ -5256,7 +5805,6 @@
     <w:basedOn w:val="Normal"/>
     <w:next w:val="Normal"/>
     <w:uiPriority w:val="35"/>
-    <w:semiHidden/>
     <w:unhideWhenUsed/>
     <w:qFormat/>
     <w:rsid w:val="00FC693F"/>
@@ -15463,6 +16011,29 @@
         <w:shd w:val="clear" w:color="auto" w:fill="FBCAA2" w:themeFill="accent6" w:themeFillTint="7F"/>
       </w:tcPr>
     </w:tblStylePr>
+  </w:style>
+  <w:style w:type="character" w:styleId="Hyperlink">
+    <w:name w:val="Hyperlink"/>
+    <w:basedOn w:val="DefaultParagraphFont"/>
+    <w:uiPriority w:val="99"/>
+    <w:unhideWhenUsed/>
+    <w:rsid w:val="003230DB"/>
+    <w:rPr>
+      <w:color w:val="0000FF" w:themeColor="hyperlink"/>
+      <w:u w:val="single"/>
+    </w:rPr>
+  </w:style>
+  <w:style w:type="character" w:styleId="UnresolvedMention">
+    <w:name w:val="Unresolved Mention"/>
+    <w:basedOn w:val="DefaultParagraphFont"/>
+    <w:uiPriority w:val="99"/>
+    <w:semiHidden/>
+    <w:unhideWhenUsed/>
+    <w:rsid w:val="003230DB"/>
+    <w:rPr>
+      <w:color w:val="605E5C"/>
+      <w:shd w:val="clear" w:color="auto" w:fill="E1DFDD"/>
+    </w:rPr>
   </w:style>
 </w:styles>
 </file>

--- a/docs/Leave_Management_System_Assessment_Documentation.docx
+++ b/docs/Leave_Management_System_Assessment_Documentation.docx
@@ -108,6 +108,14 @@
       <w:tblPr>
         <w:tblW w:w="9360" w:type="dxa"/>
         <w:jc w:val="center"/>
+        <w:tblBorders>
+          <w:top w:val="single" w:sz="4" w:space="0" w:color="auto"/>
+          <w:left w:val="single" w:sz="4" w:space="0" w:color="auto"/>
+          <w:bottom w:val="single" w:sz="4" w:space="0" w:color="auto"/>
+          <w:right w:val="single" w:sz="4" w:space="0" w:color="auto"/>
+          <w:insideH w:val="single" w:sz="4" w:space="0" w:color="auto"/>
+          <w:insideV w:val="single" w:sz="4" w:space="0" w:color="auto"/>
+        </w:tblBorders>
         <w:tblLayout w:type="fixed"/>
         <w:tblLook w:val="07E0" w:firstRow="1" w:lastRow="1" w:firstColumn="1" w:lastColumn="1" w:noHBand="1" w:noVBand="1"/>
       </w:tblPr>
@@ -284,7 +292,13 @@
               <w:rPr>
                 <w:rFonts w:ascii="Times New Roman" w:hAnsi="Times New Roman" w:cs="Times New Roman"/>
               </w:rPr>
-              <w:t>30 July 2026</w:t>
+              <w:t>28</w:t>
+            </w:r>
+            <w:r>
+              <w:rPr>
+                <w:rFonts w:ascii="Times New Roman" w:hAnsi="Times New Roman" w:cs="Times New Roman"/>
+              </w:rPr>
+              <w:t xml:space="preserve"> July 2026</w:t>
             </w:r>
           </w:p>
         </w:tc>
@@ -614,14 +628,7 @@
           <w:rFonts w:ascii="Times New Roman" w:hAnsi="Times New Roman" w:cs="Times New Roman"/>
           <w:iCs/>
         </w:rPr>
-        <w:t>Figure 1. Employee dashboard</w:t>
-      </w:r>
-      <w:r>
-        <w:rPr>
-          <w:rFonts w:ascii="Times New Roman" w:hAnsi="Times New Roman" w:cs="Times New Roman"/>
-          <w:iCs/>
-        </w:rPr>
-        <w:t>.</w:t>
+        <w:t>Figure 1. Employee dashboard.</w:t>
       </w:r>
     </w:p>
     <w:p>
@@ -691,42 +698,7 @@
           <w:rFonts w:ascii="Times New Roman" w:hAnsi="Times New Roman" w:cs="Times New Roman"/>
           <w:iCs/>
         </w:rPr>
-        <w:t xml:space="preserve"> </w:t>
-      </w:r>
-      <w:r>
-        <w:rPr>
-          <w:rFonts w:ascii="Times New Roman" w:hAnsi="Times New Roman" w:cs="Times New Roman"/>
-          <w:iCs/>
-        </w:rPr>
-        <w:t>Figure</w:t>
-      </w:r>
-      <w:r>
-        <w:rPr>
-          <w:rFonts w:ascii="Times New Roman" w:hAnsi="Times New Roman" w:cs="Times New Roman"/>
-          <w:iCs/>
-        </w:rPr>
-        <w:t xml:space="preserve"> 2</w:t>
-      </w:r>
-      <w:r>
-        <w:rPr>
-          <w:rFonts w:ascii="Times New Roman" w:hAnsi="Times New Roman" w:cs="Times New Roman"/>
-          <w:iCs/>
-        </w:rPr>
-        <w:t xml:space="preserve">. </w:t>
-      </w:r>
-      <w:r>
-        <w:rPr>
-          <w:rFonts w:ascii="Times New Roman" w:hAnsi="Times New Roman" w:cs="Times New Roman"/>
-          <w:iCs/>
-        </w:rPr>
-        <w:t>Employees leave tracker</w:t>
-      </w:r>
-      <w:r>
-        <w:rPr>
-          <w:rFonts w:ascii="Times New Roman" w:hAnsi="Times New Roman" w:cs="Times New Roman"/>
-          <w:iCs/>
-        </w:rPr>
-        <w:t>.</w:t>
+        <w:t xml:space="preserve"> Figure 2. Employees leave tracker.</w:t>
       </w:r>
     </w:p>
     <w:p>
@@ -881,29 +853,7 @@
         <w:rPr>
           <w:rFonts w:ascii="Times New Roman" w:hAnsi="Times New Roman" w:cs="Times New Roman"/>
         </w:rPr>
-        <w:t xml:space="preserve">View only employees explicitly assigned through </w:t>
-      </w:r>
-      <w:proofErr w:type="spellStart"/>
-      <w:proofErr w:type="gramStart"/>
-      <w:r>
-        <w:rPr>
-          <w:rFonts w:ascii="Times New Roman" w:hAnsi="Times New Roman" w:cs="Times New Roman"/>
-        </w:rPr>
-        <w:t>users.manager</w:t>
-      </w:r>
-      <w:proofErr w:type="gramEnd"/>
-      <w:r>
-        <w:rPr>
-          <w:rFonts w:ascii="Times New Roman" w:hAnsi="Times New Roman" w:cs="Times New Roman"/>
-        </w:rPr>
-        <w:t>_id</w:t>
-      </w:r>
-      <w:proofErr w:type="spellEnd"/>
-      <w:r>
-        <w:rPr>
-          <w:rFonts w:ascii="Times New Roman" w:hAnsi="Times New Roman" w:cs="Times New Roman"/>
-        </w:rPr>
-        <w:t>.</w:t>
+        <w:t>View only employees explicitly assigned through users.manager_id.</w:t>
       </w:r>
     </w:p>
     <w:p>
@@ -1026,28 +976,7 @@
           <w:rFonts w:ascii="Times New Roman" w:hAnsi="Times New Roman" w:cs="Times New Roman"/>
           <w:iCs/>
         </w:rPr>
-        <w:t xml:space="preserve">Figure </w:t>
-      </w:r>
-      <w:r>
-        <w:rPr>
-          <w:rFonts w:ascii="Times New Roman" w:hAnsi="Times New Roman" w:cs="Times New Roman"/>
-          <w:iCs/>
-        </w:rPr>
-        <w:t>4</w:t>
-      </w:r>
-      <w:r>
-        <w:rPr>
-          <w:rFonts w:ascii="Times New Roman" w:hAnsi="Times New Roman" w:cs="Times New Roman"/>
-          <w:iCs/>
-        </w:rPr>
-        <w:t xml:space="preserve">. </w:t>
-      </w:r>
-      <w:r>
-        <w:rPr>
-          <w:rFonts w:ascii="Times New Roman" w:hAnsi="Times New Roman" w:cs="Times New Roman"/>
-          <w:iCs/>
-        </w:rPr>
-        <w:t xml:space="preserve">Manager </w:t>
+        <w:t xml:space="preserve">Figure 4. Manager </w:t>
       </w:r>
       <w:r>
         <w:rPr>
@@ -1132,35 +1061,7 @@
           <w:rFonts w:ascii="Times New Roman" w:hAnsi="Times New Roman" w:cs="Times New Roman"/>
           <w:iCs/>
         </w:rPr>
-        <w:t xml:space="preserve"> </w:t>
-      </w:r>
-      <w:r>
-        <w:rPr>
-          <w:rFonts w:ascii="Times New Roman" w:hAnsi="Times New Roman" w:cs="Times New Roman"/>
-          <w:iCs/>
-        </w:rPr>
-        <w:t xml:space="preserve">Figure </w:t>
-      </w:r>
-      <w:r>
-        <w:rPr>
-          <w:rFonts w:ascii="Times New Roman" w:hAnsi="Times New Roman" w:cs="Times New Roman"/>
-          <w:iCs/>
-        </w:rPr>
-        <w:t>5</w:t>
-      </w:r>
-      <w:r>
-        <w:rPr>
-          <w:rFonts w:ascii="Times New Roman" w:hAnsi="Times New Roman" w:cs="Times New Roman"/>
-          <w:iCs/>
-        </w:rPr>
-        <w:t>. Manager</w:t>
-      </w:r>
-      <w:r>
-        <w:rPr>
-          <w:rFonts w:ascii="Times New Roman" w:hAnsi="Times New Roman" w:cs="Times New Roman"/>
-          <w:iCs/>
-        </w:rPr>
-        <w:t xml:space="preserve">- </w:t>
+        <w:t xml:space="preserve"> Figure 5. Manager- </w:t>
       </w:r>
       <w:r>
         <w:rPr>
@@ -1174,14 +1075,7 @@
           <w:rFonts w:ascii="Times New Roman" w:hAnsi="Times New Roman" w:cs="Times New Roman"/>
           <w:iCs/>
         </w:rPr>
-        <w:t xml:space="preserve"> </w:t>
-      </w:r>
-      <w:r>
-        <w:rPr>
-          <w:rFonts w:ascii="Times New Roman" w:hAnsi="Times New Roman" w:cs="Times New Roman"/>
-          <w:iCs/>
-        </w:rPr>
-        <w:t xml:space="preserve">pending </w:t>
+        <w:t xml:space="preserve"> pending </w:t>
       </w:r>
       <w:r>
         <w:rPr>
@@ -1257,25 +1151,7 @@
         <w:rPr>
           <w:rFonts w:ascii="Times New Roman" w:hAnsi="Times New Roman" w:cs="Times New Roman"/>
         </w:rPr>
-        <w:t xml:space="preserve">Figure </w:t>
-      </w:r>
-      <w:r>
-        <w:rPr>
-          <w:rFonts w:ascii="Times New Roman" w:hAnsi="Times New Roman" w:cs="Times New Roman"/>
-        </w:rPr>
-        <w:t>6</w:t>
-      </w:r>
-      <w:r>
-        <w:rPr>
-          <w:rFonts w:ascii="Times New Roman" w:hAnsi="Times New Roman" w:cs="Times New Roman"/>
-        </w:rPr>
-        <w:t xml:space="preserve">. Manager- employee </w:t>
-      </w:r>
-      <w:r>
-        <w:rPr>
-          <w:rFonts w:ascii="Times New Roman" w:hAnsi="Times New Roman" w:cs="Times New Roman"/>
-        </w:rPr>
-        <w:t xml:space="preserve">decision </w:t>
+        <w:t xml:space="preserve">Figure 6. Manager- employee decision </w:t>
       </w:r>
       <w:r>
         <w:rPr>
@@ -1555,42 +1431,7 @@
           <w:rFonts w:ascii="Times New Roman" w:hAnsi="Times New Roman" w:cs="Times New Roman"/>
           <w:iCs/>
         </w:rPr>
-        <w:t xml:space="preserve"> </w:t>
-      </w:r>
-      <w:r>
-        <w:rPr>
-          <w:rFonts w:ascii="Times New Roman" w:hAnsi="Times New Roman" w:cs="Times New Roman"/>
-          <w:iCs/>
-        </w:rPr>
-        <w:t xml:space="preserve">Figure </w:t>
-      </w:r>
-      <w:r>
-        <w:rPr>
-          <w:rFonts w:ascii="Times New Roman" w:hAnsi="Times New Roman" w:cs="Times New Roman"/>
-          <w:iCs/>
-        </w:rPr>
-        <w:t>8</w:t>
-      </w:r>
-      <w:r>
-        <w:rPr>
-          <w:rFonts w:ascii="Times New Roman" w:hAnsi="Times New Roman" w:cs="Times New Roman"/>
-          <w:iCs/>
-        </w:rPr>
-        <w:t>.</w:t>
-      </w:r>
-      <w:r>
-        <w:rPr>
-          <w:rFonts w:ascii="Times New Roman" w:hAnsi="Times New Roman" w:cs="Times New Roman"/>
-          <w:iCs/>
-        </w:rPr>
-        <w:t xml:space="preserve"> Admin Dashboard</w:t>
-      </w:r>
-      <w:r>
-        <w:rPr>
-          <w:rFonts w:ascii="Times New Roman" w:hAnsi="Times New Roman" w:cs="Times New Roman"/>
-          <w:iCs/>
-        </w:rPr>
-        <w:t>.</w:t>
+        <w:t xml:space="preserve"> Figure 8. Admin Dashboard.</w:t>
       </w:r>
     </w:p>
     <w:p>
@@ -1815,27 +1656,7 @@
           <w:bCs/>
           <w:color w:val="1F4D78"/>
         </w:rPr>
-        <w:t xml:space="preserve">Single Go </w:t>
-      </w:r>
-      <w:proofErr w:type="gramStart"/>
-      <w:r>
-        <w:rPr>
-          <w:rFonts w:ascii="Times New Roman" w:hAnsi="Times New Roman" w:cs="Times New Roman"/>
-          <w:b/>
-          <w:bCs/>
-          <w:color w:val="1F4D78"/>
-        </w:rPr>
-        <w:t>runtime</w:t>
-      </w:r>
-      <w:proofErr w:type="gramEnd"/>
-      <w:r>
-        <w:rPr>
-          <w:rFonts w:ascii="Times New Roman" w:hAnsi="Times New Roman" w:cs="Times New Roman"/>
-          <w:b/>
-          <w:bCs/>
-          <w:color w:val="1F4D78"/>
-        </w:rPr>
-        <w:t xml:space="preserve">. </w:t>
+        <w:t xml:space="preserve">Single Go runtime. </w:t>
       </w:r>
       <w:r>
         <w:rPr>
@@ -2039,13 +1860,7 @@
         <w:rPr>
           <w:rFonts w:ascii="Times New Roman" w:hAnsi="Times New Roman" w:cs="Times New Roman"/>
         </w:rPr>
-        <w:t xml:space="preserve">Figure 10. Runtime architecture </w:t>
-      </w:r>
-      <w:r>
-        <w:rPr>
-          <w:rFonts w:ascii="Times New Roman" w:hAnsi="Times New Roman" w:cs="Times New Roman"/>
-        </w:rPr>
-        <w:t>flow diagram</w:t>
+        <w:t>Figure 10. Runtime architecture flow diagram</w:t>
       </w:r>
     </w:p>
     <w:p>
@@ -3379,7 +3194,7 @@
         <w:rPr>
           <w:rFonts w:ascii="Times New Roman" w:hAnsi="Times New Roman" w:cs="Times New Roman"/>
         </w:rPr>
-        <w:t>7</w:t>
+        <w:t>5</w:t>
       </w:r>
       <w:r>
         <w:rPr>
@@ -4057,7 +3872,7 @@
         <w:rPr>
           <w:rFonts w:ascii="Times New Roman" w:hAnsi="Times New Roman" w:cs="Times New Roman"/>
         </w:rPr>
-        <w:t>8</w:t>
+        <w:t>6</w:t>
       </w:r>
       <w:r>
         <w:rPr>
@@ -5241,6 +5056,7 @@
   <w:style w:type="character" w:default="1" w:styleId="DefaultParagraphFont">
     <w:name w:val="Default Paragraph Font"/>
     <w:uiPriority w:val="1"/>
+    <w:semiHidden/>
     <w:unhideWhenUsed/>
   </w:style>
   <w:style w:type="table" w:default="1" w:styleId="TableNormal">

--- a/docs/Leave_Management_System_Assessment_Documentation.docx
+++ b/docs/Leave_Management_System_Assessment_Documentation.docx
@@ -234,7 +234,21 @@
               <w:rPr>
                 <w:rFonts w:ascii="Times New Roman" w:hAnsi="Times New Roman" w:cs="Times New Roman"/>
               </w:rPr>
-              <w:t>Go, PostgreSQL / Supabase, React</w:t>
+              <w:t xml:space="preserve">Go, PostgreSQL / </w:t>
+            </w:r>
+            <w:proofErr w:type="spellStart"/>
+            <w:r>
+              <w:rPr>
+                <w:rFonts w:ascii="Times New Roman" w:hAnsi="Times New Roman" w:cs="Times New Roman"/>
+              </w:rPr>
+              <w:t>Supabase</w:t>
+            </w:r>
+            <w:proofErr w:type="spellEnd"/>
+            <w:r>
+              <w:rPr>
+                <w:rFonts w:ascii="Times New Roman" w:hAnsi="Times New Roman" w:cs="Times New Roman"/>
+              </w:rPr>
+              <w:t>, React</w:t>
             </w:r>
           </w:p>
         </w:tc>
@@ -292,13 +306,7 @@
               <w:rPr>
                 <w:rFonts w:ascii="Times New Roman" w:hAnsi="Times New Roman" w:cs="Times New Roman"/>
               </w:rPr>
-              <w:t>28</w:t>
-            </w:r>
-            <w:r>
-              <w:rPr>
-                <w:rFonts w:ascii="Times New Roman" w:hAnsi="Times New Roman" w:cs="Times New Roman"/>
-              </w:rPr>
-              <w:t xml:space="preserve"> July 2026</w:t>
+              <w:t>28 July 2026</w:t>
             </w:r>
           </w:p>
         </w:tc>
@@ -336,7 +344,21 @@
         <w:rPr>
           <w:rFonts w:ascii="Times New Roman" w:hAnsi="Times New Roman" w:cs="Times New Roman"/>
         </w:rPr>
-        <w:t>The Leave Management System is a compact, role-based web application that supports three core workflows: employees submit and track leave, managers review requests from their assigned team, and administrators maintain accounts, reporting relationships, and yearly balances. The deployed application runs as a single Go server with an embedded React frontend and a Supabase-backed PostgreSQL database.</w:t>
+        <w:t xml:space="preserve">The Leave Management System is a compact, role-based web application that supports three core workflows: employees submit and track leave, managers review requests from their assigned team, and administrators maintain accounts, reporting relationships, and yearly balances. The deployed application runs as a single Go server with an embedded React frontend and a </w:t>
+      </w:r>
+      <w:proofErr w:type="spellStart"/>
+      <w:r>
+        <w:rPr>
+          <w:rFonts w:ascii="Times New Roman" w:hAnsi="Times New Roman" w:cs="Times New Roman"/>
+        </w:rPr>
+        <w:t>Supabase</w:t>
+      </w:r>
+      <w:proofErr w:type="spellEnd"/>
+      <w:r>
+        <w:rPr>
+          <w:rFonts w:ascii="Times New Roman" w:hAnsi="Times New Roman" w:cs="Times New Roman"/>
+        </w:rPr>
+        <w:t>-backed PostgreSQL database.</w:t>
       </w:r>
     </w:p>
     <w:p>
@@ -360,19 +382,11 @@
         </w:rPr>
         <w:t>2. System Workflow</w:t>
       </w:r>
-    </w:p>
-    <w:p>
-      <w:pPr>
-        <w:pStyle w:val="ListNumber"/>
-        <w:rPr>
-          <w:rFonts w:ascii="Times New Roman" w:hAnsi="Times New Roman" w:cs="Times New Roman"/>
-        </w:rPr>
-      </w:pPr>
       <w:r>
         <w:rPr>
           <w:rFonts w:ascii="Times New Roman" w:hAnsi="Times New Roman" w:cs="Times New Roman"/>
         </w:rPr>
-        <w:t>A user signs in through Supabase Authentication. The frontend exchanges the access token for an HttpOnly backend session cookie.</w:t>
+        <w:t xml:space="preserve"> </w:t>
       </w:r>
     </w:p>
     <w:p>
@@ -386,7 +400,63 @@
         <w:rPr>
           <w:rFonts w:ascii="Times New Roman" w:hAnsi="Times New Roman" w:cs="Times New Roman"/>
         </w:rPr>
-        <w:t>The Go API verifies the token locally through the project JWT secret or cached JWKS, with a secure Supabase verification fallback.</w:t>
+        <w:t xml:space="preserve">A user signs in through </w:t>
+      </w:r>
+      <w:proofErr w:type="spellStart"/>
+      <w:r>
+        <w:rPr>
+          <w:rFonts w:ascii="Times New Roman" w:hAnsi="Times New Roman" w:cs="Times New Roman"/>
+        </w:rPr>
+        <w:t>Supabase</w:t>
+      </w:r>
+      <w:proofErr w:type="spellEnd"/>
+      <w:r>
+        <w:rPr>
+          <w:rFonts w:ascii="Times New Roman" w:hAnsi="Times New Roman" w:cs="Times New Roman"/>
+        </w:rPr>
+        <w:t xml:space="preserve"> Authentication. The frontend exchanges the access token for an </w:t>
+      </w:r>
+      <w:proofErr w:type="spellStart"/>
+      <w:r>
+        <w:rPr>
+          <w:rFonts w:ascii="Times New Roman" w:hAnsi="Times New Roman" w:cs="Times New Roman"/>
+        </w:rPr>
+        <w:t>HttpOnly</w:t>
+      </w:r>
+      <w:proofErr w:type="spellEnd"/>
+      <w:r>
+        <w:rPr>
+          <w:rFonts w:ascii="Times New Roman" w:hAnsi="Times New Roman" w:cs="Times New Roman"/>
+        </w:rPr>
+        <w:t xml:space="preserve"> backend session cookie.</w:t>
+      </w:r>
+    </w:p>
+    <w:p>
+      <w:pPr>
+        <w:pStyle w:val="ListNumber"/>
+        <w:rPr>
+          <w:rFonts w:ascii="Times New Roman" w:hAnsi="Times New Roman" w:cs="Times New Roman"/>
+        </w:rPr>
+      </w:pPr>
+      <w:r>
+        <w:rPr>
+          <w:rFonts w:ascii="Times New Roman" w:hAnsi="Times New Roman" w:cs="Times New Roman"/>
+        </w:rPr>
+        <w:t xml:space="preserve">The Go API verifies the token locally through the project JWT secret or cached JWKS, with a secure </w:t>
+      </w:r>
+      <w:proofErr w:type="spellStart"/>
+      <w:r>
+        <w:rPr>
+          <w:rFonts w:ascii="Times New Roman" w:hAnsi="Times New Roman" w:cs="Times New Roman"/>
+        </w:rPr>
+        <w:t>Supabase</w:t>
+      </w:r>
+      <w:proofErr w:type="spellEnd"/>
+      <w:r>
+        <w:rPr>
+          <w:rFonts w:ascii="Times New Roman" w:hAnsi="Times New Roman" w:cs="Times New Roman"/>
+        </w:rPr>
+        <w:t xml:space="preserve"> verification fallback.</w:t>
       </w:r>
     </w:p>
     <w:p>
@@ -442,7 +512,21 @@
         <w:rPr>
           <w:rFonts w:ascii="Times New Roman" w:hAnsi="Times New Roman" w:cs="Times New Roman"/>
         </w:rPr>
-        <w:t>Administrators create or update accounts through the Supabase Admin API and synchronize application profiles, manager assignment, departments, and balances.</w:t>
+        <w:t xml:space="preserve">Administrators create or update accounts through the </w:t>
+      </w:r>
+      <w:proofErr w:type="spellStart"/>
+      <w:r>
+        <w:rPr>
+          <w:rFonts w:ascii="Times New Roman" w:hAnsi="Times New Roman" w:cs="Times New Roman"/>
+        </w:rPr>
+        <w:t>Supabase</w:t>
+      </w:r>
+      <w:proofErr w:type="spellEnd"/>
+      <w:r>
+        <w:rPr>
+          <w:rFonts w:ascii="Times New Roman" w:hAnsi="Times New Roman" w:cs="Times New Roman"/>
+        </w:rPr>
+        <w:t xml:space="preserve"> Admin API and synchronize application profiles, manager assignment, departments, and balances.</w:t>
       </w:r>
     </w:p>
     <w:p>
@@ -459,6 +543,190 @@
     </w:p>
     <w:p>
       <w:pPr>
+        <w:pStyle w:val="Heading1"/>
+        <w:rPr>
+          <w:rFonts w:ascii="Times New Roman" w:hAnsi="Times New Roman" w:cs="Times New Roman"/>
+        </w:rPr>
+      </w:pPr>
+      <w:r>
+        <w:rPr>
+          <w:rFonts w:ascii="Times New Roman" w:hAnsi="Times New Roman" w:cs="Times New Roman"/>
+        </w:rPr>
+        <w:t>3.Main Features</w:t>
+      </w:r>
+    </w:p>
+    <w:p>
+      <w:pPr>
+        <w:pStyle w:val="ListParagraph"/>
+        <w:numPr>
+          <w:ilvl w:val="0"/>
+          <w:numId w:val="11"/>
+        </w:numPr>
+        <w:spacing w:line="360" w:lineRule="auto"/>
+        <w:rPr>
+          <w:rFonts w:ascii="Times New Roman" w:hAnsi="Times New Roman" w:cs="Times New Roman"/>
+          <w:lang w:val="en-GB"/>
+        </w:rPr>
+      </w:pPr>
+      <w:proofErr w:type="spellStart"/>
+      <w:r>
+        <w:rPr>
+          <w:rFonts w:ascii="Times New Roman" w:hAnsi="Times New Roman" w:cs="Times New Roman"/>
+          <w:lang w:val="en-GB"/>
+        </w:rPr>
+        <w:t>Supabase</w:t>
+      </w:r>
+      <w:proofErr w:type="spellEnd"/>
+      <w:r>
+        <w:rPr>
+          <w:rFonts w:ascii="Times New Roman" w:hAnsi="Times New Roman" w:cs="Times New Roman"/>
+          <w:lang w:val="en-GB"/>
+        </w:rPr>
+        <w:t xml:space="preserve"> authentication and server-side role authorization</w:t>
+      </w:r>
+    </w:p>
+    <w:p>
+      <w:pPr>
+        <w:pStyle w:val="ListParagraph"/>
+        <w:numPr>
+          <w:ilvl w:val="0"/>
+          <w:numId w:val="11"/>
+        </w:numPr>
+        <w:spacing w:line="360" w:lineRule="auto"/>
+        <w:rPr>
+          <w:rFonts w:ascii="Times New Roman" w:hAnsi="Times New Roman" w:cs="Times New Roman"/>
+          <w:lang w:val="en-GB"/>
+        </w:rPr>
+      </w:pPr>
+      <w:r>
+        <w:rPr>
+          <w:rFonts w:ascii="Times New Roman" w:hAnsi="Times New Roman" w:cs="Times New Roman"/>
+          <w:lang w:val="en-GB"/>
+        </w:rPr>
+        <w:t>Employee leave submission, tracking, attachments, and pending-request deletion</w:t>
+      </w:r>
+    </w:p>
+    <w:p>
+      <w:pPr>
+        <w:pStyle w:val="ListParagraph"/>
+        <w:numPr>
+          <w:ilvl w:val="0"/>
+          <w:numId w:val="11"/>
+        </w:numPr>
+        <w:spacing w:line="360" w:lineRule="auto"/>
+        <w:rPr>
+          <w:rFonts w:ascii="Times New Roman" w:hAnsi="Times New Roman" w:cs="Times New Roman"/>
+          <w:lang w:val="en-GB"/>
+        </w:rPr>
+      </w:pPr>
+      <w:r>
+        <w:rPr>
+          <w:rFonts w:ascii="Times New Roman" w:hAnsi="Times New Roman" w:cs="Times New Roman"/>
+          <w:lang w:val="en-GB"/>
+        </w:rPr>
+        <w:t>Manager-scoped approvals and decision history</w:t>
+      </w:r>
+    </w:p>
+    <w:p>
+      <w:pPr>
+        <w:pStyle w:val="ListParagraph"/>
+        <w:numPr>
+          <w:ilvl w:val="0"/>
+          <w:numId w:val="11"/>
+        </w:numPr>
+        <w:spacing w:line="360" w:lineRule="auto"/>
+        <w:rPr>
+          <w:rFonts w:ascii="Times New Roman" w:hAnsi="Times New Roman" w:cs="Times New Roman"/>
+          <w:lang w:val="en-GB"/>
+        </w:rPr>
+      </w:pPr>
+      <w:r>
+        <w:rPr>
+          <w:rFonts w:ascii="Times New Roman" w:hAnsi="Times New Roman" w:cs="Times New Roman"/>
+          <w:lang w:val="en-GB"/>
+        </w:rPr>
+        <w:t>Administrator account, manager-assignment, employee-detail, password, and leave-balance management</w:t>
+      </w:r>
+    </w:p>
+    <w:p>
+      <w:pPr>
+        <w:pStyle w:val="ListParagraph"/>
+        <w:numPr>
+          <w:ilvl w:val="0"/>
+          <w:numId w:val="11"/>
+        </w:numPr>
+        <w:spacing w:line="360" w:lineRule="auto"/>
+        <w:rPr>
+          <w:rFonts w:ascii="Times New Roman" w:hAnsi="Times New Roman" w:cs="Times New Roman"/>
+          <w:lang w:val="en-GB"/>
+        </w:rPr>
+      </w:pPr>
+      <w:r>
+        <w:rPr>
+          <w:rFonts w:ascii="Times New Roman" w:hAnsi="Times New Roman" w:cs="Times New Roman"/>
+          <w:lang w:val="en-GB"/>
+        </w:rPr>
+        <w:t>PostgreSQL constraints for overlaps, yearly balances, and approval consistency</w:t>
+      </w:r>
+    </w:p>
+    <w:p>
+      <w:pPr>
+        <w:pStyle w:val="ListParagraph"/>
+        <w:numPr>
+          <w:ilvl w:val="0"/>
+          <w:numId w:val="11"/>
+        </w:numPr>
+        <w:spacing w:line="360" w:lineRule="auto"/>
+        <w:rPr>
+          <w:rFonts w:ascii="Times New Roman" w:hAnsi="Times New Roman" w:cs="Times New Roman"/>
+          <w:lang w:val="en-GB"/>
+        </w:rPr>
+      </w:pPr>
+      <w:r>
+        <w:rPr>
+          <w:rFonts w:ascii="Times New Roman" w:hAnsi="Times New Roman" w:cs="Times New Roman"/>
+          <w:lang w:val="en-GB"/>
+        </w:rPr>
+        <w:t>Responsive desktop, tablet, and mobile interface</w:t>
+      </w:r>
+    </w:p>
+    <w:p>
+      <w:pPr>
+        <w:pStyle w:val="ListParagraph"/>
+        <w:numPr>
+          <w:ilvl w:val="0"/>
+          <w:numId w:val="11"/>
+        </w:numPr>
+        <w:spacing w:line="360" w:lineRule="auto"/>
+        <w:rPr>
+          <w:rFonts w:ascii="Times New Roman" w:hAnsi="Times New Roman" w:cs="Times New Roman"/>
+          <w:lang w:val="en-GB"/>
+        </w:rPr>
+      </w:pPr>
+      <w:r>
+        <w:rPr>
+          <w:rFonts w:ascii="Times New Roman" w:hAnsi="Times New Roman" w:cs="Times New Roman"/>
+          <w:lang w:val="en-GB"/>
+        </w:rPr>
+        <w:t>Rate limiting, CSRF protection, secure cookies, caching, and private attachment storage</w:t>
+      </w:r>
+    </w:p>
+    <w:p>
+      <w:pPr>
+        <w:rPr>
+          <w:rFonts w:ascii="Times New Roman" w:hAnsi="Times New Roman" w:cs="Times New Roman"/>
+        </w:rPr>
+      </w:pPr>
+    </w:p>
+    <w:p>
+      <w:pPr>
+        <w:rPr>
+          <w:rFonts w:ascii="Times New Roman" w:hAnsi="Times New Roman" w:cs="Times New Roman"/>
+        </w:rPr>
+      </w:pPr>
+    </w:p>
+    <w:p>
+      <w:pPr>
         <w:pStyle w:val="ListNumber"/>
         <w:numPr>
           <w:ilvl w:val="0"/>
@@ -480,6 +748,7 @@
         <w:rPr>
           <w:rFonts w:ascii="Times New Roman" w:hAnsi="Times New Roman" w:cs="Times New Roman"/>
         </w:rPr>
+        <w:lastRenderedPageBreak/>
         <w:t>Employee Experience</w:t>
       </w:r>
     </w:p>
@@ -564,7 +833,6 @@
           <w:rFonts w:ascii="Times New Roman" w:hAnsi="Times New Roman" w:cs="Times New Roman"/>
           <w:noProof/>
         </w:rPr>
-        <w:lastRenderedPageBreak/>
         <w:drawing>
           <wp:inline distT="0" distB="0" distL="0" distR="0" wp14:anchorId="75764945" wp14:editId="2B8DA7B2">
             <wp:extent cx="5943600" cy="3714115"/>
@@ -644,6 +912,7 @@
           <w:rFonts w:ascii="Times New Roman" w:hAnsi="Times New Roman" w:cs="Times New Roman"/>
           <w:noProof/>
         </w:rPr>
+        <w:lastRenderedPageBreak/>
         <w:drawing>
           <wp:inline distT="0" distB="0" distL="0" distR="0" wp14:anchorId="55E5CB55" wp14:editId="53832D1B">
             <wp:extent cx="5943600" cy="3714115"/>
@@ -827,6 +1096,7 @@
         </w:rPr>
       </w:pPr>
     </w:p>
+    <w:p/>
     <w:p>
       <w:pPr>
         <w:pStyle w:val="Heading2"/>
@@ -838,12 +1108,19 @@
         <w:rPr>
           <w:rFonts w:ascii="Times New Roman" w:hAnsi="Times New Roman" w:cs="Times New Roman"/>
         </w:rPr>
+        <w:lastRenderedPageBreak/>
         <w:t>Manager Experience</w:t>
       </w:r>
     </w:p>
-    <w:p/>
     <w:p>
       <w:pPr>
+        <w:rPr>
+          <w:rFonts w:ascii="Times New Roman" w:hAnsi="Times New Roman" w:cs="Times New Roman"/>
+        </w:rPr>
+      </w:pPr>
+    </w:p>
+    <w:p>
+      <w:pPr>
         <w:pStyle w:val="ListBullet"/>
         <w:rPr>
           <w:rFonts w:ascii="Times New Roman" w:hAnsi="Times New Roman" w:cs="Times New Roman"/>
@@ -853,7 +1130,29 @@
         <w:rPr>
           <w:rFonts w:ascii="Times New Roman" w:hAnsi="Times New Roman" w:cs="Times New Roman"/>
         </w:rPr>
-        <w:t>View only employees explicitly assigned through users.manager_id.</w:t>
+        <w:t xml:space="preserve">View only employees explicitly assigned through </w:t>
+      </w:r>
+      <w:proofErr w:type="spellStart"/>
+      <w:proofErr w:type="gramStart"/>
+      <w:r>
+        <w:rPr>
+          <w:rFonts w:ascii="Times New Roman" w:hAnsi="Times New Roman" w:cs="Times New Roman"/>
+        </w:rPr>
+        <w:t>users.manager</w:t>
+      </w:r>
+      <w:proofErr w:type="gramEnd"/>
+      <w:r>
+        <w:rPr>
+          <w:rFonts w:ascii="Times New Roman" w:hAnsi="Times New Roman" w:cs="Times New Roman"/>
+        </w:rPr>
+        <w:t>_id</w:t>
+      </w:r>
+      <w:proofErr w:type="spellEnd"/>
+      <w:r>
+        <w:rPr>
+          <w:rFonts w:ascii="Times New Roman" w:hAnsi="Times New Roman" w:cs="Times New Roman"/>
+        </w:rPr>
+        <w:t>.</w:t>
       </w:r>
     </w:p>
     <w:p>
@@ -1006,7 +1305,6 @@
           <w:rFonts w:ascii="Times New Roman" w:hAnsi="Times New Roman" w:cs="Times New Roman"/>
           <w:noProof/>
         </w:rPr>
-        <w:lastRenderedPageBreak/>
         <w:drawing>
           <wp:inline distT="0" distB="0" distL="0" distR="0" wp14:anchorId="72096D5D" wp14:editId="6EB5805E">
             <wp:extent cx="5940992" cy="3440317"/>
@@ -1098,6 +1396,7 @@
           <w:rFonts w:ascii="Times New Roman" w:hAnsi="Times New Roman" w:cs="Times New Roman"/>
           <w:noProof/>
         </w:rPr>
+        <w:lastRenderedPageBreak/>
         <w:drawing>
           <wp:inline distT="0" distB="0" distL="0" distR="0" wp14:anchorId="55E2D3F9" wp14:editId="51BC6E17">
             <wp:extent cx="5943600" cy="3714115"/>
@@ -1173,7 +1472,6 @@
           <w:rFonts w:ascii="Times New Roman" w:hAnsi="Times New Roman" w:cs="Times New Roman"/>
           <w:noProof/>
         </w:rPr>
-        <w:lastRenderedPageBreak/>
         <w:drawing>
           <wp:inline distT="0" distB="0" distL="0" distR="0" wp14:anchorId="79EAE2AD" wp14:editId="1EE56ED3">
             <wp:extent cx="5943600" cy="3714115"/>
@@ -1285,6 +1583,7 @@
         <w:rPr>
           <w:rFonts w:ascii="Times New Roman" w:hAnsi="Times New Roman" w:cs="Times New Roman"/>
         </w:rPr>
+        <w:lastRenderedPageBreak/>
         <w:t>Administrator’s</w:t>
       </w:r>
       <w:r>
@@ -1376,11 +1675,10 @@
           <w:rFonts w:ascii="Times New Roman" w:hAnsi="Times New Roman" w:cs="Times New Roman"/>
           <w:noProof/>
         </w:rPr>
-        <w:lastRenderedPageBreak/>
         <w:drawing>
-          <wp:inline distT="0" distB="0" distL="0" distR="0" wp14:anchorId="1B44BAF1" wp14:editId="03E52549">
-            <wp:extent cx="5943600" cy="3714115"/>
-            <wp:effectExtent l="0" t="0" r="0" b="635"/>
+          <wp:inline distT="0" distB="0" distL="0" distR="0" wp14:anchorId="1B44BAF1" wp14:editId="1FC9E7EE">
+            <wp:extent cx="5943600" cy="3340100"/>
+            <wp:effectExtent l="0" t="0" r="0" b="0"/>
             <wp:docPr id="1560370339" name="Picture 16"/>
             <wp:cNvGraphicFramePr>
               <a:graphicFrameLocks xmlns:a="http://schemas.openxmlformats.org/drawingml/2006/main" noChangeAspect="1"/>
@@ -1410,7 +1708,7 @@
                   <pic:spPr bwMode="auto">
                     <a:xfrm>
                       <a:off x="0" y="0"/>
-                      <a:ext cx="5943600" cy="3714115"/>
+                      <a:ext cx="5943600" cy="3340100"/>
                     </a:xfrm>
                     <a:prstGeom prst="rect">
                       <a:avLst/>
@@ -1656,13 +1954,47 @@
           <w:bCs/>
           <w:color w:val="1F4D78"/>
         </w:rPr>
-        <w:t xml:space="preserve">Single Go runtime. </w:t>
+        <w:t xml:space="preserve">Single Go </w:t>
+      </w:r>
+      <w:proofErr w:type="gramStart"/>
+      <w:r>
+        <w:rPr>
+          <w:rFonts w:ascii="Times New Roman" w:hAnsi="Times New Roman" w:cs="Times New Roman"/>
+          <w:b/>
+          <w:bCs/>
+          <w:color w:val="1F4D78"/>
+        </w:rPr>
+        <w:t>runtime</w:t>
+      </w:r>
+      <w:proofErr w:type="gramEnd"/>
+      <w:r>
+        <w:rPr>
+          <w:rFonts w:ascii="Times New Roman" w:hAnsi="Times New Roman" w:cs="Times New Roman"/>
+          <w:b/>
+          <w:bCs/>
+          <w:color w:val="1F4D78"/>
+        </w:rPr>
+        <w:t xml:space="preserve">. </w:t>
       </w:r>
       <w:r>
         <w:rPr>
           <w:rFonts w:ascii="Times New Roman" w:hAnsi="Times New Roman" w:cs="Times New Roman"/>
         </w:rPr>
-        <w:t>The production server embeds the built React assets, serves the SPA, and exposes /api. Node.js is build-time only.</w:t>
+        <w:t>The production server embeds the built React assets, serves the SPA, and exposes /</w:t>
+      </w:r>
+      <w:proofErr w:type="spellStart"/>
+      <w:r>
+        <w:rPr>
+          <w:rFonts w:ascii="Times New Roman" w:hAnsi="Times New Roman" w:cs="Times New Roman"/>
+        </w:rPr>
+        <w:t>api</w:t>
+      </w:r>
+      <w:proofErr w:type="spellEnd"/>
+      <w:r>
+        <w:rPr>
+          <w:rFonts w:ascii="Times New Roman" w:hAnsi="Times New Roman" w:cs="Times New Roman"/>
+        </w:rPr>
+        <w:t>. Node.js is build-time only.</w:t>
       </w:r>
     </w:p>
     <w:p>
@@ -1744,7 +2076,27 @@
           <w:bCs/>
           <w:color w:val="1F4D78"/>
         </w:rPr>
-        <w:t xml:space="preserve">Scoped caching. </w:t>
+        <w:t xml:space="preserve">Scoped </w:t>
+      </w:r>
+      <w:proofErr w:type="gramStart"/>
+      <w:r>
+        <w:rPr>
+          <w:rFonts w:ascii="Times New Roman" w:hAnsi="Times New Roman" w:cs="Times New Roman"/>
+          <w:b/>
+          <w:bCs/>
+          <w:color w:val="1F4D78"/>
+        </w:rPr>
+        <w:t>caching</w:t>
+      </w:r>
+      <w:proofErr w:type="gramEnd"/>
+      <w:r>
+        <w:rPr>
+          <w:rFonts w:ascii="Times New Roman" w:hAnsi="Times New Roman" w:cs="Times New Roman"/>
+          <w:b/>
+          <w:bCs/>
+          <w:color w:val="1F4D78"/>
+        </w:rPr>
+        <w:t xml:space="preserve">. </w:t>
       </w:r>
       <w:r>
         <w:rPr>
@@ -2143,7 +2495,21 @@
         <w:rPr>
           <w:rFonts w:ascii="Times New Roman" w:hAnsi="Times New Roman" w:cs="Times New Roman"/>
         </w:rPr>
-        <w:t>Middleware performs authentication, role checks, CSRF protection, CORS, caching, rate limiting, and request logging.</w:t>
+        <w:t xml:space="preserve">Middleware performs authentication, role checks, CSRF protection, CORS, </w:t>
+      </w:r>
+      <w:proofErr w:type="gramStart"/>
+      <w:r>
+        <w:rPr>
+          <w:rFonts w:ascii="Times New Roman" w:hAnsi="Times New Roman" w:cs="Times New Roman"/>
+        </w:rPr>
+        <w:t>caching</w:t>
+      </w:r>
+      <w:proofErr w:type="gramEnd"/>
+      <w:r>
+        <w:rPr>
+          <w:rFonts w:ascii="Times New Roman" w:hAnsi="Times New Roman" w:cs="Times New Roman"/>
+        </w:rPr>
+        <w:t>, rate limiting, and request logging.</w:t>
       </w:r>
     </w:p>
     <w:p>
@@ -2319,11 +2685,19 @@
                 <w:rFonts w:ascii="Times New Roman" w:hAnsi="Times New Roman" w:cs="Times New Roman"/>
               </w:rPr>
             </w:pPr>
+            <w:proofErr w:type="spellStart"/>
             <w:r>
               <w:rPr>
                 <w:rFonts w:ascii="Times New Roman" w:hAnsi="Times New Roman" w:cs="Times New Roman"/>
               </w:rPr>
-              <w:t>Supabase JWT validation with issuer, audience, expiry, algorithm, and signature checks</w:t>
+              <w:t>Supabase</w:t>
+            </w:r>
+            <w:proofErr w:type="spellEnd"/>
+            <w:r>
+              <w:rPr>
+                <w:rFonts w:ascii="Times New Roman" w:hAnsi="Times New Roman" w:cs="Times New Roman"/>
+              </w:rPr>
+              <w:t xml:space="preserve"> JWT validation with issuer, audience, expiry, algorithm, and signature checks</w:t>
             </w:r>
           </w:p>
         </w:tc>
@@ -2419,11 +2793,33 @@
                 <w:rFonts w:ascii="Times New Roman" w:hAnsi="Times New Roman" w:cs="Times New Roman"/>
               </w:rPr>
             </w:pPr>
+            <w:proofErr w:type="spellStart"/>
             <w:r>
               <w:rPr>
                 <w:rFonts w:ascii="Times New Roman" w:hAnsi="Times New Roman" w:cs="Times New Roman"/>
               </w:rPr>
-              <w:t>HttpOnly SameSite cookie and separate CSRF token for cookie-authenticated writes</w:t>
+              <w:t>HttpOnly</w:t>
+            </w:r>
+            <w:proofErr w:type="spellEnd"/>
+            <w:r>
+              <w:rPr>
+                <w:rFonts w:ascii="Times New Roman" w:hAnsi="Times New Roman" w:cs="Times New Roman"/>
+              </w:rPr>
+              <w:t xml:space="preserve"> </w:t>
+            </w:r>
+            <w:proofErr w:type="spellStart"/>
+            <w:r>
+              <w:rPr>
+                <w:rFonts w:ascii="Times New Roman" w:hAnsi="Times New Roman" w:cs="Times New Roman"/>
+              </w:rPr>
+              <w:t>SameSite</w:t>
+            </w:r>
+            <w:proofErr w:type="spellEnd"/>
+            <w:r>
+              <w:rPr>
+                <w:rFonts w:ascii="Times New Roman" w:hAnsi="Times New Roman" w:cs="Times New Roman"/>
+              </w:rPr>
+              <w:t xml:space="preserve"> cookie and separate CSRF token for cookie-authenticated writes</w:t>
             </w:r>
           </w:p>
         </w:tc>
@@ -2725,7 +3121,37 @@
               <w:rPr>
                 <w:rFonts w:ascii="Times New Roman" w:hAnsi="Times New Roman" w:cs="Times New Roman"/>
               </w:rPr>
-              <w:t>ID references auth.users; manager_id is self-referencing</w:t>
+              <w:t xml:space="preserve">ID references </w:t>
+            </w:r>
+            <w:proofErr w:type="spellStart"/>
+            <w:proofErr w:type="gramStart"/>
+            <w:r>
+              <w:rPr>
+                <w:rFonts w:ascii="Times New Roman" w:hAnsi="Times New Roman" w:cs="Times New Roman"/>
+              </w:rPr>
+              <w:t>auth.users</w:t>
+            </w:r>
+            <w:proofErr w:type="spellEnd"/>
+            <w:proofErr w:type="gramEnd"/>
+            <w:r>
+              <w:rPr>
+                <w:rFonts w:ascii="Times New Roman" w:hAnsi="Times New Roman" w:cs="Times New Roman"/>
+              </w:rPr>
+              <w:t xml:space="preserve">; </w:t>
+            </w:r>
+            <w:proofErr w:type="spellStart"/>
+            <w:r>
+              <w:rPr>
+                <w:rFonts w:ascii="Times New Roman" w:hAnsi="Times New Roman" w:cs="Times New Roman"/>
+              </w:rPr>
+              <w:t>manager_id</w:t>
+            </w:r>
+            <w:proofErr w:type="spellEnd"/>
+            <w:r>
+              <w:rPr>
+                <w:rFonts w:ascii="Times New Roman" w:hAnsi="Times New Roman" w:cs="Times New Roman"/>
+              </w:rPr>
+              <w:t xml:space="preserve"> is self-referencing</w:t>
             </w:r>
           </w:p>
         </w:tc>
@@ -2821,12 +3247,14 @@
                 <w:rFonts w:ascii="Times New Roman" w:hAnsi="Times New Roman" w:cs="Times New Roman"/>
               </w:rPr>
             </w:pPr>
+            <w:proofErr w:type="spellStart"/>
             <w:r>
               <w:rPr>
                 <w:rFonts w:ascii="Times New Roman" w:hAnsi="Times New Roman" w:cs="Times New Roman"/>
               </w:rPr>
               <w:t>leave_types</w:t>
             </w:r>
+            <w:proofErr w:type="spellEnd"/>
           </w:p>
         </w:tc>
         <w:tc>
@@ -2969,12 +3397,14 @@
                 <w:rFonts w:ascii="Times New Roman" w:hAnsi="Times New Roman" w:cs="Times New Roman"/>
               </w:rPr>
             </w:pPr>
+            <w:proofErr w:type="spellStart"/>
             <w:r>
               <w:rPr>
                 <w:rFonts w:ascii="Times New Roman" w:hAnsi="Times New Roman" w:cs="Times New Roman"/>
               </w:rPr>
               <w:t>leave_balances</w:t>
             </w:r>
+            <w:proofErr w:type="spellEnd"/>
           </w:p>
         </w:tc>
         <w:tc>
@@ -3419,7 +3849,29 @@
               <w:rPr>
                 <w:rFonts w:ascii="Times New Roman" w:hAnsi="Times New Roman" w:cs="Times New Roman"/>
               </w:rPr>
-              <w:t>go test ./...</w:t>
+              <w:t xml:space="preserve">go </w:t>
+            </w:r>
+            <w:proofErr w:type="spellStart"/>
+            <w:proofErr w:type="gramStart"/>
+            <w:r>
+              <w:rPr>
+                <w:rFonts w:ascii="Times New Roman" w:hAnsi="Times New Roman" w:cs="Times New Roman"/>
+              </w:rPr>
+              <w:t>test</w:t>
+            </w:r>
+            <w:proofErr w:type="spellEnd"/>
+            <w:r>
+              <w:rPr>
+                <w:rFonts w:ascii="Times New Roman" w:hAnsi="Times New Roman" w:cs="Times New Roman"/>
+              </w:rPr>
+              <w:t xml:space="preserve"> .</w:t>
+            </w:r>
+            <w:proofErr w:type="gramEnd"/>
+            <w:r>
+              <w:rPr>
+                <w:rFonts w:ascii="Times New Roman" w:hAnsi="Times New Roman" w:cs="Times New Roman"/>
+              </w:rPr>
+              <w:t>/...</w:t>
             </w:r>
           </w:p>
         </w:tc>
@@ -3496,7 +3948,21 @@
               <w:rPr>
                 <w:rFonts w:ascii="Times New Roman" w:hAnsi="Times New Roman" w:cs="Times New Roman"/>
               </w:rPr>
-              <w:t>go vet ./...</w:t>
+              <w:t xml:space="preserve">go </w:t>
+            </w:r>
+            <w:proofErr w:type="gramStart"/>
+            <w:r>
+              <w:rPr>
+                <w:rFonts w:ascii="Times New Roman" w:hAnsi="Times New Roman" w:cs="Times New Roman"/>
+              </w:rPr>
+              <w:t>vet .</w:t>
+            </w:r>
+            <w:proofErr w:type="gramEnd"/>
+            <w:r>
+              <w:rPr>
+                <w:rFonts w:ascii="Times New Roman" w:hAnsi="Times New Roman" w:cs="Times New Roman"/>
+              </w:rPr>
+              <w:t>/...</w:t>
             </w:r>
           </w:p>
         </w:tc>
@@ -3569,11 +4035,19 @@
                 <w:rFonts w:ascii="Times New Roman" w:hAnsi="Times New Roman" w:cs="Times New Roman"/>
               </w:rPr>
             </w:pPr>
+            <w:proofErr w:type="spellStart"/>
             <w:r>
               <w:rPr>
                 <w:rFonts w:ascii="Times New Roman" w:hAnsi="Times New Roman" w:cs="Times New Roman"/>
               </w:rPr>
-              <w:t>npm run lint</w:t>
+              <w:t>npm</w:t>
+            </w:r>
+            <w:proofErr w:type="spellEnd"/>
+            <w:r>
+              <w:rPr>
+                <w:rFonts w:ascii="Times New Roman" w:hAnsi="Times New Roman" w:cs="Times New Roman"/>
+              </w:rPr>
+              <w:t xml:space="preserve"> run lint</w:t>
             </w:r>
           </w:p>
         </w:tc>
@@ -3646,11 +4120,19 @@
                 <w:rFonts w:ascii="Times New Roman" w:hAnsi="Times New Roman" w:cs="Times New Roman"/>
               </w:rPr>
             </w:pPr>
+            <w:proofErr w:type="spellStart"/>
             <w:r>
               <w:rPr>
                 <w:rFonts w:ascii="Times New Roman" w:hAnsi="Times New Roman" w:cs="Times New Roman"/>
               </w:rPr>
-              <w:t>vitest run</w:t>
+              <w:t>vitest</w:t>
+            </w:r>
+            <w:proofErr w:type="spellEnd"/>
+            <w:r>
+              <w:rPr>
+                <w:rFonts w:ascii="Times New Roman" w:hAnsi="Times New Roman" w:cs="Times New Roman"/>
+              </w:rPr>
+              <w:t xml:space="preserve"> run</w:t>
             </w:r>
           </w:p>
         </w:tc>
@@ -3723,11 +4205,19 @@
                 <w:rFonts w:ascii="Times New Roman" w:hAnsi="Times New Roman" w:cs="Times New Roman"/>
               </w:rPr>
             </w:pPr>
+            <w:proofErr w:type="spellStart"/>
             <w:r>
               <w:rPr>
                 <w:rFonts w:ascii="Times New Roman" w:hAnsi="Times New Roman" w:cs="Times New Roman"/>
               </w:rPr>
-              <w:t>vite build</w:t>
+              <w:t>vite</w:t>
+            </w:r>
+            <w:proofErr w:type="spellEnd"/>
+            <w:r>
+              <w:rPr>
+                <w:rFonts w:ascii="Times New Roman" w:hAnsi="Times New Roman" w:cs="Times New Roman"/>
+              </w:rPr>
+              <w:t xml:space="preserve"> build</w:t>
             </w:r>
           </w:p>
         </w:tc>
@@ -3800,11 +4290,19 @@
                 <w:rFonts w:ascii="Times New Roman" w:hAnsi="Times New Roman" w:cs="Times New Roman"/>
               </w:rPr>
             </w:pPr>
+            <w:proofErr w:type="spellStart"/>
             <w:r>
               <w:rPr>
                 <w:rFonts w:ascii="Times New Roman" w:hAnsi="Times New Roman" w:cs="Times New Roman"/>
               </w:rPr>
-              <w:t>npm audit</w:t>
+              <w:t>npm</w:t>
+            </w:r>
+            <w:proofErr w:type="spellEnd"/>
+            <w:r>
+              <w:rPr>
+                <w:rFonts w:ascii="Times New Roman" w:hAnsi="Times New Roman" w:cs="Times New Roman"/>
+              </w:rPr>
+              <w:t xml:space="preserve"> audit</w:t>
             </w:r>
           </w:p>
         </w:tc>
@@ -3824,11 +4322,19 @@
                 <w:rFonts w:ascii="Times New Roman" w:hAnsi="Times New Roman" w:cs="Times New Roman"/>
               </w:rPr>
             </w:pPr>
+            <w:proofErr w:type="gramStart"/>
             <w:r>
               <w:rPr>
                 <w:rFonts w:ascii="Times New Roman" w:hAnsi="Times New Roman" w:cs="Times New Roman"/>
               </w:rPr>
-              <w:t>Known dependency vulnerabilities</w:t>
+              <w:t>Known</w:t>
+            </w:r>
+            <w:proofErr w:type="gramEnd"/>
+            <w:r>
+              <w:rPr>
+                <w:rFonts w:ascii="Times New Roman" w:hAnsi="Times New Roman" w:cs="Times New Roman"/>
+              </w:rPr>
+              <w:t xml:space="preserve"> dependency vulnerabilities</w:t>
             </w:r>
           </w:p>
         </w:tc>
@@ -3934,22 +4440,35 @@
         <w:rPr>
           <w:rFonts w:ascii="Times New Roman" w:hAnsi="Times New Roman" w:cs="Times New Roman"/>
         </w:rPr>
-        <w:t>A production rollout should add browser end-to-end tests against a disposable Supabase test project and centralized observability.</w:t>
+        <w:t xml:space="preserve">A production rollout should add browser end-to-end tests against a disposable </w:t>
+      </w:r>
+      <w:proofErr w:type="spellStart"/>
+      <w:r>
+        <w:rPr>
+          <w:rFonts w:ascii="Times New Roman" w:hAnsi="Times New Roman" w:cs="Times New Roman"/>
+        </w:rPr>
+        <w:t>Supabase</w:t>
+      </w:r>
+      <w:proofErr w:type="spellEnd"/>
+      <w:r>
+        <w:rPr>
+          <w:rFonts w:ascii="Times New Roman" w:hAnsi="Times New Roman" w:cs="Times New Roman"/>
+        </w:rPr>
+        <w:t xml:space="preserve"> test project and centralized observability.</w:t>
       </w:r>
     </w:p>
     <w:p>
       <w:pPr>
         <w:pStyle w:val="ListBullet"/>
-        <w:rPr>
-          <w:rFonts w:ascii="Times New Roman" w:hAnsi="Times New Roman" w:cs="Times New Roman"/>
-        </w:rPr>
-      </w:pPr>
-      <w:r>
-        <w:rPr>
-          <w:rFonts w:ascii="Times New Roman" w:hAnsi="Times New Roman" w:cs="Times New Roman"/>
-        </w:rPr>
-        <w:t>Email notifications and audit-event reporting are deliberately outside the core assessment scope but fit naturally behind the service layer.</w:t>
-      </w:r>
+        <w:numPr>
+          <w:ilvl w:val="0"/>
+          <w:numId w:val="0"/>
+        </w:numPr>
+        <w:ind w:left="720"/>
+        <w:rPr>
+          <w:rFonts w:ascii="Times New Roman" w:hAnsi="Times New Roman" w:cs="Times New Roman"/>
+        </w:rPr>
+      </w:pPr>
     </w:p>
     <w:p>
       <w:pPr>
@@ -4264,6 +4783,92 @@
     </w:lvl>
   </w:abstractNum>
   <w:abstractNum w:abstractNumId="9" w15:restartNumberingAfterBreak="0">
+    <w:nsid w:val="06F93A96"/>
+    <w:multiLevelType w:val="hybridMultilevel"/>
+    <w:tmpl w:val="B450E284"/>
+    <w:lvl w:ilvl="0" w:tplc="0809000F">
+      <w:start w:val="1"/>
+      <w:numFmt w:val="decimal"/>
+      <w:lvlText w:val="%1."/>
+      <w:lvlJc w:val="left"/>
+      <w:pPr>
+        <w:ind w:left="720" w:hanging="360"/>
+      </w:pPr>
+    </w:lvl>
+    <w:lvl w:ilvl="1" w:tplc="08090019" w:tentative="1">
+      <w:start w:val="1"/>
+      <w:numFmt w:val="lowerLetter"/>
+      <w:lvlText w:val="%2."/>
+      <w:lvlJc w:val="left"/>
+      <w:pPr>
+        <w:ind w:left="1440" w:hanging="360"/>
+      </w:pPr>
+    </w:lvl>
+    <w:lvl w:ilvl="2" w:tplc="0809001B" w:tentative="1">
+      <w:start w:val="1"/>
+      <w:numFmt w:val="lowerRoman"/>
+      <w:lvlText w:val="%3."/>
+      <w:lvlJc w:val="right"/>
+      <w:pPr>
+        <w:ind w:left="2160" w:hanging="180"/>
+      </w:pPr>
+    </w:lvl>
+    <w:lvl w:ilvl="3" w:tplc="0809000F" w:tentative="1">
+      <w:start w:val="1"/>
+      <w:numFmt w:val="decimal"/>
+      <w:lvlText w:val="%4."/>
+      <w:lvlJc w:val="left"/>
+      <w:pPr>
+        <w:ind w:left="2880" w:hanging="360"/>
+      </w:pPr>
+    </w:lvl>
+    <w:lvl w:ilvl="4" w:tplc="08090019" w:tentative="1">
+      <w:start w:val="1"/>
+      <w:numFmt w:val="lowerLetter"/>
+      <w:lvlText w:val="%5."/>
+      <w:lvlJc w:val="left"/>
+      <w:pPr>
+        <w:ind w:left="3600" w:hanging="360"/>
+      </w:pPr>
+    </w:lvl>
+    <w:lvl w:ilvl="5" w:tplc="0809001B" w:tentative="1">
+      <w:start w:val="1"/>
+      <w:numFmt w:val="lowerRoman"/>
+      <w:lvlText w:val="%6."/>
+      <w:lvlJc w:val="right"/>
+      <w:pPr>
+        <w:ind w:left="4320" w:hanging="180"/>
+      </w:pPr>
+    </w:lvl>
+    <w:lvl w:ilvl="6" w:tplc="0809000F" w:tentative="1">
+      <w:start w:val="1"/>
+      <w:numFmt w:val="decimal"/>
+      <w:lvlText w:val="%7."/>
+      <w:lvlJc w:val="left"/>
+      <w:pPr>
+        <w:ind w:left="5040" w:hanging="360"/>
+      </w:pPr>
+    </w:lvl>
+    <w:lvl w:ilvl="7" w:tplc="08090019" w:tentative="1">
+      <w:start w:val="1"/>
+      <w:numFmt w:val="lowerLetter"/>
+      <w:lvlText w:val="%8."/>
+      <w:lvlJc w:val="left"/>
+      <w:pPr>
+        <w:ind w:left="5760" w:hanging="360"/>
+      </w:pPr>
+    </w:lvl>
+    <w:lvl w:ilvl="8" w:tplc="0809001B" w:tentative="1">
+      <w:start w:val="1"/>
+      <w:numFmt w:val="lowerRoman"/>
+      <w:lvlText w:val="%9."/>
+      <w:lvlJc w:val="right"/>
+      <w:pPr>
+        <w:ind w:left="6480" w:hanging="180"/>
+      </w:pPr>
+    </w:lvl>
+  </w:abstractNum>
+  <w:abstractNum w:abstractNumId="10" w15:restartNumberingAfterBreak="0">
     <w:nsid w:val="0C0A16C2"/>
     <w:multiLevelType w:val="multilevel"/>
     <w:tmpl w:val="749ADB68"/>
@@ -4440,6 +5045,9 @@
     <w:abstractNumId w:val="0"/>
   </w:num>
   <w:num w:numId="10" w16cid:durableId="1527138310">
+    <w:abstractNumId w:val="10"/>
+  </w:num>
+  <w:num w:numId="11" w16cid:durableId="2058700881">
     <w:abstractNumId w:val="9"/>
   </w:num>
 </w:numbering>
@@ -5056,7 +5664,6 @@
   <w:style w:type="character" w:default="1" w:styleId="DefaultParagraphFont">
     <w:name w:val="Default Paragraph Font"/>
     <w:uiPriority w:val="1"/>
-    <w:semiHidden/>
     <w:unhideWhenUsed/>
   </w:style>
   <w:style w:type="table" w:default="1" w:styleId="TableNormal">
